--- a/README.docx
+++ b/README.docx
@@ -14,23 +14,7 @@
           <w:b/>
           <w:bCs/>
         </w:rPr>
-        <w:t xml:space="preserve">Updated Project Plan (SQLite + </w:t>
-      </w:r>
-      <w:proofErr w:type="spellStart"/>
-      <w:r>
-        <w:rPr>
-          <w:b/>
-          <w:bCs/>
-        </w:rPr>
-        <w:t>Streamlit</w:t>
-      </w:r>
-      <w:proofErr w:type="spellEnd"/>
-      <w:r>
-        <w:rPr>
-          <w:b/>
-          <w:bCs/>
-        </w:rPr>
-        <w:t>)</w:t>
+        <w:t>Updated Project Plan (SQLite + Streamlit)</w:t>
       </w:r>
     </w:p>
     <w:p>
@@ -74,15 +58,7 @@
         </w:numPr>
       </w:pPr>
       <w:r>
-        <w:t xml:space="preserve">Table: </w:t>
-      </w:r>
-      <w:proofErr w:type="gramStart"/>
-      <w:r>
-        <w:t>users(</w:t>
-      </w:r>
-      <w:proofErr w:type="gramEnd"/>
-      <w:r>
-        <w:t>email, password, role)</w:t>
+        <w:t>Table: users(email, password, role)</w:t>
       </w:r>
     </w:p>
     <w:p>
@@ -99,7 +75,7 @@
     <w:p>
       <w:r>
         <w:pict w14:anchorId="3DD7F4EC">
-          <v:rect id="_x0000_i1031" style="width:0;height:1.5pt" o:hralign="center" o:hrstd="t" o:hr="t" fillcolor="#a0a0a0" stroked="f"/>
+          <v:rect id="_x0000_i1025" style="width:0;height:1.5pt" o:hralign="center" o:hrstd="t" o:hr="t" fillcolor="#a0a0a0" stroked="f"/>
         </w:pict>
       </w:r>
     </w:p>
@@ -148,21 +124,8 @@
         </w:numPr>
       </w:pPr>
       <w:r>
-        <w:t xml:space="preserve">Fields: id, </w:t>
-      </w:r>
-      <w:proofErr w:type="spellStart"/>
-      <w:r>
-        <w:t>student_email</w:t>
-      </w:r>
-      <w:proofErr w:type="spellEnd"/>
-      <w:r>
-        <w:t xml:space="preserve">, subject, marks, </w:t>
-      </w:r>
-      <w:proofErr w:type="spellStart"/>
-      <w:r>
-        <w:t>submitted_by</w:t>
-      </w:r>
-      <w:proofErr w:type="spellEnd"/>
+        <w:t>Fields: id, student_email, subject, marks, submitted_by</w:t>
+      </w:r>
     </w:p>
     <w:p>
       <w:pPr>
@@ -183,21 +146,13 @@
         </w:numPr>
       </w:pPr>
       <w:r>
-        <w:t xml:space="preserve">Fields: id, title, message, </w:t>
-      </w:r>
-      <w:proofErr w:type="spellStart"/>
-      <w:r>
-        <w:t>created_by</w:t>
-      </w:r>
-      <w:proofErr w:type="spellEnd"/>
-      <w:r>
-        <w:t>, timestamp</w:t>
+        <w:t>Fields: id, title, message, created_by, timestamp</w:t>
       </w:r>
     </w:p>
     <w:p>
       <w:r>
         <w:pict w14:anchorId="043E618F">
-          <v:rect id="_x0000_i1033" style="width:0;height:1.5pt" o:hralign="center" o:hrstd="t" o:hr="t" fillcolor="#a0a0a0" stroked="f"/>
+          <v:rect id="_x0000_i1026" style="width:0;height:1.5pt" o:hralign="center" o:hrstd="t" o:hr="t" fillcolor="#a0a0a0" stroked="f"/>
         </w:pict>
       </w:r>
     </w:p>
@@ -362,7 +317,7 @@
     <w:p>
       <w:r>
         <w:pict w14:anchorId="4A0E811D">
-          <v:rect id="_x0000_i1034" style="width:0;height:1.5pt" o:hralign="center" o:hrstd="t" o:hr="t" fillcolor="#a0a0a0" stroked="f"/>
+          <v:rect id="_x0000_i1027" style="width:0;height:1.5pt" o:hralign="center" o:hrstd="t" o:hr="t" fillcolor="#a0a0a0" stroked="f"/>
         </w:pict>
       </w:r>
     </w:p>
@@ -445,7 +400,7 @@
     <w:p>
       <w:r>
         <w:pict w14:anchorId="1F368D8E">
-          <v:rect id="_x0000_i1041" style="width:0;height:1.5pt" o:hralign="center" o:hrstd="t" o:hr="t" fillcolor="#a0a0a0" stroked="f"/>
+          <v:rect id="_x0000_i1028" style="width:0;height:1.5pt" o:hralign="center" o:hrstd="t" o:hr="t" fillcolor="#a0a0a0" stroked="f"/>
         </w:pict>
       </w:r>
     </w:p>
@@ -461,23 +416,7 @@
           <w:b/>
           <w:bCs/>
         </w:rPr>
-        <w:t xml:space="preserve">5. </w:t>
-      </w:r>
-      <w:proofErr w:type="spellStart"/>
-      <w:r>
-        <w:rPr>
-          <w:b/>
-          <w:bCs/>
-        </w:rPr>
-        <w:t>Streamlit</w:t>
-      </w:r>
-      <w:proofErr w:type="spellEnd"/>
-      <w:r>
-        <w:rPr>
-          <w:b/>
-          <w:bCs/>
-        </w:rPr>
-        <w:t xml:space="preserve"> UI</w:t>
+        <w:t>5. Streamlit UI</w:t>
       </w:r>
     </w:p>
     <w:p>
@@ -552,7 +491,7 @@
     <w:p>
       <w:r>
         <w:pict w14:anchorId="43BFB34B">
-          <v:rect id="_x0000_i1061" style="width:0;height:1.5pt" o:hralign="center" o:hrstd="t" o:hr="t" fillcolor="#a0a0a0" stroked="f"/>
+          <v:rect id="_x0000_i1029" style="width:0;height:1.5pt" o:hralign="center" o:hrstd="t" o:hr="t" fillcolor="#a0a0a0" stroked="f"/>
         </w:pict>
       </w:r>
     </w:p>
@@ -577,20 +516,13 @@
       </w:r>
     </w:p>
     <w:p>
-      <w:proofErr w:type="spellStart"/>
       <w:r>
         <w:t>CopyEdit</w:t>
       </w:r>
-      <w:proofErr w:type="spellEnd"/>
-    </w:p>
-    <w:p>
-      <w:proofErr w:type="spellStart"/>
-      <w:r>
-        <w:t>school_management</w:t>
-      </w:r>
-      <w:proofErr w:type="spellEnd"/>
-      <w:r>
-        <w:t>/</w:t>
+    </w:p>
+    <w:p>
+      <w:r>
+        <w:t>school_management/</w:t>
       </w:r>
     </w:p>
     <w:p>
@@ -612,15 +544,7 @@
         <w:t>─</w:t>
       </w:r>
       <w:r>
-        <w:t xml:space="preserve"> app.py                 # Main </w:t>
-      </w:r>
-      <w:proofErr w:type="spellStart"/>
-      <w:r>
-        <w:t>Streamlit</w:t>
-      </w:r>
-      <w:proofErr w:type="spellEnd"/>
-      <w:r>
-        <w:t xml:space="preserve"> entry point</w:t>
+        <w:t xml:space="preserve"> app.py                 # Main Streamlit entry point</w:t>
       </w:r>
     </w:p>
     <w:p>
@@ -715,15 +639,7 @@
     </w:p>
     <w:p>
       <w:r>
-        <w:t xml:space="preserve">│   └─ </w:t>
-      </w:r>
-      <w:proofErr w:type="spellStart"/>
-      <w:r>
-        <w:t>school.db</w:t>
-      </w:r>
-      <w:proofErr w:type="spellEnd"/>
-      <w:r>
-        <w:t xml:space="preserve">          # SQLite database file</w:t>
+        <w:t>│   └─ school.db          # SQLite database file</w:t>
       </w:r>
     </w:p>
     <w:p>
@@ -812,7 +728,7 @@
     <w:p>
       <w:r>
         <w:pict w14:anchorId="4C2440D2">
-          <v:rect id="_x0000_i1063" style="width:0;height:1.5pt" o:hralign="center" o:hrstd="t" o:hr="t" fillcolor="#a0a0a0" stroked="f"/>
+          <v:rect id="_x0000_i1030" style="width:0;height:1.5pt" o:hralign="center" o:hrstd="t" o:hr="t" fillcolor="#a0a0a0" stroked="f"/>
         </w:pict>
       </w:r>
     </w:p>
@@ -875,15 +791,8 @@
         <w:t>tables</w:t>
       </w:r>
       <w:r>
-        <w:t xml:space="preserve"> using </w:t>
-      </w:r>
-      <w:proofErr w:type="spellStart"/>
-      <w:proofErr w:type="gramStart"/>
-      <w:r>
-        <w:t>st.dataframe</w:t>
-      </w:r>
-      <w:proofErr w:type="spellEnd"/>
-      <w:proofErr w:type="gramEnd"/>
+        <w:t xml:space="preserve"> using st.dataframe</w:t>
+      </w:r>
     </w:p>
     <w:p>
       <w:pPr>
@@ -1225,21 +1134,12 @@
           <w:bottom w:val="double" w:sz="6" w:space="1" w:color="auto"/>
         </w:pBdr>
       </w:pPr>
-      <w:proofErr w:type="spellStart"/>
-      <w:r>
-        <w:rPr>
-          <w:b/>
-          <w:bCs/>
-        </w:rPr>
-        <w:t>Streamlit</w:t>
-      </w:r>
-      <w:proofErr w:type="spellEnd"/>
-      <w:r>
-        <w:rPr>
-          <w:b/>
-          <w:bCs/>
-        </w:rPr>
-        <w:t xml:space="preserve"> UI polish:</w:t>
+      <w:r>
+        <w:rPr>
+          <w:b/>
+          <w:bCs/>
+        </w:rPr>
+        <w:t>Streamlit UI polish:</w:t>
       </w:r>
       <w:r>
         <w:t xml:space="preserve"> Add sidebar navigation and logos</w:t>
@@ -1247,7 +1147,6 @@
     </w:p>
     <w:p/>
     <w:p>
-      <w:proofErr w:type="gramStart"/>
       <w:r>
         <w:t xml:space="preserve">  </w:t>
       </w:r>
@@ -1256,15 +1155,7 @@
           <w:b/>
           <w:bCs/>
         </w:rPr>
-        <w:t>Auto</w:t>
-      </w:r>
-      <w:proofErr w:type="gramEnd"/>
-      <w:r>
-        <w:rPr>
-          <w:b/>
-          <w:bCs/>
-        </w:rPr>
-        <w:t>-refresh for Student Dashboard</w:t>
+        <w:t>Auto-refresh for Student Dashboard</w:t>
       </w:r>
     </w:p>
     <w:p>
@@ -1273,47 +1164,21 @@
       </w:r>
     </w:p>
     <w:p>
-      <w:proofErr w:type="spellStart"/>
       <w:r>
         <w:t>CopyEdit</w:t>
       </w:r>
-      <w:proofErr w:type="spellEnd"/>
-    </w:p>
-    <w:p>
-      <w:proofErr w:type="spellStart"/>
-      <w:proofErr w:type="gramStart"/>
-      <w:r>
-        <w:t>st.experimental</w:t>
-      </w:r>
-      <w:proofErr w:type="gramEnd"/>
-      <w:r>
-        <w:t>_set_query_params</w:t>
-      </w:r>
-      <w:proofErr w:type="spellEnd"/>
-      <w:r>
-        <w:t>(refresh="true")</w:t>
-      </w:r>
-    </w:p>
-    <w:p>
-      <w:proofErr w:type="spellStart"/>
-      <w:r>
-        <w:t>st_autorefresh</w:t>
-      </w:r>
-      <w:proofErr w:type="spellEnd"/>
-      <w:r>
-        <w:t>(interval=10000</w:t>
-      </w:r>
-      <w:proofErr w:type="gramStart"/>
-      <w:r>
-        <w:t>)  #</w:t>
-      </w:r>
-      <w:proofErr w:type="gramEnd"/>
-      <w:r>
-        <w:t xml:space="preserve"> every 10 sec</w:t>
-      </w:r>
-    </w:p>
-    <w:p>
-      <w:proofErr w:type="gramStart"/>
+    </w:p>
+    <w:p>
+      <w:r>
+        <w:t>st.experimental_set_query_params(refresh="true")</w:t>
+      </w:r>
+    </w:p>
+    <w:p>
+      <w:r>
+        <w:t>st_autorefresh(interval=10000)  # every 10 sec</w:t>
+      </w:r>
+    </w:p>
+    <w:p>
       <w:r>
         <w:t xml:space="preserve">  </w:t>
       </w:r>
@@ -1322,22 +1187,13 @@
           <w:b/>
           <w:bCs/>
         </w:rPr>
-        <w:t>Export</w:t>
-      </w:r>
-      <w:proofErr w:type="gramEnd"/>
-      <w:r>
-        <w:rPr>
-          <w:b/>
-          <w:bCs/>
-        </w:rPr>
-        <w:t xml:space="preserve"> Marks as CSV / Excel</w:t>
+        <w:t>Export Marks as CSV / Excel</w:t>
       </w:r>
       <w:r>
         <w:t xml:space="preserve"> for Admin</w:t>
       </w:r>
     </w:p>
     <w:p>
-      <w:proofErr w:type="gramStart"/>
       <w:r>
         <w:t xml:space="preserve">  </w:t>
       </w:r>
@@ -1346,22 +1202,13 @@
           <w:b/>
           <w:bCs/>
         </w:rPr>
-        <w:t>Notice</w:t>
-      </w:r>
-      <w:proofErr w:type="gramEnd"/>
-      <w:r>
-        <w:rPr>
-          <w:b/>
-          <w:bCs/>
-        </w:rPr>
-        <w:t xml:space="preserve"> Expiry Dates</w:t>
+        <w:t>Notice Expiry Dates</w:t>
       </w:r>
       <w:r>
         <w:t xml:space="preserve"> or categories (like Holiday, Exam, General)</w:t>
       </w:r>
     </w:p>
     <w:p>
-      <w:proofErr w:type="gramStart"/>
       <w:r>
         <w:t xml:space="preserve">  </w:t>
       </w:r>
@@ -1370,22 +1217,13 @@
           <w:b/>
           <w:bCs/>
         </w:rPr>
-        <w:t>Parent</w:t>
-      </w:r>
-      <w:proofErr w:type="gramEnd"/>
-      <w:r>
-        <w:rPr>
-          <w:b/>
-          <w:bCs/>
-        </w:rPr>
-        <w:t xml:space="preserve"> Numbers</w:t>
+        <w:t>Parent Numbers</w:t>
       </w:r>
       <w:r>
         <w:t xml:space="preserve"> in WhatsApp map for parallel notifications</w:t>
       </w:r>
     </w:p>
     <w:p>
-      <w:proofErr w:type="gramStart"/>
       <w:r>
         <w:t xml:space="preserve">  </w:t>
       </w:r>
@@ -1394,31 +1232,7 @@
           <w:b/>
           <w:bCs/>
         </w:rPr>
-        <w:t>Deploy</w:t>
-      </w:r>
-      <w:proofErr w:type="gramEnd"/>
-      <w:r>
-        <w:rPr>
-          <w:b/>
-          <w:bCs/>
-        </w:rPr>
-        <w:t xml:space="preserve"> on </w:t>
-      </w:r>
-      <w:proofErr w:type="spellStart"/>
-      <w:r>
-        <w:rPr>
-          <w:b/>
-          <w:bCs/>
-        </w:rPr>
-        <w:t>Streamlit</w:t>
-      </w:r>
-      <w:proofErr w:type="spellEnd"/>
-      <w:r>
-        <w:rPr>
-          <w:b/>
-          <w:bCs/>
-        </w:rPr>
-        <w:t xml:space="preserve"> Cloud</w:t>
+        <w:t>Deploy on Streamlit Cloud</w:t>
       </w:r>
       <w:r>
         <w:t xml:space="preserve"> or a local server for your school</w:t>
@@ -1557,15 +1371,7 @@
         </w:numPr>
       </w:pPr>
       <w:r>
-        <w:t xml:space="preserve">WhatsApp notifications will map via </w:t>
-      </w:r>
-      <w:proofErr w:type="spellStart"/>
-      <w:r>
-        <w:t>student_id</w:t>
-      </w:r>
-      <w:proofErr w:type="spellEnd"/>
-      <w:r>
-        <w:t xml:space="preserve"> → phone</w:t>
+        <w:t>WhatsApp notifications will map via student_id → phone</w:t>
       </w:r>
     </w:p>
     <w:p>
@@ -1707,7 +1513,6 @@
       <w:r>
         <w:t xml:space="preserve">Submits marks using </w:t>
       </w:r>
-      <w:proofErr w:type="spellStart"/>
       <w:r>
         <w:rPr>
           <w:b/>
@@ -1715,7 +1520,6 @@
         </w:rPr>
         <w:t>student_id</w:t>
       </w:r>
-      <w:proofErr w:type="spellEnd"/>
     </w:p>
     <w:p>
       <w:pPr>
@@ -1751,13 +1555,8 @@
         </w:numPr>
       </w:pPr>
       <w:r>
-        <w:t xml:space="preserve">Shows marks for </w:t>
-      </w:r>
-      <w:proofErr w:type="spellStart"/>
-      <w:r>
-        <w:t>student_id</w:t>
-      </w:r>
-      <w:proofErr w:type="spellEnd"/>
+        <w:t>Shows marks for student_id</w:t>
+      </w:r>
     </w:p>
     <w:p>
       <w:pPr>
@@ -1792,13 +1591,8 @@
           <w:numId w:val="15"/>
         </w:numPr>
       </w:pPr>
-      <w:proofErr w:type="spellStart"/>
-      <w:r>
-        <w:t>student_id</w:t>
-      </w:r>
-      <w:proofErr w:type="spellEnd"/>
-      <w:r>
-        <w:t xml:space="preserve"> required</w:t>
+      <w:r>
+        <w:t>student_id required</w:t>
       </w:r>
     </w:p>
     <w:p>
@@ -1808,13 +1602,8 @@
           <w:numId w:val="15"/>
         </w:numPr>
       </w:pPr>
-      <w:proofErr w:type="spellStart"/>
-      <w:r>
-        <w:t>student_name</w:t>
-      </w:r>
-      <w:proofErr w:type="spellEnd"/>
-      <w:r>
-        <w:t>, class, section required</w:t>
+      <w:r>
+        <w:t>student_name, class, section required</w:t>
       </w:r>
     </w:p>
     <w:p>
@@ -1868,21 +1657,8 @@
           <w:numId w:val="16"/>
         </w:numPr>
       </w:pPr>
-      <w:proofErr w:type="spellStart"/>
-      <w:r>
-        <w:t>student_id</w:t>
-      </w:r>
-      <w:proofErr w:type="spellEnd"/>
-      <w:r>
-        <w:t xml:space="preserve">, </w:t>
-      </w:r>
-      <w:proofErr w:type="spellStart"/>
-      <w:r>
-        <w:t>student_name</w:t>
-      </w:r>
-      <w:proofErr w:type="spellEnd"/>
-      <w:r>
-        <w:t>, class, section required</w:t>
+      <w:r>
+        <w:t>student_id, student_name, class, section required</w:t>
       </w:r>
     </w:p>
     <w:p>
@@ -2252,15 +2028,7 @@
         </w:numPr>
       </w:pPr>
       <w:r>
-        <w:t xml:space="preserve">Add </w:t>
-      </w:r>
-      <w:proofErr w:type="spellStart"/>
-      <w:r>
-        <w:t>school_id</w:t>
-      </w:r>
-      <w:proofErr w:type="spellEnd"/>
-      <w:r>
-        <w:t xml:space="preserve"> column to support multiple branches.</w:t>
+        <w:t>Add school_id column to support multiple branches.</w:t>
       </w:r>
     </w:p>
     <w:p>
@@ -2313,11 +2081,1628 @@
       <w:r>
         <w:lastRenderedPageBreak/>
         <w:pict w14:anchorId="7F384A94">
-          <v:rect id="_x0000_i1074" style="width:0;height:1.5pt" o:hralign="center" o:hrstd="t" o:hr="t" fillcolor="#a0a0a0" stroked="f"/>
+          <v:rect id="_x0000_i1031" style="width:0;height:1.5pt" o:hralign="center" o:hrstd="t" o:hr="t" fillcolor="#a0a0a0" stroked="f"/>
         </w:pict>
       </w:r>
     </w:p>
     <w:p/>
+    <w:p/>
+    <w:p>
+      <w:pPr>
+        <w:rPr>
+          <w:b/>
+          <w:bCs/>
+        </w:rPr>
+      </w:pPr>
+      <w:r>
+        <w:rPr>
+          <w:b/>
+          <w:bCs/>
+        </w:rPr>
+        <w:t>1. Transport Management</w:t>
+      </w:r>
+    </w:p>
+    <w:p>
+      <w:r>
+        <w:rPr>
+          <w:b/>
+          <w:bCs/>
+        </w:rPr>
+        <w:t>DB Changes</w:t>
+      </w:r>
+    </w:p>
+    <w:p>
+      <w:pPr>
+        <w:numPr>
+          <w:ilvl w:val="0"/>
+          <w:numId w:val="26"/>
+        </w:numPr>
+      </w:pPr>
+      <w:r>
+        <w:t>Create table transport_routes</w:t>
+      </w:r>
+      <w:r>
+        <w:br/>
+        <w:t>(id, route_name, driver_name, driver_contact, vehicle_number, stops JSON, timing JSON)</w:t>
+      </w:r>
+    </w:p>
+    <w:p>
+      <w:pPr>
+        <w:numPr>
+          <w:ilvl w:val="0"/>
+          <w:numId w:val="26"/>
+        </w:numPr>
+      </w:pPr>
+      <w:r>
+        <w:t>Create table student_transport</w:t>
+      </w:r>
+      <w:r>
+        <w:br/>
+        <w:t>(student_id, route_id, pickup_point, drop_point)</w:t>
+      </w:r>
+    </w:p>
+    <w:p>
+      <w:r>
+        <w:rPr>
+          <w:b/>
+          <w:bCs/>
+        </w:rPr>
+        <w:t>UI Changes</w:t>
+      </w:r>
+    </w:p>
+    <w:p>
+      <w:pPr>
+        <w:numPr>
+          <w:ilvl w:val="0"/>
+          <w:numId w:val="27"/>
+        </w:numPr>
+      </w:pPr>
+      <w:r>
+        <w:t xml:space="preserve">New menu in admin_dashboard.py: </w:t>
+      </w:r>
+      <w:r>
+        <w:rPr>
+          <w:rFonts w:ascii="Segoe UI Emoji" w:hAnsi="Segoe UI Emoji" w:cs="Segoe UI Emoji"/>
+          <w:b/>
+          <w:bCs/>
+        </w:rPr>
+        <w:t>🚍</w:t>
+      </w:r>
+      <w:r>
+        <w:rPr>
+          <w:b/>
+          <w:bCs/>
+        </w:rPr>
+        <w:t xml:space="preserve"> Manage Transport</w:t>
+      </w:r>
+    </w:p>
+    <w:p>
+      <w:pPr>
+        <w:numPr>
+          <w:ilvl w:val="0"/>
+          <w:numId w:val="27"/>
+        </w:numPr>
+      </w:pPr>
+      <w:r>
+        <w:t>CRUD operations for routes</w:t>
+      </w:r>
+    </w:p>
+    <w:p>
+      <w:pPr>
+        <w:numPr>
+          <w:ilvl w:val="0"/>
+          <w:numId w:val="27"/>
+        </w:numPr>
+      </w:pPr>
+      <w:r>
+        <w:t>Assign students to routes</w:t>
+      </w:r>
+    </w:p>
+    <w:p>
+      <w:pPr>
+        <w:numPr>
+          <w:ilvl w:val="0"/>
+          <w:numId w:val="27"/>
+        </w:numPr>
+      </w:pPr>
+      <w:r>
+        <w:t>View list by class/section</w:t>
+      </w:r>
+    </w:p>
+    <w:p>
+      <w:r>
+        <w:rPr>
+          <w:b/>
+          <w:bCs/>
+        </w:rPr>
+        <w:t>WhatsApp Automation</w:t>
+      </w:r>
+    </w:p>
+    <w:p>
+      <w:pPr>
+        <w:numPr>
+          <w:ilvl w:val="0"/>
+          <w:numId w:val="28"/>
+        </w:numPr>
+      </w:pPr>
+      <w:r>
+        <w:t>Auto-send route change updates to parents</w:t>
+      </w:r>
+    </w:p>
+    <w:p>
+      <w:pPr>
+        <w:numPr>
+          <w:ilvl w:val="0"/>
+          <w:numId w:val="28"/>
+        </w:numPr>
+      </w:pPr>
+      <w:r>
+        <w:t>Daily pickup/delay alerts</w:t>
+      </w:r>
+    </w:p>
+    <w:p>
+      <w:r>
+        <w:pict w14:anchorId="007810FB">
+          <v:rect id="_x0000_i1104" style="width:0;height:1.5pt" o:hralign="center" o:hrstd="t" o:hr="t" fillcolor="#a0a0a0" stroked="f"/>
+        </w:pict>
+      </w:r>
+    </w:p>
+    <w:p>
+      <w:pPr>
+        <w:rPr>
+          <w:b/>
+          <w:bCs/>
+        </w:rPr>
+      </w:pPr>
+      <w:r>
+        <w:rPr>
+          <w:b/>
+          <w:bCs/>
+        </w:rPr>
+        <w:t>2. User Management</w:t>
+      </w:r>
+    </w:p>
+    <w:p>
+      <w:r>
+        <w:rPr>
+          <w:b/>
+          <w:bCs/>
+        </w:rPr>
+        <w:t>DB Changes</w:t>
+      </w:r>
+    </w:p>
+    <w:p>
+      <w:pPr>
+        <w:numPr>
+          <w:ilvl w:val="0"/>
+          <w:numId w:val="29"/>
+        </w:numPr>
+      </w:pPr>
+      <w:r>
+        <w:t>Expand users table with</w:t>
+      </w:r>
+      <w:r>
+        <w:br/>
+        <w:t>status (active/inactive), role enhancements (Librarian, Nurse, Driver)</w:t>
+      </w:r>
+    </w:p>
+    <w:p>
+      <w:pPr>
+        <w:numPr>
+          <w:ilvl w:val="0"/>
+          <w:numId w:val="29"/>
+        </w:numPr>
+      </w:pPr>
+      <w:r>
+        <w:t>Audit log table: user_audit_logs (id, user_id, action, timestamp)</w:t>
+      </w:r>
+    </w:p>
+    <w:p>
+      <w:r>
+        <w:rPr>
+          <w:b/>
+          <w:bCs/>
+        </w:rPr>
+        <w:t>UI Changes</w:t>
+      </w:r>
+    </w:p>
+    <w:p>
+      <w:pPr>
+        <w:numPr>
+          <w:ilvl w:val="0"/>
+          <w:numId w:val="30"/>
+        </w:numPr>
+      </w:pPr>
+      <w:r>
+        <w:t xml:space="preserve">New menu: </w:t>
+      </w:r>
+      <w:r>
+        <w:rPr>
+          <w:rFonts w:ascii="Segoe UI Emoji" w:hAnsi="Segoe UI Emoji" w:cs="Segoe UI Emoji"/>
+          <w:b/>
+          <w:bCs/>
+        </w:rPr>
+        <w:t>👥</w:t>
+      </w:r>
+      <w:r>
+        <w:rPr>
+          <w:b/>
+          <w:bCs/>
+        </w:rPr>
+        <w:t xml:space="preserve"> Manage Users</w:t>
+      </w:r>
+    </w:p>
+    <w:p>
+      <w:pPr>
+        <w:numPr>
+          <w:ilvl w:val="0"/>
+          <w:numId w:val="30"/>
+        </w:numPr>
+      </w:pPr>
+      <w:r>
+        <w:t>Add/Edit/Delete user records</w:t>
+      </w:r>
+    </w:p>
+    <w:p>
+      <w:pPr>
+        <w:numPr>
+          <w:ilvl w:val="0"/>
+          <w:numId w:val="30"/>
+        </w:numPr>
+      </w:pPr>
+      <w:r>
+        <w:t>Filter by role, class, status</w:t>
+      </w:r>
+    </w:p>
+    <w:p>
+      <w:r>
+        <w:rPr>
+          <w:b/>
+          <w:bCs/>
+        </w:rPr>
+        <w:t>WhatsApp Automation</w:t>
+      </w:r>
+    </w:p>
+    <w:p>
+      <w:pPr>
+        <w:numPr>
+          <w:ilvl w:val="0"/>
+          <w:numId w:val="31"/>
+        </w:numPr>
+      </w:pPr>
+      <w:r>
+        <w:lastRenderedPageBreak/>
+        <w:t>New user creation → send welcome message</w:t>
+      </w:r>
+    </w:p>
+    <w:p>
+      <w:pPr>
+        <w:numPr>
+          <w:ilvl w:val="0"/>
+          <w:numId w:val="31"/>
+        </w:numPr>
+      </w:pPr>
+      <w:r>
+        <w:t>Password reset link via WhatsApp</w:t>
+      </w:r>
+    </w:p>
+    <w:p>
+      <w:r>
+        <w:pict w14:anchorId="19300EFB">
+          <v:rect id="_x0000_i1105" style="width:0;height:1.5pt" o:hralign="center" o:hrstd="t" o:hr="t" fillcolor="#a0a0a0" stroked="f"/>
+        </w:pict>
+      </w:r>
+    </w:p>
+    <w:p>
+      <w:pPr>
+        <w:rPr>
+          <w:b/>
+          <w:bCs/>
+        </w:rPr>
+      </w:pPr>
+      <w:r>
+        <w:rPr>
+          <w:b/>
+          <w:bCs/>
+        </w:rPr>
+        <w:t>3. Communication</w:t>
+      </w:r>
+    </w:p>
+    <w:p>
+      <w:r>
+        <w:rPr>
+          <w:b/>
+          <w:bCs/>
+        </w:rPr>
+        <w:t>DB Changes</w:t>
+      </w:r>
+    </w:p>
+    <w:p>
+      <w:pPr>
+        <w:numPr>
+          <w:ilvl w:val="0"/>
+          <w:numId w:val="32"/>
+        </w:numPr>
+      </w:pPr>
+      <w:r>
+        <w:t>Table messages</w:t>
+      </w:r>
+      <w:r>
+        <w:br/>
+        <w:t>(id, sender_id, recipient_group, message, attachment_path, timestamp)</w:t>
+      </w:r>
+    </w:p>
+    <w:p>
+      <w:r>
+        <w:rPr>
+          <w:b/>
+          <w:bCs/>
+        </w:rPr>
+        <w:t>UI Changes</w:t>
+      </w:r>
+    </w:p>
+    <w:p>
+      <w:pPr>
+        <w:numPr>
+          <w:ilvl w:val="0"/>
+          <w:numId w:val="33"/>
+        </w:numPr>
+      </w:pPr>
+      <w:r>
+        <w:t xml:space="preserve">Menu: </w:t>
+      </w:r>
+      <w:r>
+        <w:rPr>
+          <w:rFonts w:ascii="Segoe UI Emoji" w:hAnsi="Segoe UI Emoji" w:cs="Segoe UI Emoji"/>
+          <w:b/>
+          <w:bCs/>
+        </w:rPr>
+        <w:t>💬</w:t>
+      </w:r>
+      <w:r>
+        <w:rPr>
+          <w:b/>
+          <w:bCs/>
+        </w:rPr>
+        <w:t xml:space="preserve"> Communication Center</w:t>
+      </w:r>
+    </w:p>
+    <w:p>
+      <w:pPr>
+        <w:numPr>
+          <w:ilvl w:val="0"/>
+          <w:numId w:val="33"/>
+        </w:numPr>
+      </w:pPr>
+      <w:r>
+        <w:t>Broadcast messages to class, section, or role groups</w:t>
+      </w:r>
+    </w:p>
+    <w:p>
+      <w:pPr>
+        <w:numPr>
+          <w:ilvl w:val="0"/>
+          <w:numId w:val="33"/>
+        </w:numPr>
+      </w:pPr>
+      <w:r>
+        <w:t>File/image attachments</w:t>
+      </w:r>
+    </w:p>
+    <w:p>
+      <w:r>
+        <w:rPr>
+          <w:b/>
+          <w:bCs/>
+        </w:rPr>
+        <w:t>WhatsApp Automation</w:t>
+      </w:r>
+    </w:p>
+    <w:p>
+      <w:pPr>
+        <w:numPr>
+          <w:ilvl w:val="0"/>
+          <w:numId w:val="34"/>
+        </w:numPr>
+      </w:pPr>
+      <w:r>
+        <w:t>All communication automatically pushed to WhatsApp</w:t>
+      </w:r>
+    </w:p>
+    <w:p>
+      <w:r>
+        <w:pict w14:anchorId="63BB6396">
+          <v:rect id="_x0000_i1106" style="width:0;height:1.5pt" o:hralign="center" o:hrstd="t" o:hr="t" fillcolor="#a0a0a0" stroked="f"/>
+        </w:pict>
+      </w:r>
+    </w:p>
+    <w:p>
+      <w:pPr>
+        <w:rPr>
+          <w:b/>
+          <w:bCs/>
+        </w:rPr>
+      </w:pPr>
+      <w:r>
+        <w:rPr>
+          <w:b/>
+          <w:bCs/>
+        </w:rPr>
+        <w:t>4. Library Management</w:t>
+      </w:r>
+    </w:p>
+    <w:p>
+      <w:r>
+        <w:rPr>
+          <w:b/>
+          <w:bCs/>
+        </w:rPr>
+        <w:t>DB Changes</w:t>
+      </w:r>
+    </w:p>
+    <w:p>
+      <w:pPr>
+        <w:numPr>
+          <w:ilvl w:val="0"/>
+          <w:numId w:val="35"/>
+        </w:numPr>
+      </w:pPr>
+      <w:r>
+        <w:t>library_books (id, title, author, isbn, status, location)</w:t>
+      </w:r>
+    </w:p>
+    <w:p>
+      <w:pPr>
+        <w:numPr>
+          <w:ilvl w:val="0"/>
+          <w:numId w:val="35"/>
+        </w:numPr>
+      </w:pPr>
+      <w:r>
+        <w:t>library_issues (id, book_id, student_id, issue_date, due_date, return_date)</w:t>
+      </w:r>
+    </w:p>
+    <w:p>
+      <w:r>
+        <w:rPr>
+          <w:b/>
+          <w:bCs/>
+        </w:rPr>
+        <w:t>UI Changes</w:t>
+      </w:r>
+    </w:p>
+    <w:p>
+      <w:pPr>
+        <w:numPr>
+          <w:ilvl w:val="0"/>
+          <w:numId w:val="36"/>
+        </w:numPr>
+      </w:pPr>
+      <w:r>
+        <w:t xml:space="preserve">Menu: </w:t>
+      </w:r>
+      <w:r>
+        <w:rPr>
+          <w:rFonts w:ascii="Segoe UI Emoji" w:hAnsi="Segoe UI Emoji" w:cs="Segoe UI Emoji"/>
+          <w:b/>
+          <w:bCs/>
+        </w:rPr>
+        <w:t>📚</w:t>
+      </w:r>
+      <w:r>
+        <w:rPr>
+          <w:b/>
+          <w:bCs/>
+        </w:rPr>
+        <w:t xml:space="preserve"> Library Management</w:t>
+      </w:r>
+    </w:p>
+    <w:p>
+      <w:pPr>
+        <w:numPr>
+          <w:ilvl w:val="0"/>
+          <w:numId w:val="36"/>
+        </w:numPr>
+      </w:pPr>
+      <w:r>
+        <w:t>Add books</w:t>
+      </w:r>
+    </w:p>
+    <w:p>
+      <w:pPr>
+        <w:numPr>
+          <w:ilvl w:val="0"/>
+          <w:numId w:val="36"/>
+        </w:numPr>
+      </w:pPr>
+      <w:r>
+        <w:t>Issue/Return tracking</w:t>
+      </w:r>
+    </w:p>
+    <w:p>
+      <w:r>
+        <w:rPr>
+          <w:b/>
+          <w:bCs/>
+        </w:rPr>
+        <w:t>WhatsApp Automation</w:t>
+      </w:r>
+    </w:p>
+    <w:p>
+      <w:pPr>
+        <w:numPr>
+          <w:ilvl w:val="0"/>
+          <w:numId w:val="37"/>
+        </w:numPr>
+      </w:pPr>
+      <w:r>
+        <w:t>Send due date reminders to students</w:t>
+      </w:r>
+    </w:p>
+    <w:p>
+      <w:pPr>
+        <w:numPr>
+          <w:ilvl w:val="0"/>
+          <w:numId w:val="37"/>
+        </w:numPr>
+      </w:pPr>
+      <w:r>
+        <w:t>Overdue notice alerts</w:t>
+      </w:r>
+    </w:p>
+    <w:p>
+      <w:r>
+        <w:pict w14:anchorId="26E863DF">
+          <v:rect id="_x0000_i1107" style="width:0;height:1.5pt" o:hralign="center" o:hrstd="t" o:hr="t" fillcolor="#a0a0a0" stroked="f"/>
+        </w:pict>
+      </w:r>
+    </w:p>
+    <w:p>
+      <w:pPr>
+        <w:rPr>
+          <w:b/>
+          <w:bCs/>
+        </w:rPr>
+      </w:pPr>
+      <w:r>
+        <w:rPr>
+          <w:b/>
+          <w:bCs/>
+        </w:rPr>
+        <w:t>5. School Configuration</w:t>
+      </w:r>
+    </w:p>
+    <w:p>
+      <w:r>
+        <w:rPr>
+          <w:b/>
+          <w:bCs/>
+        </w:rPr>
+        <w:t>DB Changes</w:t>
+      </w:r>
+    </w:p>
+    <w:p>
+      <w:pPr>
+        <w:numPr>
+          <w:ilvl w:val="0"/>
+          <w:numId w:val="38"/>
+        </w:numPr>
+      </w:pPr>
+      <w:r>
+        <w:lastRenderedPageBreak/>
+        <w:t>school_settings table for academic year, grading schema, holidays</w:t>
+      </w:r>
+    </w:p>
+    <w:p>
+      <w:r>
+        <w:rPr>
+          <w:b/>
+          <w:bCs/>
+        </w:rPr>
+        <w:t>UI Changes</w:t>
+      </w:r>
+    </w:p>
+    <w:p>
+      <w:pPr>
+        <w:numPr>
+          <w:ilvl w:val="0"/>
+          <w:numId w:val="39"/>
+        </w:numPr>
+      </w:pPr>
+      <w:r>
+        <w:t xml:space="preserve">Menu: </w:t>
+      </w:r>
+      <w:r>
+        <w:rPr>
+          <w:rFonts w:ascii="Segoe UI Emoji" w:hAnsi="Segoe UI Emoji" w:cs="Segoe UI Emoji"/>
+          <w:b/>
+          <w:bCs/>
+        </w:rPr>
+        <w:t>⚙️</w:t>
+      </w:r>
+      <w:r>
+        <w:rPr>
+          <w:b/>
+          <w:bCs/>
+        </w:rPr>
+        <w:t xml:space="preserve"> School Settings</w:t>
+      </w:r>
+    </w:p>
+    <w:p>
+      <w:pPr>
+        <w:numPr>
+          <w:ilvl w:val="0"/>
+          <w:numId w:val="39"/>
+        </w:numPr>
+      </w:pPr>
+      <w:r>
+        <w:t>Edit academic session dates</w:t>
+      </w:r>
+    </w:p>
+    <w:p>
+      <w:pPr>
+        <w:numPr>
+          <w:ilvl w:val="0"/>
+          <w:numId w:val="39"/>
+        </w:numPr>
+      </w:pPr>
+      <w:r>
+        <w:t>Upload school logo, name</w:t>
+      </w:r>
+    </w:p>
+    <w:p>
+      <w:r>
+        <w:rPr>
+          <w:b/>
+          <w:bCs/>
+        </w:rPr>
+        <w:t>WhatsApp Automation</w:t>
+      </w:r>
+    </w:p>
+    <w:p>
+      <w:pPr>
+        <w:numPr>
+          <w:ilvl w:val="0"/>
+          <w:numId w:val="40"/>
+        </w:numPr>
+      </w:pPr>
+      <w:r>
+        <w:t>Holiday alerts broadcast</w:t>
+      </w:r>
+    </w:p>
+    <w:p>
+      <w:r>
+        <w:pict w14:anchorId="3C4C333C">
+          <v:rect id="_x0000_i1108" style="width:0;height:1.5pt" o:hralign="center" o:hrstd="t" o:hr="t" fillcolor="#a0a0a0" stroked="f"/>
+        </w:pict>
+      </w:r>
+    </w:p>
+    <w:p>
+      <w:pPr>
+        <w:rPr>
+          <w:b/>
+          <w:bCs/>
+        </w:rPr>
+      </w:pPr>
+      <w:r>
+        <w:rPr>
+          <w:b/>
+          <w:bCs/>
+        </w:rPr>
+        <w:t>6. Front Office</w:t>
+      </w:r>
+    </w:p>
+    <w:p>
+      <w:r>
+        <w:rPr>
+          <w:b/>
+          <w:bCs/>
+        </w:rPr>
+        <w:t>DB Changes</w:t>
+      </w:r>
+    </w:p>
+    <w:p>
+      <w:pPr>
+        <w:numPr>
+          <w:ilvl w:val="0"/>
+          <w:numId w:val="41"/>
+        </w:numPr>
+      </w:pPr>
+      <w:r>
+        <w:t>visitor_log (id, name, purpose, in_time, out_time)</w:t>
+      </w:r>
+    </w:p>
+    <w:p>
+      <w:pPr>
+        <w:numPr>
+          <w:ilvl w:val="0"/>
+          <w:numId w:val="41"/>
+        </w:numPr>
+      </w:pPr>
+      <w:r>
+        <w:t>enquiries (id, name, contact, query, follow_up_date)</w:t>
+      </w:r>
+    </w:p>
+    <w:p>
+      <w:r>
+        <w:rPr>
+          <w:b/>
+          <w:bCs/>
+        </w:rPr>
+        <w:t>UI Changes</w:t>
+      </w:r>
+    </w:p>
+    <w:p>
+      <w:pPr>
+        <w:numPr>
+          <w:ilvl w:val="0"/>
+          <w:numId w:val="42"/>
+        </w:numPr>
+      </w:pPr>
+      <w:r>
+        <w:t xml:space="preserve">Menu: </w:t>
+      </w:r>
+      <w:r>
+        <w:rPr>
+          <w:rFonts w:ascii="Segoe UI Emoji" w:hAnsi="Segoe UI Emoji" w:cs="Segoe UI Emoji"/>
+          <w:b/>
+          <w:bCs/>
+        </w:rPr>
+        <w:t>🏢</w:t>
+      </w:r>
+      <w:r>
+        <w:rPr>
+          <w:b/>
+          <w:bCs/>
+        </w:rPr>
+        <w:t xml:space="preserve"> Front Office</w:t>
+      </w:r>
+    </w:p>
+    <w:p>
+      <w:pPr>
+        <w:numPr>
+          <w:ilvl w:val="0"/>
+          <w:numId w:val="42"/>
+        </w:numPr>
+      </w:pPr>
+      <w:r>
+        <w:t>Track visitors</w:t>
+      </w:r>
+    </w:p>
+    <w:p>
+      <w:pPr>
+        <w:numPr>
+          <w:ilvl w:val="0"/>
+          <w:numId w:val="42"/>
+        </w:numPr>
+      </w:pPr>
+      <w:r>
+        <w:t>Record admissions enquiries</w:t>
+      </w:r>
+    </w:p>
+    <w:p>
+      <w:r>
+        <w:rPr>
+          <w:b/>
+          <w:bCs/>
+        </w:rPr>
+        <w:t>WhatsApp Automation</w:t>
+      </w:r>
+    </w:p>
+    <w:p>
+      <w:pPr>
+        <w:numPr>
+          <w:ilvl w:val="0"/>
+          <w:numId w:val="43"/>
+        </w:numPr>
+      </w:pPr>
+      <w:r>
+        <w:t>Follow-up reminders to staff</w:t>
+      </w:r>
+    </w:p>
+    <w:p>
+      <w:r>
+        <w:pict w14:anchorId="52565ABD">
+          <v:rect id="_x0000_i1109" style="width:0;height:1.5pt" o:hralign="center" o:hrstd="t" o:hr="t" fillcolor="#a0a0a0" stroked="f"/>
+        </w:pict>
+      </w:r>
+    </w:p>
+    <w:p>
+      <w:pPr>
+        <w:rPr>
+          <w:b/>
+          <w:bCs/>
+        </w:rPr>
+      </w:pPr>
+      <w:r>
+        <w:rPr>
+          <w:b/>
+          <w:bCs/>
+        </w:rPr>
+        <w:t>7. Website Management</w:t>
+      </w:r>
+    </w:p>
+    <w:p>
+      <w:r>
+        <w:rPr>
+          <w:b/>
+          <w:bCs/>
+        </w:rPr>
+        <w:t>DB Changes</w:t>
+      </w:r>
+    </w:p>
+    <w:p>
+      <w:pPr>
+        <w:numPr>
+          <w:ilvl w:val="0"/>
+          <w:numId w:val="44"/>
+        </w:numPr>
+      </w:pPr>
+      <w:r>
+        <w:t>website_pages (id, page_name, content_html, last_updated)</w:t>
+      </w:r>
+    </w:p>
+    <w:p>
+      <w:r>
+        <w:rPr>
+          <w:b/>
+          <w:bCs/>
+        </w:rPr>
+        <w:t>UI Changes</w:t>
+      </w:r>
+    </w:p>
+    <w:p>
+      <w:pPr>
+        <w:numPr>
+          <w:ilvl w:val="0"/>
+          <w:numId w:val="45"/>
+        </w:numPr>
+      </w:pPr>
+      <w:r>
+        <w:t xml:space="preserve">Menu: </w:t>
+      </w:r>
+      <w:r>
+        <w:rPr>
+          <w:rFonts w:ascii="Segoe UI Emoji" w:hAnsi="Segoe UI Emoji" w:cs="Segoe UI Emoji"/>
+          <w:b/>
+          <w:bCs/>
+        </w:rPr>
+        <w:t>🌐</w:t>
+      </w:r>
+      <w:r>
+        <w:rPr>
+          <w:b/>
+          <w:bCs/>
+        </w:rPr>
+        <w:t xml:space="preserve"> Website CMS</w:t>
+      </w:r>
+    </w:p>
+    <w:p>
+      <w:pPr>
+        <w:numPr>
+          <w:ilvl w:val="0"/>
+          <w:numId w:val="45"/>
+        </w:numPr>
+      </w:pPr>
+      <w:r>
+        <w:t>Edit About Us, News, Events pages</w:t>
+      </w:r>
+    </w:p>
+    <w:p>
+      <w:r>
+        <w:rPr>
+          <w:b/>
+          <w:bCs/>
+        </w:rPr>
+        <w:t>WhatsApp Automation</w:t>
+      </w:r>
+    </w:p>
+    <w:p>
+      <w:pPr>
+        <w:numPr>
+          <w:ilvl w:val="0"/>
+          <w:numId w:val="46"/>
+        </w:numPr>
+      </w:pPr>
+      <w:r>
+        <w:t>Share event/news links to parents</w:t>
+      </w:r>
+    </w:p>
+    <w:p>
+      <w:r>
+        <w:pict w14:anchorId="55E3EB9C">
+          <v:rect id="_x0000_i1110" style="width:0;height:1.5pt" o:hralign="center" o:hrstd="t" o:hr="t" fillcolor="#a0a0a0" stroked="f"/>
+        </w:pict>
+      </w:r>
+    </w:p>
+    <w:p>
+      <w:pPr>
+        <w:rPr>
+          <w:b/>
+          <w:bCs/>
+        </w:rPr>
+      </w:pPr>
+      <w:r>
+        <w:rPr>
+          <w:b/>
+          <w:bCs/>
+        </w:rPr>
+        <w:lastRenderedPageBreak/>
+        <w:t>8. Homework/Assignment</w:t>
+      </w:r>
+    </w:p>
+    <w:p>
+      <w:r>
+        <w:rPr>
+          <w:b/>
+          <w:bCs/>
+        </w:rPr>
+        <w:t>DB Changes</w:t>
+      </w:r>
+    </w:p>
+    <w:p>
+      <w:pPr>
+        <w:numPr>
+          <w:ilvl w:val="0"/>
+          <w:numId w:val="47"/>
+        </w:numPr>
+      </w:pPr>
+      <w:r>
+        <w:t>assignments (id, title, subject, class, section, file_path, due_date)</w:t>
+      </w:r>
+    </w:p>
+    <w:p>
+      <w:r>
+        <w:rPr>
+          <w:b/>
+          <w:bCs/>
+        </w:rPr>
+        <w:t>UI Changes</w:t>
+      </w:r>
+    </w:p>
+    <w:p>
+      <w:pPr>
+        <w:numPr>
+          <w:ilvl w:val="0"/>
+          <w:numId w:val="48"/>
+        </w:numPr>
+      </w:pPr>
+      <w:r>
+        <w:t xml:space="preserve">Menu: </w:t>
+      </w:r>
+      <w:r>
+        <w:rPr>
+          <w:rFonts w:ascii="Segoe UI Emoji" w:hAnsi="Segoe UI Emoji" w:cs="Segoe UI Emoji"/>
+          <w:b/>
+          <w:bCs/>
+        </w:rPr>
+        <w:t>📘</w:t>
+      </w:r>
+      <w:r>
+        <w:rPr>
+          <w:b/>
+          <w:bCs/>
+        </w:rPr>
+        <w:t xml:space="preserve"> Homework Management</w:t>
+      </w:r>
+    </w:p>
+    <w:p>
+      <w:pPr>
+        <w:numPr>
+          <w:ilvl w:val="0"/>
+          <w:numId w:val="48"/>
+        </w:numPr>
+      </w:pPr>
+      <w:r>
+        <w:t>Upload assignments with due date</w:t>
+      </w:r>
+    </w:p>
+    <w:p>
+      <w:pPr>
+        <w:numPr>
+          <w:ilvl w:val="0"/>
+          <w:numId w:val="48"/>
+        </w:numPr>
+      </w:pPr>
+      <w:r>
+        <w:t>Students can view/download</w:t>
+      </w:r>
+    </w:p>
+    <w:p>
+      <w:r>
+        <w:rPr>
+          <w:b/>
+          <w:bCs/>
+        </w:rPr>
+        <w:t>WhatsApp Automation</w:t>
+      </w:r>
+    </w:p>
+    <w:p>
+      <w:pPr>
+        <w:numPr>
+          <w:ilvl w:val="0"/>
+          <w:numId w:val="49"/>
+        </w:numPr>
+      </w:pPr>
+      <w:r>
+        <w:t>Assignment notification with download link</w:t>
+      </w:r>
+    </w:p>
+    <w:p>
+      <w:r>
+        <w:pict w14:anchorId="23D2AF8B">
+          <v:rect id="_x0000_i1111" style="width:0;height:1.5pt" o:hralign="center" o:hrstd="t" o:hr="t" fillcolor="#a0a0a0" stroked="f"/>
+        </w:pict>
+      </w:r>
+    </w:p>
+    <w:p>
+      <w:pPr>
+        <w:rPr>
+          <w:b/>
+          <w:bCs/>
+        </w:rPr>
+      </w:pPr>
+      <w:r>
+        <w:rPr>
+          <w:b/>
+          <w:bCs/>
+        </w:rPr>
+        <w:t>9. Student Health Management</w:t>
+      </w:r>
+    </w:p>
+    <w:p>
+      <w:r>
+        <w:rPr>
+          <w:b/>
+          <w:bCs/>
+        </w:rPr>
+        <w:t>DB Changes</w:t>
+      </w:r>
+    </w:p>
+    <w:p>
+      <w:pPr>
+        <w:numPr>
+          <w:ilvl w:val="0"/>
+          <w:numId w:val="50"/>
+        </w:numPr>
+      </w:pPr>
+      <w:r>
+        <w:t>student_health (id, student_id, checkup_date, height, weight, notes, doctor_name)</w:t>
+      </w:r>
+    </w:p>
+    <w:p>
+      <w:r>
+        <w:rPr>
+          <w:b/>
+          <w:bCs/>
+        </w:rPr>
+        <w:t>UI Changes</w:t>
+      </w:r>
+    </w:p>
+    <w:p>
+      <w:pPr>
+        <w:numPr>
+          <w:ilvl w:val="0"/>
+          <w:numId w:val="51"/>
+        </w:numPr>
+      </w:pPr>
+      <w:r>
+        <w:t xml:space="preserve">Menu: </w:t>
+      </w:r>
+      <w:r>
+        <w:rPr>
+          <w:rFonts w:ascii="Segoe UI Emoji" w:hAnsi="Segoe UI Emoji" w:cs="Segoe UI Emoji"/>
+          <w:b/>
+          <w:bCs/>
+        </w:rPr>
+        <w:t>🏥</w:t>
+      </w:r>
+      <w:r>
+        <w:rPr>
+          <w:b/>
+          <w:bCs/>
+        </w:rPr>
+        <w:t xml:space="preserve"> Health Records</w:t>
+      </w:r>
+    </w:p>
+    <w:p>
+      <w:pPr>
+        <w:numPr>
+          <w:ilvl w:val="0"/>
+          <w:numId w:val="51"/>
+        </w:numPr>
+      </w:pPr>
+      <w:r>
+        <w:t>Add/Update medical records</w:t>
+      </w:r>
+    </w:p>
+    <w:p>
+      <w:r>
+        <w:rPr>
+          <w:b/>
+          <w:bCs/>
+        </w:rPr>
+        <w:t>WhatsApp Automation</w:t>
+      </w:r>
+    </w:p>
+    <w:p>
+      <w:pPr>
+        <w:numPr>
+          <w:ilvl w:val="0"/>
+          <w:numId w:val="52"/>
+        </w:numPr>
+      </w:pPr>
+      <w:r>
+        <w:t>Alert parents about upcoming health checkups</w:t>
+      </w:r>
+    </w:p>
+    <w:p>
+      <w:r>
+        <w:pict w14:anchorId="64A5223D">
+          <v:rect id="_x0000_i1112" style="width:0;height:1.5pt" o:hralign="center" o:hrstd="t" o:hr="t" fillcolor="#a0a0a0" stroked="f"/>
+        </w:pict>
+      </w:r>
+    </w:p>
+    <w:p>
+      <w:pPr>
+        <w:rPr>
+          <w:b/>
+          <w:bCs/>
+        </w:rPr>
+      </w:pPr>
+      <w:r>
+        <w:rPr>
+          <w:b/>
+          <w:bCs/>
+        </w:rPr>
+        <w:t>10. Admission Management</w:t>
+      </w:r>
+    </w:p>
+    <w:p>
+      <w:r>
+        <w:rPr>
+          <w:b/>
+          <w:bCs/>
+        </w:rPr>
+        <w:t>DB Changes</w:t>
+      </w:r>
+    </w:p>
+    <w:p>
+      <w:pPr>
+        <w:numPr>
+          <w:ilvl w:val="0"/>
+          <w:numId w:val="53"/>
+        </w:numPr>
+      </w:pPr>
+      <w:r>
+        <w:t>admissions (id, name, dob, contact, applied_class, status, documents_path)</w:t>
+      </w:r>
+    </w:p>
+    <w:p>
+      <w:r>
+        <w:rPr>
+          <w:b/>
+          <w:bCs/>
+        </w:rPr>
+        <w:t>UI Changes</w:t>
+      </w:r>
+    </w:p>
+    <w:p>
+      <w:pPr>
+        <w:numPr>
+          <w:ilvl w:val="0"/>
+          <w:numId w:val="54"/>
+        </w:numPr>
+      </w:pPr>
+      <w:r>
+        <w:t xml:space="preserve">Menu: </w:t>
+      </w:r>
+      <w:r>
+        <w:rPr>
+          <w:rFonts w:ascii="Segoe UI Emoji" w:hAnsi="Segoe UI Emoji" w:cs="Segoe UI Emoji"/>
+          <w:b/>
+          <w:bCs/>
+        </w:rPr>
+        <w:t>📝</w:t>
+      </w:r>
+      <w:r>
+        <w:rPr>
+          <w:b/>
+          <w:bCs/>
+        </w:rPr>
+        <w:t xml:space="preserve"> Admissions</w:t>
+      </w:r>
+    </w:p>
+    <w:p>
+      <w:pPr>
+        <w:numPr>
+          <w:ilvl w:val="0"/>
+          <w:numId w:val="54"/>
+        </w:numPr>
+      </w:pPr>
+      <w:r>
+        <w:t>Track applicants</w:t>
+      </w:r>
+    </w:p>
+    <w:p>
+      <w:pPr>
+        <w:numPr>
+          <w:ilvl w:val="0"/>
+          <w:numId w:val="54"/>
+        </w:numPr>
+      </w:pPr>
+      <w:r>
+        <w:t>Approve/reject</w:t>
+      </w:r>
+    </w:p>
+    <w:p>
+      <w:r>
+        <w:rPr>
+          <w:b/>
+          <w:bCs/>
+        </w:rPr>
+        <w:t>WhatsApp Automation</w:t>
+      </w:r>
+    </w:p>
+    <w:p>
+      <w:pPr>
+        <w:numPr>
+          <w:ilvl w:val="0"/>
+          <w:numId w:val="55"/>
+        </w:numPr>
+      </w:pPr>
+      <w:r>
+        <w:t>Application status updates</w:t>
+      </w:r>
+    </w:p>
+    <w:p>
+      <w:r>
+        <w:lastRenderedPageBreak/>
+        <w:pict w14:anchorId="2E1F6796">
+          <v:rect id="_x0000_i1113" style="width:0;height:1.5pt" o:hralign="center" o:hrstd="t" o:hr="t" fillcolor="#a0a0a0" stroked="f"/>
+        </w:pict>
+      </w:r>
+    </w:p>
+    <w:p>
+      <w:pPr>
+        <w:rPr>
+          <w:b/>
+          <w:bCs/>
+        </w:rPr>
+      </w:pPr>
+      <w:r>
+        <w:rPr>
+          <w:b/>
+          <w:bCs/>
+        </w:rPr>
+        <w:t>11. Examination Management</w:t>
+      </w:r>
+    </w:p>
+    <w:p>
+      <w:r>
+        <w:rPr>
+          <w:b/>
+          <w:bCs/>
+        </w:rPr>
+        <w:t>DB Changes</w:t>
+      </w:r>
+    </w:p>
+    <w:p>
+      <w:pPr>
+        <w:numPr>
+          <w:ilvl w:val="0"/>
+          <w:numId w:val="56"/>
+        </w:numPr>
+      </w:pPr>
+      <w:r>
+        <w:t>exam_schedule (id, class, section, subject, date, time, max_marks)</w:t>
+      </w:r>
+    </w:p>
+    <w:p>
+      <w:pPr>
+        <w:numPr>
+          <w:ilvl w:val="0"/>
+          <w:numId w:val="56"/>
+        </w:numPr>
+      </w:pPr>
+      <w:r>
+        <w:t>exam_results (id, student_id, subject, marks, grade)</w:t>
+      </w:r>
+    </w:p>
+    <w:p>
+      <w:r>
+        <w:rPr>
+          <w:b/>
+          <w:bCs/>
+        </w:rPr>
+        <w:t>UI Changes</w:t>
+      </w:r>
+    </w:p>
+    <w:p>
+      <w:pPr>
+        <w:numPr>
+          <w:ilvl w:val="0"/>
+          <w:numId w:val="57"/>
+        </w:numPr>
+      </w:pPr>
+      <w:r>
+        <w:t xml:space="preserve">Menu: </w:t>
+      </w:r>
+      <w:r>
+        <w:rPr>
+          <w:rFonts w:ascii="Segoe UI Emoji" w:hAnsi="Segoe UI Emoji" w:cs="Segoe UI Emoji"/>
+          <w:b/>
+          <w:bCs/>
+        </w:rPr>
+        <w:t>🧾</w:t>
+      </w:r>
+      <w:r>
+        <w:rPr>
+          <w:b/>
+          <w:bCs/>
+        </w:rPr>
+        <w:t xml:space="preserve"> Exams</w:t>
+      </w:r>
+    </w:p>
+    <w:p>
+      <w:pPr>
+        <w:numPr>
+          <w:ilvl w:val="0"/>
+          <w:numId w:val="57"/>
+        </w:numPr>
+      </w:pPr>
+      <w:r>
+        <w:t>Set exam timetable</w:t>
+      </w:r>
+    </w:p>
+    <w:p>
+      <w:pPr>
+        <w:numPr>
+          <w:ilvl w:val="0"/>
+          <w:numId w:val="57"/>
+        </w:numPr>
+      </w:pPr>
+      <w:r>
+        <w:t>Enter marks</w:t>
+      </w:r>
+    </w:p>
+    <w:p>
+      <w:r>
+        <w:rPr>
+          <w:b/>
+          <w:bCs/>
+        </w:rPr>
+        <w:t>WhatsApp Automation</w:t>
+      </w:r>
+    </w:p>
+    <w:p>
+      <w:pPr>
+        <w:numPr>
+          <w:ilvl w:val="0"/>
+          <w:numId w:val="58"/>
+        </w:numPr>
+      </w:pPr>
+      <w:r>
+        <w:t>Send timetable &amp; result summaries</w:t>
+      </w:r>
+    </w:p>
+    <w:p>
+      <w:r>
+        <w:pict w14:anchorId="05D5AEC7">
+          <v:rect id="_x0000_i1114" style="width:0;height:1.5pt" o:hralign="center" o:hrstd="t" o:hr="t" fillcolor="#a0a0a0" stroked="f"/>
+        </w:pict>
+      </w:r>
+    </w:p>
+    <w:p>
+      <w:pPr>
+        <w:rPr>
+          <w:b/>
+          <w:bCs/>
+        </w:rPr>
+      </w:pPr>
+      <w:r>
+        <w:rPr>
+          <w:b/>
+          <w:bCs/>
+        </w:rPr>
+        <w:t>12. Principal Dashboard</w:t>
+      </w:r>
+    </w:p>
+    <w:p>
+      <w:r>
+        <w:rPr>
+          <w:b/>
+          <w:bCs/>
+        </w:rPr>
+        <w:t>DB Changes</w:t>
+      </w:r>
+    </w:p>
+    <w:p>
+      <w:pPr>
+        <w:numPr>
+          <w:ilvl w:val="0"/>
+          <w:numId w:val="59"/>
+        </w:numPr>
+      </w:pPr>
+      <w:r>
+        <w:t>No new DB — reuse all tables</w:t>
+      </w:r>
+    </w:p>
+    <w:p>
+      <w:r>
+        <w:rPr>
+          <w:b/>
+          <w:bCs/>
+        </w:rPr>
+        <w:t>UI Changes</w:t>
+      </w:r>
+    </w:p>
+    <w:p>
+      <w:pPr>
+        <w:numPr>
+          <w:ilvl w:val="0"/>
+          <w:numId w:val="60"/>
+        </w:numPr>
+      </w:pPr>
+      <w:r>
+        <w:t>Aggregate view of attendance, fee collection, exam results</w:t>
+      </w:r>
+    </w:p>
+    <w:p>
+      <w:r>
+        <w:rPr>
+          <w:b/>
+          <w:bCs/>
+        </w:rPr>
+        <w:t>WhatsApp Automation</w:t>
+      </w:r>
+    </w:p>
+    <w:p>
+      <w:pPr>
+        <w:numPr>
+          <w:ilvl w:val="0"/>
+          <w:numId w:val="61"/>
+        </w:numPr>
+      </w:pPr>
+      <w:r>
+        <w:t>Alerts for low attendance/high dues</w:t>
+      </w:r>
+    </w:p>
+    <w:p>
+      <w:r>
+        <w:pict w14:anchorId="719EAE21">
+          <v:rect id="_x0000_i1115" style="width:0;height:1.5pt" o:hralign="center" o:hrstd="t" o:hr="t" fillcolor="#a0a0a0" stroked="f"/>
+        </w:pict>
+      </w:r>
+    </w:p>
+    <w:p>
+      <w:pPr>
+        <w:rPr>
+          <w:b/>
+          <w:bCs/>
+        </w:rPr>
+      </w:pPr>
+      <w:r>
+        <w:rPr>
+          <w:b/>
+          <w:bCs/>
+        </w:rPr>
+        <w:t>13. Staff Management</w:t>
+      </w:r>
+    </w:p>
+    <w:p>
+      <w:r>
+        <w:rPr>
+          <w:b/>
+          <w:bCs/>
+        </w:rPr>
+        <w:t>DB Changes</w:t>
+      </w:r>
+    </w:p>
+    <w:p>
+      <w:pPr>
+        <w:numPr>
+          <w:ilvl w:val="0"/>
+          <w:numId w:val="62"/>
+        </w:numPr>
+      </w:pPr>
+      <w:r>
+        <w:t>staff (id, name, role, contact, department)</w:t>
+      </w:r>
+    </w:p>
+    <w:p>
+      <w:pPr>
+        <w:numPr>
+          <w:ilvl w:val="0"/>
+          <w:numId w:val="62"/>
+        </w:numPr>
+      </w:pPr>
+      <w:r>
+        <w:t>staff_attendance (id, staff_id, date, status)</w:t>
+      </w:r>
+    </w:p>
+    <w:p>
+      <w:r>
+        <w:rPr>
+          <w:b/>
+          <w:bCs/>
+        </w:rPr>
+        <w:t>UI Changes</w:t>
+      </w:r>
+    </w:p>
+    <w:p>
+      <w:pPr>
+        <w:numPr>
+          <w:ilvl w:val="0"/>
+          <w:numId w:val="63"/>
+        </w:numPr>
+      </w:pPr>
+      <w:r>
+        <w:t xml:space="preserve">Menu: </w:t>
+      </w:r>
+      <w:r>
+        <w:rPr>
+          <w:rFonts w:ascii="Segoe UI Emoji" w:hAnsi="Segoe UI Emoji" w:cs="Segoe UI Emoji"/>
+          <w:b/>
+          <w:bCs/>
+        </w:rPr>
+        <w:t>👨</w:t>
+      </w:r>
+      <w:r>
+        <w:rPr>
+          <w:b/>
+          <w:bCs/>
+        </w:rPr>
+        <w:t>‍</w:t>
+      </w:r>
+      <w:r>
+        <w:rPr>
+          <w:rFonts w:ascii="Segoe UI Emoji" w:hAnsi="Segoe UI Emoji" w:cs="Segoe UI Emoji"/>
+          <w:b/>
+          <w:bCs/>
+        </w:rPr>
+        <w:t>🏫</w:t>
+      </w:r>
+      <w:r>
+        <w:rPr>
+          <w:b/>
+          <w:bCs/>
+        </w:rPr>
+        <w:t xml:space="preserve"> Staff Management</w:t>
+      </w:r>
+    </w:p>
+    <w:p>
+      <w:pPr>
+        <w:numPr>
+          <w:ilvl w:val="0"/>
+          <w:numId w:val="63"/>
+        </w:numPr>
+      </w:pPr>
+      <w:r>
+        <w:t>Track attendance &amp; info</w:t>
+      </w:r>
+    </w:p>
+    <w:p>
+      <w:r>
+        <w:rPr>
+          <w:b/>
+          <w:bCs/>
+        </w:rPr>
+        <w:t>WhatsApp Automation</w:t>
+      </w:r>
+    </w:p>
+    <w:p>
+      <w:pPr>
+        <w:numPr>
+          <w:ilvl w:val="0"/>
+          <w:numId w:val="64"/>
+        </w:numPr>
+      </w:pPr>
+      <w:r>
+        <w:lastRenderedPageBreak/>
+        <w:t>Daily attendance summaries to principal</w:t>
+      </w:r>
+    </w:p>
     <w:p/>
     <w:sectPr>
       <w:pgSz w:w="11906" w:h="16838"/>
@@ -2332,6 +3717,155 @@
 <file path=word/numbering.xml><?xml version="1.0" encoding="utf-8"?>
 <w:numbering xmlns:wpc="http://schemas.microsoft.com/office/word/2010/wordprocessingCanvas" xmlns:cx="http://schemas.microsoft.com/office/drawing/2014/chartex" xmlns:cx1="http://schemas.microsoft.com/office/drawing/2015/9/8/chartex" xmlns:cx2="http://schemas.microsoft.com/office/drawing/2015/10/21/chartex" xmlns:cx3="http://schemas.microsoft.com/office/drawing/2016/5/9/chartex" xmlns:cx4="http://schemas.microsoft.com/office/drawing/2016/5/10/chartex" xmlns:cx5="http://schemas.microsoft.com/office/drawing/2016/5/11/chartex" xmlns:cx6="http://schemas.microsoft.com/office/drawing/2016/5/12/chartex" xmlns:cx7="http://schemas.microsoft.com/office/drawing/2016/5/13/chartex" xmlns:cx8="http://schemas.microsoft.com/office/drawing/2016/5/14/chartex" xmlns:mc="http://schemas.openxmlformats.org/markup-compatibility/2006" xmlns:aink="http://schemas.microsoft.com/office/drawing/2016/ink" xmlns:am3d="http://schemas.microsoft.com/office/drawing/2017/model3d" xmlns:o="urn:schemas-microsoft-com:office:office" xmlns:oel="http://schemas.microsoft.com/office/2019/extlst" xmlns:r="http://schemas.openxmlformats.org/officeDocument/2006/relationships" xmlns:m="http://schemas.openxmlformats.org/officeDocument/2006/math" xmlns:v="urn:schemas-microsoft-com:vml" xmlns:wp14="http://schemas.microsoft.com/office/word/2010/wordprocessingDrawing" xmlns:wp="http://schemas.openxmlformats.org/drawingml/2006/wordprocessingDrawing" xmlns:w10="urn:schemas-microsoft-com:office:word" xmlns:w="http://schemas.openxmlformats.org/wordprocessingml/2006/main" xmlns:w14="http://schemas.microsoft.com/office/word/2010/wordml" xmlns:w15="http://schemas.microsoft.com/office/word/2012/wordml" xmlns:w16cex="http://schemas.microsoft.com/office/word/2018/wordml/cex" xmlns:w16cid="http://schemas.microsoft.com/office/word/2016/wordml/cid" xmlns:w16="http://schemas.microsoft.com/office/word/2018/wordml" xmlns:w16du="http://schemas.microsoft.com/office/word/2023/wordml/word16du" xmlns:w16sdtdh="http://schemas.microsoft.com/office/word/2020/wordml/sdtdatahash" xmlns:w16sdtfl="http://schemas.microsoft.com/office/word/2024/wordml/sdtformatlock" xmlns:w16se="http://schemas.microsoft.com/office/word/2015/wordml/symex" xmlns:wpg="http://schemas.microsoft.com/office/word/2010/wordprocessingGroup" xmlns:wpi="http://schemas.microsoft.com/office/word/2010/wordprocessingInk" xmlns:wne="http://schemas.microsoft.com/office/word/2006/wordml" xmlns:wps="http://schemas.microsoft.com/office/word/2010/wordprocessingShape" mc:Ignorable="w14 w15 w16se w16cid w16 w16cex w16sdtdh w16sdtfl w16du wp14">
   <w:abstractNum w:abstractNumId="0" w15:restartNumberingAfterBreak="0">
+    <w:nsid w:val="027A2EE3"/>
+    <w:multiLevelType w:val="multilevel"/>
+    <w:tmpl w:val="F16A2574"/>
+    <w:lvl w:ilvl="0">
+      <w:start w:val="1"/>
+      <w:numFmt w:val="bullet"/>
+      <w:lvlText w:val=""/>
+      <w:lvlJc w:val="left"/>
+      <w:pPr>
+        <w:tabs>
+          <w:tab w:val="num" w:pos="720"/>
+        </w:tabs>
+        <w:ind w:left="720" w:hanging="360"/>
+      </w:pPr>
+      <w:rPr>
+        <w:rFonts w:ascii="Symbol" w:hAnsi="Symbol" w:hint="default"/>
+        <w:sz w:val="20"/>
+      </w:rPr>
+    </w:lvl>
+    <w:lvl w:ilvl="1" w:tentative="1">
+      <w:start w:val="1"/>
+      <w:numFmt w:val="bullet"/>
+      <w:lvlText w:val="o"/>
+      <w:lvlJc w:val="left"/>
+      <w:pPr>
+        <w:tabs>
+          <w:tab w:val="num" w:pos="1440"/>
+        </w:tabs>
+        <w:ind w:left="1440" w:hanging="360"/>
+      </w:pPr>
+      <w:rPr>
+        <w:rFonts w:ascii="Courier New" w:hAnsi="Courier New" w:hint="default"/>
+        <w:sz w:val="20"/>
+      </w:rPr>
+    </w:lvl>
+    <w:lvl w:ilvl="2" w:tentative="1">
+      <w:start w:val="1"/>
+      <w:numFmt w:val="bullet"/>
+      <w:lvlText w:val=""/>
+      <w:lvlJc w:val="left"/>
+      <w:pPr>
+        <w:tabs>
+          <w:tab w:val="num" w:pos="2160"/>
+        </w:tabs>
+        <w:ind w:left="2160" w:hanging="360"/>
+      </w:pPr>
+      <w:rPr>
+        <w:rFonts w:ascii="Wingdings" w:hAnsi="Wingdings" w:hint="default"/>
+        <w:sz w:val="20"/>
+      </w:rPr>
+    </w:lvl>
+    <w:lvl w:ilvl="3" w:tentative="1">
+      <w:start w:val="1"/>
+      <w:numFmt w:val="bullet"/>
+      <w:lvlText w:val=""/>
+      <w:lvlJc w:val="left"/>
+      <w:pPr>
+        <w:tabs>
+          <w:tab w:val="num" w:pos="2880"/>
+        </w:tabs>
+        <w:ind w:left="2880" w:hanging="360"/>
+      </w:pPr>
+      <w:rPr>
+        <w:rFonts w:ascii="Wingdings" w:hAnsi="Wingdings" w:hint="default"/>
+        <w:sz w:val="20"/>
+      </w:rPr>
+    </w:lvl>
+    <w:lvl w:ilvl="4" w:tentative="1">
+      <w:start w:val="1"/>
+      <w:numFmt w:val="bullet"/>
+      <w:lvlText w:val=""/>
+      <w:lvlJc w:val="left"/>
+      <w:pPr>
+        <w:tabs>
+          <w:tab w:val="num" w:pos="3600"/>
+        </w:tabs>
+        <w:ind w:left="3600" w:hanging="360"/>
+      </w:pPr>
+      <w:rPr>
+        <w:rFonts w:ascii="Wingdings" w:hAnsi="Wingdings" w:hint="default"/>
+        <w:sz w:val="20"/>
+      </w:rPr>
+    </w:lvl>
+    <w:lvl w:ilvl="5" w:tentative="1">
+      <w:start w:val="1"/>
+      <w:numFmt w:val="bullet"/>
+      <w:lvlText w:val=""/>
+      <w:lvlJc w:val="left"/>
+      <w:pPr>
+        <w:tabs>
+          <w:tab w:val="num" w:pos="4320"/>
+        </w:tabs>
+        <w:ind w:left="4320" w:hanging="360"/>
+      </w:pPr>
+      <w:rPr>
+        <w:rFonts w:ascii="Wingdings" w:hAnsi="Wingdings" w:hint="default"/>
+        <w:sz w:val="20"/>
+      </w:rPr>
+    </w:lvl>
+    <w:lvl w:ilvl="6" w:tentative="1">
+      <w:start w:val="1"/>
+      <w:numFmt w:val="bullet"/>
+      <w:lvlText w:val=""/>
+      <w:lvlJc w:val="left"/>
+      <w:pPr>
+        <w:tabs>
+          <w:tab w:val="num" w:pos="5040"/>
+        </w:tabs>
+        <w:ind w:left="5040" w:hanging="360"/>
+      </w:pPr>
+      <w:rPr>
+        <w:rFonts w:ascii="Wingdings" w:hAnsi="Wingdings" w:hint="default"/>
+        <w:sz w:val="20"/>
+      </w:rPr>
+    </w:lvl>
+    <w:lvl w:ilvl="7" w:tentative="1">
+      <w:start w:val="1"/>
+      <w:numFmt w:val="bullet"/>
+      <w:lvlText w:val=""/>
+      <w:lvlJc w:val="left"/>
+      <w:pPr>
+        <w:tabs>
+          <w:tab w:val="num" w:pos="5760"/>
+        </w:tabs>
+        <w:ind w:left="5760" w:hanging="360"/>
+      </w:pPr>
+      <w:rPr>
+        <w:rFonts w:ascii="Wingdings" w:hAnsi="Wingdings" w:hint="default"/>
+        <w:sz w:val="20"/>
+      </w:rPr>
+    </w:lvl>
+    <w:lvl w:ilvl="8" w:tentative="1">
+      <w:start w:val="1"/>
+      <w:numFmt w:val="bullet"/>
+      <w:lvlText w:val=""/>
+      <w:lvlJc w:val="left"/>
+      <w:pPr>
+        <w:tabs>
+          <w:tab w:val="num" w:pos="6480"/>
+        </w:tabs>
+        <w:ind w:left="6480" w:hanging="360"/>
+      </w:pPr>
+      <w:rPr>
+        <w:rFonts w:ascii="Wingdings" w:hAnsi="Wingdings" w:hint="default"/>
+        <w:sz w:val="20"/>
+      </w:rPr>
+    </w:lvl>
+  </w:abstractNum>
+  <w:abstractNum w:abstractNumId="1" w15:restartNumberingAfterBreak="0">
     <w:nsid w:val="038C48F5"/>
     <w:multiLevelType w:val="multilevel"/>
     <w:tmpl w:val="5136143E"/>
@@ -2480,7 +4014,7 @@
       </w:rPr>
     </w:lvl>
   </w:abstractNum>
-  <w:abstractNum w:abstractNumId="1" w15:restartNumberingAfterBreak="0">
+  <w:abstractNum w:abstractNumId="2" w15:restartNumberingAfterBreak="0">
     <w:nsid w:val="056C229B"/>
     <w:multiLevelType w:val="multilevel"/>
     <w:tmpl w:val="B288A816"/>
@@ -2629,7 +4163,603 @@
       </w:rPr>
     </w:lvl>
   </w:abstractNum>
-  <w:abstractNum w:abstractNumId="2" w15:restartNumberingAfterBreak="0">
+  <w:abstractNum w:abstractNumId="3" w15:restartNumberingAfterBreak="0">
+    <w:nsid w:val="06145CFB"/>
+    <w:multiLevelType w:val="multilevel"/>
+    <w:tmpl w:val="9E663E7E"/>
+    <w:lvl w:ilvl="0">
+      <w:start w:val="1"/>
+      <w:numFmt w:val="bullet"/>
+      <w:lvlText w:val=""/>
+      <w:lvlJc w:val="left"/>
+      <w:pPr>
+        <w:tabs>
+          <w:tab w:val="num" w:pos="720"/>
+        </w:tabs>
+        <w:ind w:left="720" w:hanging="360"/>
+      </w:pPr>
+      <w:rPr>
+        <w:rFonts w:ascii="Symbol" w:hAnsi="Symbol" w:hint="default"/>
+        <w:sz w:val="20"/>
+      </w:rPr>
+    </w:lvl>
+    <w:lvl w:ilvl="1" w:tentative="1">
+      <w:start w:val="1"/>
+      <w:numFmt w:val="bullet"/>
+      <w:lvlText w:val="o"/>
+      <w:lvlJc w:val="left"/>
+      <w:pPr>
+        <w:tabs>
+          <w:tab w:val="num" w:pos="1440"/>
+        </w:tabs>
+        <w:ind w:left="1440" w:hanging="360"/>
+      </w:pPr>
+      <w:rPr>
+        <w:rFonts w:ascii="Courier New" w:hAnsi="Courier New" w:hint="default"/>
+        <w:sz w:val="20"/>
+      </w:rPr>
+    </w:lvl>
+    <w:lvl w:ilvl="2" w:tentative="1">
+      <w:start w:val="1"/>
+      <w:numFmt w:val="bullet"/>
+      <w:lvlText w:val=""/>
+      <w:lvlJc w:val="left"/>
+      <w:pPr>
+        <w:tabs>
+          <w:tab w:val="num" w:pos="2160"/>
+        </w:tabs>
+        <w:ind w:left="2160" w:hanging="360"/>
+      </w:pPr>
+      <w:rPr>
+        <w:rFonts w:ascii="Wingdings" w:hAnsi="Wingdings" w:hint="default"/>
+        <w:sz w:val="20"/>
+      </w:rPr>
+    </w:lvl>
+    <w:lvl w:ilvl="3" w:tentative="1">
+      <w:start w:val="1"/>
+      <w:numFmt w:val="bullet"/>
+      <w:lvlText w:val=""/>
+      <w:lvlJc w:val="left"/>
+      <w:pPr>
+        <w:tabs>
+          <w:tab w:val="num" w:pos="2880"/>
+        </w:tabs>
+        <w:ind w:left="2880" w:hanging="360"/>
+      </w:pPr>
+      <w:rPr>
+        <w:rFonts w:ascii="Wingdings" w:hAnsi="Wingdings" w:hint="default"/>
+        <w:sz w:val="20"/>
+      </w:rPr>
+    </w:lvl>
+    <w:lvl w:ilvl="4" w:tentative="1">
+      <w:start w:val="1"/>
+      <w:numFmt w:val="bullet"/>
+      <w:lvlText w:val=""/>
+      <w:lvlJc w:val="left"/>
+      <w:pPr>
+        <w:tabs>
+          <w:tab w:val="num" w:pos="3600"/>
+        </w:tabs>
+        <w:ind w:left="3600" w:hanging="360"/>
+      </w:pPr>
+      <w:rPr>
+        <w:rFonts w:ascii="Wingdings" w:hAnsi="Wingdings" w:hint="default"/>
+        <w:sz w:val="20"/>
+      </w:rPr>
+    </w:lvl>
+    <w:lvl w:ilvl="5" w:tentative="1">
+      <w:start w:val="1"/>
+      <w:numFmt w:val="bullet"/>
+      <w:lvlText w:val=""/>
+      <w:lvlJc w:val="left"/>
+      <w:pPr>
+        <w:tabs>
+          <w:tab w:val="num" w:pos="4320"/>
+        </w:tabs>
+        <w:ind w:left="4320" w:hanging="360"/>
+      </w:pPr>
+      <w:rPr>
+        <w:rFonts w:ascii="Wingdings" w:hAnsi="Wingdings" w:hint="default"/>
+        <w:sz w:val="20"/>
+      </w:rPr>
+    </w:lvl>
+    <w:lvl w:ilvl="6" w:tentative="1">
+      <w:start w:val="1"/>
+      <w:numFmt w:val="bullet"/>
+      <w:lvlText w:val=""/>
+      <w:lvlJc w:val="left"/>
+      <w:pPr>
+        <w:tabs>
+          <w:tab w:val="num" w:pos="5040"/>
+        </w:tabs>
+        <w:ind w:left="5040" w:hanging="360"/>
+      </w:pPr>
+      <w:rPr>
+        <w:rFonts w:ascii="Wingdings" w:hAnsi="Wingdings" w:hint="default"/>
+        <w:sz w:val="20"/>
+      </w:rPr>
+    </w:lvl>
+    <w:lvl w:ilvl="7" w:tentative="1">
+      <w:start w:val="1"/>
+      <w:numFmt w:val="bullet"/>
+      <w:lvlText w:val=""/>
+      <w:lvlJc w:val="left"/>
+      <w:pPr>
+        <w:tabs>
+          <w:tab w:val="num" w:pos="5760"/>
+        </w:tabs>
+        <w:ind w:left="5760" w:hanging="360"/>
+      </w:pPr>
+      <w:rPr>
+        <w:rFonts w:ascii="Wingdings" w:hAnsi="Wingdings" w:hint="default"/>
+        <w:sz w:val="20"/>
+      </w:rPr>
+    </w:lvl>
+    <w:lvl w:ilvl="8" w:tentative="1">
+      <w:start w:val="1"/>
+      <w:numFmt w:val="bullet"/>
+      <w:lvlText w:val=""/>
+      <w:lvlJc w:val="left"/>
+      <w:pPr>
+        <w:tabs>
+          <w:tab w:val="num" w:pos="6480"/>
+        </w:tabs>
+        <w:ind w:left="6480" w:hanging="360"/>
+      </w:pPr>
+      <w:rPr>
+        <w:rFonts w:ascii="Wingdings" w:hAnsi="Wingdings" w:hint="default"/>
+        <w:sz w:val="20"/>
+      </w:rPr>
+    </w:lvl>
+  </w:abstractNum>
+  <w:abstractNum w:abstractNumId="4" w15:restartNumberingAfterBreak="0">
+    <w:nsid w:val="07130BB6"/>
+    <w:multiLevelType w:val="multilevel"/>
+    <w:tmpl w:val="0D84D5CE"/>
+    <w:lvl w:ilvl="0">
+      <w:start w:val="1"/>
+      <w:numFmt w:val="bullet"/>
+      <w:lvlText w:val=""/>
+      <w:lvlJc w:val="left"/>
+      <w:pPr>
+        <w:tabs>
+          <w:tab w:val="num" w:pos="720"/>
+        </w:tabs>
+        <w:ind w:left="720" w:hanging="360"/>
+      </w:pPr>
+      <w:rPr>
+        <w:rFonts w:ascii="Symbol" w:hAnsi="Symbol" w:hint="default"/>
+        <w:sz w:val="20"/>
+      </w:rPr>
+    </w:lvl>
+    <w:lvl w:ilvl="1" w:tentative="1">
+      <w:start w:val="1"/>
+      <w:numFmt w:val="bullet"/>
+      <w:lvlText w:val="o"/>
+      <w:lvlJc w:val="left"/>
+      <w:pPr>
+        <w:tabs>
+          <w:tab w:val="num" w:pos="1440"/>
+        </w:tabs>
+        <w:ind w:left="1440" w:hanging="360"/>
+      </w:pPr>
+      <w:rPr>
+        <w:rFonts w:ascii="Courier New" w:hAnsi="Courier New" w:hint="default"/>
+        <w:sz w:val="20"/>
+      </w:rPr>
+    </w:lvl>
+    <w:lvl w:ilvl="2" w:tentative="1">
+      <w:start w:val="1"/>
+      <w:numFmt w:val="bullet"/>
+      <w:lvlText w:val=""/>
+      <w:lvlJc w:val="left"/>
+      <w:pPr>
+        <w:tabs>
+          <w:tab w:val="num" w:pos="2160"/>
+        </w:tabs>
+        <w:ind w:left="2160" w:hanging="360"/>
+      </w:pPr>
+      <w:rPr>
+        <w:rFonts w:ascii="Wingdings" w:hAnsi="Wingdings" w:hint="default"/>
+        <w:sz w:val="20"/>
+      </w:rPr>
+    </w:lvl>
+    <w:lvl w:ilvl="3" w:tentative="1">
+      <w:start w:val="1"/>
+      <w:numFmt w:val="bullet"/>
+      <w:lvlText w:val=""/>
+      <w:lvlJc w:val="left"/>
+      <w:pPr>
+        <w:tabs>
+          <w:tab w:val="num" w:pos="2880"/>
+        </w:tabs>
+        <w:ind w:left="2880" w:hanging="360"/>
+      </w:pPr>
+      <w:rPr>
+        <w:rFonts w:ascii="Wingdings" w:hAnsi="Wingdings" w:hint="default"/>
+        <w:sz w:val="20"/>
+      </w:rPr>
+    </w:lvl>
+    <w:lvl w:ilvl="4" w:tentative="1">
+      <w:start w:val="1"/>
+      <w:numFmt w:val="bullet"/>
+      <w:lvlText w:val=""/>
+      <w:lvlJc w:val="left"/>
+      <w:pPr>
+        <w:tabs>
+          <w:tab w:val="num" w:pos="3600"/>
+        </w:tabs>
+        <w:ind w:left="3600" w:hanging="360"/>
+      </w:pPr>
+      <w:rPr>
+        <w:rFonts w:ascii="Wingdings" w:hAnsi="Wingdings" w:hint="default"/>
+        <w:sz w:val="20"/>
+      </w:rPr>
+    </w:lvl>
+    <w:lvl w:ilvl="5" w:tentative="1">
+      <w:start w:val="1"/>
+      <w:numFmt w:val="bullet"/>
+      <w:lvlText w:val=""/>
+      <w:lvlJc w:val="left"/>
+      <w:pPr>
+        <w:tabs>
+          <w:tab w:val="num" w:pos="4320"/>
+        </w:tabs>
+        <w:ind w:left="4320" w:hanging="360"/>
+      </w:pPr>
+      <w:rPr>
+        <w:rFonts w:ascii="Wingdings" w:hAnsi="Wingdings" w:hint="default"/>
+        <w:sz w:val="20"/>
+      </w:rPr>
+    </w:lvl>
+    <w:lvl w:ilvl="6" w:tentative="1">
+      <w:start w:val="1"/>
+      <w:numFmt w:val="bullet"/>
+      <w:lvlText w:val=""/>
+      <w:lvlJc w:val="left"/>
+      <w:pPr>
+        <w:tabs>
+          <w:tab w:val="num" w:pos="5040"/>
+        </w:tabs>
+        <w:ind w:left="5040" w:hanging="360"/>
+      </w:pPr>
+      <w:rPr>
+        <w:rFonts w:ascii="Wingdings" w:hAnsi="Wingdings" w:hint="default"/>
+        <w:sz w:val="20"/>
+      </w:rPr>
+    </w:lvl>
+    <w:lvl w:ilvl="7" w:tentative="1">
+      <w:start w:val="1"/>
+      <w:numFmt w:val="bullet"/>
+      <w:lvlText w:val=""/>
+      <w:lvlJc w:val="left"/>
+      <w:pPr>
+        <w:tabs>
+          <w:tab w:val="num" w:pos="5760"/>
+        </w:tabs>
+        <w:ind w:left="5760" w:hanging="360"/>
+      </w:pPr>
+      <w:rPr>
+        <w:rFonts w:ascii="Wingdings" w:hAnsi="Wingdings" w:hint="default"/>
+        <w:sz w:val="20"/>
+      </w:rPr>
+    </w:lvl>
+    <w:lvl w:ilvl="8" w:tentative="1">
+      <w:start w:val="1"/>
+      <w:numFmt w:val="bullet"/>
+      <w:lvlText w:val=""/>
+      <w:lvlJc w:val="left"/>
+      <w:pPr>
+        <w:tabs>
+          <w:tab w:val="num" w:pos="6480"/>
+        </w:tabs>
+        <w:ind w:left="6480" w:hanging="360"/>
+      </w:pPr>
+      <w:rPr>
+        <w:rFonts w:ascii="Wingdings" w:hAnsi="Wingdings" w:hint="default"/>
+        <w:sz w:val="20"/>
+      </w:rPr>
+    </w:lvl>
+  </w:abstractNum>
+  <w:abstractNum w:abstractNumId="5" w15:restartNumberingAfterBreak="0">
+    <w:nsid w:val="08642831"/>
+    <w:multiLevelType w:val="multilevel"/>
+    <w:tmpl w:val="190890BA"/>
+    <w:lvl w:ilvl="0">
+      <w:start w:val="1"/>
+      <w:numFmt w:val="bullet"/>
+      <w:lvlText w:val=""/>
+      <w:lvlJc w:val="left"/>
+      <w:pPr>
+        <w:tabs>
+          <w:tab w:val="num" w:pos="720"/>
+        </w:tabs>
+        <w:ind w:left="720" w:hanging="360"/>
+      </w:pPr>
+      <w:rPr>
+        <w:rFonts w:ascii="Symbol" w:hAnsi="Symbol" w:hint="default"/>
+        <w:sz w:val="20"/>
+      </w:rPr>
+    </w:lvl>
+    <w:lvl w:ilvl="1" w:tentative="1">
+      <w:start w:val="1"/>
+      <w:numFmt w:val="bullet"/>
+      <w:lvlText w:val="o"/>
+      <w:lvlJc w:val="left"/>
+      <w:pPr>
+        <w:tabs>
+          <w:tab w:val="num" w:pos="1440"/>
+        </w:tabs>
+        <w:ind w:left="1440" w:hanging="360"/>
+      </w:pPr>
+      <w:rPr>
+        <w:rFonts w:ascii="Courier New" w:hAnsi="Courier New" w:hint="default"/>
+        <w:sz w:val="20"/>
+      </w:rPr>
+    </w:lvl>
+    <w:lvl w:ilvl="2" w:tentative="1">
+      <w:start w:val="1"/>
+      <w:numFmt w:val="bullet"/>
+      <w:lvlText w:val=""/>
+      <w:lvlJc w:val="left"/>
+      <w:pPr>
+        <w:tabs>
+          <w:tab w:val="num" w:pos="2160"/>
+        </w:tabs>
+        <w:ind w:left="2160" w:hanging="360"/>
+      </w:pPr>
+      <w:rPr>
+        <w:rFonts w:ascii="Wingdings" w:hAnsi="Wingdings" w:hint="default"/>
+        <w:sz w:val="20"/>
+      </w:rPr>
+    </w:lvl>
+    <w:lvl w:ilvl="3" w:tentative="1">
+      <w:start w:val="1"/>
+      <w:numFmt w:val="bullet"/>
+      <w:lvlText w:val=""/>
+      <w:lvlJc w:val="left"/>
+      <w:pPr>
+        <w:tabs>
+          <w:tab w:val="num" w:pos="2880"/>
+        </w:tabs>
+        <w:ind w:left="2880" w:hanging="360"/>
+      </w:pPr>
+      <w:rPr>
+        <w:rFonts w:ascii="Wingdings" w:hAnsi="Wingdings" w:hint="default"/>
+        <w:sz w:val="20"/>
+      </w:rPr>
+    </w:lvl>
+    <w:lvl w:ilvl="4" w:tentative="1">
+      <w:start w:val="1"/>
+      <w:numFmt w:val="bullet"/>
+      <w:lvlText w:val=""/>
+      <w:lvlJc w:val="left"/>
+      <w:pPr>
+        <w:tabs>
+          <w:tab w:val="num" w:pos="3600"/>
+        </w:tabs>
+        <w:ind w:left="3600" w:hanging="360"/>
+      </w:pPr>
+      <w:rPr>
+        <w:rFonts w:ascii="Wingdings" w:hAnsi="Wingdings" w:hint="default"/>
+        <w:sz w:val="20"/>
+      </w:rPr>
+    </w:lvl>
+    <w:lvl w:ilvl="5" w:tentative="1">
+      <w:start w:val="1"/>
+      <w:numFmt w:val="bullet"/>
+      <w:lvlText w:val=""/>
+      <w:lvlJc w:val="left"/>
+      <w:pPr>
+        <w:tabs>
+          <w:tab w:val="num" w:pos="4320"/>
+        </w:tabs>
+        <w:ind w:left="4320" w:hanging="360"/>
+      </w:pPr>
+      <w:rPr>
+        <w:rFonts w:ascii="Wingdings" w:hAnsi="Wingdings" w:hint="default"/>
+        <w:sz w:val="20"/>
+      </w:rPr>
+    </w:lvl>
+    <w:lvl w:ilvl="6" w:tentative="1">
+      <w:start w:val="1"/>
+      <w:numFmt w:val="bullet"/>
+      <w:lvlText w:val=""/>
+      <w:lvlJc w:val="left"/>
+      <w:pPr>
+        <w:tabs>
+          <w:tab w:val="num" w:pos="5040"/>
+        </w:tabs>
+        <w:ind w:left="5040" w:hanging="360"/>
+      </w:pPr>
+      <w:rPr>
+        <w:rFonts w:ascii="Wingdings" w:hAnsi="Wingdings" w:hint="default"/>
+        <w:sz w:val="20"/>
+      </w:rPr>
+    </w:lvl>
+    <w:lvl w:ilvl="7" w:tentative="1">
+      <w:start w:val="1"/>
+      <w:numFmt w:val="bullet"/>
+      <w:lvlText w:val=""/>
+      <w:lvlJc w:val="left"/>
+      <w:pPr>
+        <w:tabs>
+          <w:tab w:val="num" w:pos="5760"/>
+        </w:tabs>
+        <w:ind w:left="5760" w:hanging="360"/>
+      </w:pPr>
+      <w:rPr>
+        <w:rFonts w:ascii="Wingdings" w:hAnsi="Wingdings" w:hint="default"/>
+        <w:sz w:val="20"/>
+      </w:rPr>
+    </w:lvl>
+    <w:lvl w:ilvl="8" w:tentative="1">
+      <w:start w:val="1"/>
+      <w:numFmt w:val="bullet"/>
+      <w:lvlText w:val=""/>
+      <w:lvlJc w:val="left"/>
+      <w:pPr>
+        <w:tabs>
+          <w:tab w:val="num" w:pos="6480"/>
+        </w:tabs>
+        <w:ind w:left="6480" w:hanging="360"/>
+      </w:pPr>
+      <w:rPr>
+        <w:rFonts w:ascii="Wingdings" w:hAnsi="Wingdings" w:hint="default"/>
+        <w:sz w:val="20"/>
+      </w:rPr>
+    </w:lvl>
+  </w:abstractNum>
+  <w:abstractNum w:abstractNumId="6" w15:restartNumberingAfterBreak="0">
+    <w:nsid w:val="08E569A4"/>
+    <w:multiLevelType w:val="multilevel"/>
+    <w:tmpl w:val="0DF27A02"/>
+    <w:lvl w:ilvl="0">
+      <w:start w:val="1"/>
+      <w:numFmt w:val="bullet"/>
+      <w:lvlText w:val=""/>
+      <w:lvlJc w:val="left"/>
+      <w:pPr>
+        <w:tabs>
+          <w:tab w:val="num" w:pos="720"/>
+        </w:tabs>
+        <w:ind w:left="720" w:hanging="360"/>
+      </w:pPr>
+      <w:rPr>
+        <w:rFonts w:ascii="Symbol" w:hAnsi="Symbol" w:hint="default"/>
+        <w:sz w:val="20"/>
+      </w:rPr>
+    </w:lvl>
+    <w:lvl w:ilvl="1" w:tentative="1">
+      <w:start w:val="1"/>
+      <w:numFmt w:val="bullet"/>
+      <w:lvlText w:val="o"/>
+      <w:lvlJc w:val="left"/>
+      <w:pPr>
+        <w:tabs>
+          <w:tab w:val="num" w:pos="1440"/>
+        </w:tabs>
+        <w:ind w:left="1440" w:hanging="360"/>
+      </w:pPr>
+      <w:rPr>
+        <w:rFonts w:ascii="Courier New" w:hAnsi="Courier New" w:hint="default"/>
+        <w:sz w:val="20"/>
+      </w:rPr>
+    </w:lvl>
+    <w:lvl w:ilvl="2" w:tentative="1">
+      <w:start w:val="1"/>
+      <w:numFmt w:val="bullet"/>
+      <w:lvlText w:val=""/>
+      <w:lvlJc w:val="left"/>
+      <w:pPr>
+        <w:tabs>
+          <w:tab w:val="num" w:pos="2160"/>
+        </w:tabs>
+        <w:ind w:left="2160" w:hanging="360"/>
+      </w:pPr>
+      <w:rPr>
+        <w:rFonts w:ascii="Wingdings" w:hAnsi="Wingdings" w:hint="default"/>
+        <w:sz w:val="20"/>
+      </w:rPr>
+    </w:lvl>
+    <w:lvl w:ilvl="3" w:tentative="1">
+      <w:start w:val="1"/>
+      <w:numFmt w:val="bullet"/>
+      <w:lvlText w:val=""/>
+      <w:lvlJc w:val="left"/>
+      <w:pPr>
+        <w:tabs>
+          <w:tab w:val="num" w:pos="2880"/>
+        </w:tabs>
+        <w:ind w:left="2880" w:hanging="360"/>
+      </w:pPr>
+      <w:rPr>
+        <w:rFonts w:ascii="Wingdings" w:hAnsi="Wingdings" w:hint="default"/>
+        <w:sz w:val="20"/>
+      </w:rPr>
+    </w:lvl>
+    <w:lvl w:ilvl="4" w:tentative="1">
+      <w:start w:val="1"/>
+      <w:numFmt w:val="bullet"/>
+      <w:lvlText w:val=""/>
+      <w:lvlJc w:val="left"/>
+      <w:pPr>
+        <w:tabs>
+          <w:tab w:val="num" w:pos="3600"/>
+        </w:tabs>
+        <w:ind w:left="3600" w:hanging="360"/>
+      </w:pPr>
+      <w:rPr>
+        <w:rFonts w:ascii="Wingdings" w:hAnsi="Wingdings" w:hint="default"/>
+        <w:sz w:val="20"/>
+      </w:rPr>
+    </w:lvl>
+    <w:lvl w:ilvl="5" w:tentative="1">
+      <w:start w:val="1"/>
+      <w:numFmt w:val="bullet"/>
+      <w:lvlText w:val=""/>
+      <w:lvlJc w:val="left"/>
+      <w:pPr>
+        <w:tabs>
+          <w:tab w:val="num" w:pos="4320"/>
+        </w:tabs>
+        <w:ind w:left="4320" w:hanging="360"/>
+      </w:pPr>
+      <w:rPr>
+        <w:rFonts w:ascii="Wingdings" w:hAnsi="Wingdings" w:hint="default"/>
+        <w:sz w:val="20"/>
+      </w:rPr>
+    </w:lvl>
+    <w:lvl w:ilvl="6" w:tentative="1">
+      <w:start w:val="1"/>
+      <w:numFmt w:val="bullet"/>
+      <w:lvlText w:val=""/>
+      <w:lvlJc w:val="left"/>
+      <w:pPr>
+        <w:tabs>
+          <w:tab w:val="num" w:pos="5040"/>
+        </w:tabs>
+        <w:ind w:left="5040" w:hanging="360"/>
+      </w:pPr>
+      <w:rPr>
+        <w:rFonts w:ascii="Wingdings" w:hAnsi="Wingdings" w:hint="default"/>
+        <w:sz w:val="20"/>
+      </w:rPr>
+    </w:lvl>
+    <w:lvl w:ilvl="7" w:tentative="1">
+      <w:start w:val="1"/>
+      <w:numFmt w:val="bullet"/>
+      <w:lvlText w:val=""/>
+      <w:lvlJc w:val="left"/>
+      <w:pPr>
+        <w:tabs>
+          <w:tab w:val="num" w:pos="5760"/>
+        </w:tabs>
+        <w:ind w:left="5760" w:hanging="360"/>
+      </w:pPr>
+      <w:rPr>
+        <w:rFonts w:ascii="Wingdings" w:hAnsi="Wingdings" w:hint="default"/>
+        <w:sz w:val="20"/>
+      </w:rPr>
+    </w:lvl>
+    <w:lvl w:ilvl="8" w:tentative="1">
+      <w:start w:val="1"/>
+      <w:numFmt w:val="bullet"/>
+      <w:lvlText w:val=""/>
+      <w:lvlJc w:val="left"/>
+      <w:pPr>
+        <w:tabs>
+          <w:tab w:val="num" w:pos="6480"/>
+        </w:tabs>
+        <w:ind w:left="6480" w:hanging="360"/>
+      </w:pPr>
+      <w:rPr>
+        <w:rFonts w:ascii="Wingdings" w:hAnsi="Wingdings" w:hint="default"/>
+        <w:sz w:val="20"/>
+      </w:rPr>
+    </w:lvl>
+  </w:abstractNum>
+  <w:abstractNum w:abstractNumId="7" w15:restartNumberingAfterBreak="0">
     <w:nsid w:val="096C2EB7"/>
     <w:multiLevelType w:val="multilevel"/>
     <w:tmpl w:val="E1647BA0"/>
@@ -2778,7 +4908,156 @@
       </w:rPr>
     </w:lvl>
   </w:abstractNum>
-  <w:abstractNum w:abstractNumId="3" w15:restartNumberingAfterBreak="0">
+  <w:abstractNum w:abstractNumId="8" w15:restartNumberingAfterBreak="0">
+    <w:nsid w:val="0B660884"/>
+    <w:multiLevelType w:val="multilevel"/>
+    <w:tmpl w:val="C9CACA92"/>
+    <w:lvl w:ilvl="0">
+      <w:start w:val="1"/>
+      <w:numFmt w:val="bullet"/>
+      <w:lvlText w:val=""/>
+      <w:lvlJc w:val="left"/>
+      <w:pPr>
+        <w:tabs>
+          <w:tab w:val="num" w:pos="720"/>
+        </w:tabs>
+        <w:ind w:left="720" w:hanging="360"/>
+      </w:pPr>
+      <w:rPr>
+        <w:rFonts w:ascii="Symbol" w:hAnsi="Symbol" w:hint="default"/>
+        <w:sz w:val="20"/>
+      </w:rPr>
+    </w:lvl>
+    <w:lvl w:ilvl="1" w:tentative="1">
+      <w:start w:val="1"/>
+      <w:numFmt w:val="bullet"/>
+      <w:lvlText w:val="o"/>
+      <w:lvlJc w:val="left"/>
+      <w:pPr>
+        <w:tabs>
+          <w:tab w:val="num" w:pos="1440"/>
+        </w:tabs>
+        <w:ind w:left="1440" w:hanging="360"/>
+      </w:pPr>
+      <w:rPr>
+        <w:rFonts w:ascii="Courier New" w:hAnsi="Courier New" w:hint="default"/>
+        <w:sz w:val="20"/>
+      </w:rPr>
+    </w:lvl>
+    <w:lvl w:ilvl="2" w:tentative="1">
+      <w:start w:val="1"/>
+      <w:numFmt w:val="bullet"/>
+      <w:lvlText w:val=""/>
+      <w:lvlJc w:val="left"/>
+      <w:pPr>
+        <w:tabs>
+          <w:tab w:val="num" w:pos="2160"/>
+        </w:tabs>
+        <w:ind w:left="2160" w:hanging="360"/>
+      </w:pPr>
+      <w:rPr>
+        <w:rFonts w:ascii="Wingdings" w:hAnsi="Wingdings" w:hint="default"/>
+        <w:sz w:val="20"/>
+      </w:rPr>
+    </w:lvl>
+    <w:lvl w:ilvl="3" w:tentative="1">
+      <w:start w:val="1"/>
+      <w:numFmt w:val="bullet"/>
+      <w:lvlText w:val=""/>
+      <w:lvlJc w:val="left"/>
+      <w:pPr>
+        <w:tabs>
+          <w:tab w:val="num" w:pos="2880"/>
+        </w:tabs>
+        <w:ind w:left="2880" w:hanging="360"/>
+      </w:pPr>
+      <w:rPr>
+        <w:rFonts w:ascii="Wingdings" w:hAnsi="Wingdings" w:hint="default"/>
+        <w:sz w:val="20"/>
+      </w:rPr>
+    </w:lvl>
+    <w:lvl w:ilvl="4" w:tentative="1">
+      <w:start w:val="1"/>
+      <w:numFmt w:val="bullet"/>
+      <w:lvlText w:val=""/>
+      <w:lvlJc w:val="left"/>
+      <w:pPr>
+        <w:tabs>
+          <w:tab w:val="num" w:pos="3600"/>
+        </w:tabs>
+        <w:ind w:left="3600" w:hanging="360"/>
+      </w:pPr>
+      <w:rPr>
+        <w:rFonts w:ascii="Wingdings" w:hAnsi="Wingdings" w:hint="default"/>
+        <w:sz w:val="20"/>
+      </w:rPr>
+    </w:lvl>
+    <w:lvl w:ilvl="5" w:tentative="1">
+      <w:start w:val="1"/>
+      <w:numFmt w:val="bullet"/>
+      <w:lvlText w:val=""/>
+      <w:lvlJc w:val="left"/>
+      <w:pPr>
+        <w:tabs>
+          <w:tab w:val="num" w:pos="4320"/>
+        </w:tabs>
+        <w:ind w:left="4320" w:hanging="360"/>
+      </w:pPr>
+      <w:rPr>
+        <w:rFonts w:ascii="Wingdings" w:hAnsi="Wingdings" w:hint="default"/>
+        <w:sz w:val="20"/>
+      </w:rPr>
+    </w:lvl>
+    <w:lvl w:ilvl="6" w:tentative="1">
+      <w:start w:val="1"/>
+      <w:numFmt w:val="bullet"/>
+      <w:lvlText w:val=""/>
+      <w:lvlJc w:val="left"/>
+      <w:pPr>
+        <w:tabs>
+          <w:tab w:val="num" w:pos="5040"/>
+        </w:tabs>
+        <w:ind w:left="5040" w:hanging="360"/>
+      </w:pPr>
+      <w:rPr>
+        <w:rFonts w:ascii="Wingdings" w:hAnsi="Wingdings" w:hint="default"/>
+        <w:sz w:val="20"/>
+      </w:rPr>
+    </w:lvl>
+    <w:lvl w:ilvl="7" w:tentative="1">
+      <w:start w:val="1"/>
+      <w:numFmt w:val="bullet"/>
+      <w:lvlText w:val=""/>
+      <w:lvlJc w:val="left"/>
+      <w:pPr>
+        <w:tabs>
+          <w:tab w:val="num" w:pos="5760"/>
+        </w:tabs>
+        <w:ind w:left="5760" w:hanging="360"/>
+      </w:pPr>
+      <w:rPr>
+        <w:rFonts w:ascii="Wingdings" w:hAnsi="Wingdings" w:hint="default"/>
+        <w:sz w:val="20"/>
+      </w:rPr>
+    </w:lvl>
+    <w:lvl w:ilvl="8" w:tentative="1">
+      <w:start w:val="1"/>
+      <w:numFmt w:val="bullet"/>
+      <w:lvlText w:val=""/>
+      <w:lvlJc w:val="left"/>
+      <w:pPr>
+        <w:tabs>
+          <w:tab w:val="num" w:pos="6480"/>
+        </w:tabs>
+        <w:ind w:left="6480" w:hanging="360"/>
+      </w:pPr>
+      <w:rPr>
+        <w:rFonts w:ascii="Wingdings" w:hAnsi="Wingdings" w:hint="default"/>
+        <w:sz w:val="20"/>
+      </w:rPr>
+    </w:lvl>
+  </w:abstractNum>
+  <w:abstractNum w:abstractNumId="9" w15:restartNumberingAfterBreak="0">
     <w:nsid w:val="0D616529"/>
     <w:multiLevelType w:val="multilevel"/>
     <w:tmpl w:val="5DAACB2A"/>
@@ -2927,7 +5206,156 @@
       </w:rPr>
     </w:lvl>
   </w:abstractNum>
-  <w:abstractNum w:abstractNumId="4" w15:restartNumberingAfterBreak="0">
+  <w:abstractNum w:abstractNumId="10" w15:restartNumberingAfterBreak="0">
+    <w:nsid w:val="0E6C6E83"/>
+    <w:multiLevelType w:val="multilevel"/>
+    <w:tmpl w:val="C9EE341A"/>
+    <w:lvl w:ilvl="0">
+      <w:start w:val="1"/>
+      <w:numFmt w:val="bullet"/>
+      <w:lvlText w:val=""/>
+      <w:lvlJc w:val="left"/>
+      <w:pPr>
+        <w:tabs>
+          <w:tab w:val="num" w:pos="720"/>
+        </w:tabs>
+        <w:ind w:left="720" w:hanging="360"/>
+      </w:pPr>
+      <w:rPr>
+        <w:rFonts w:ascii="Symbol" w:hAnsi="Symbol" w:hint="default"/>
+        <w:sz w:val="20"/>
+      </w:rPr>
+    </w:lvl>
+    <w:lvl w:ilvl="1" w:tentative="1">
+      <w:start w:val="1"/>
+      <w:numFmt w:val="bullet"/>
+      <w:lvlText w:val="o"/>
+      <w:lvlJc w:val="left"/>
+      <w:pPr>
+        <w:tabs>
+          <w:tab w:val="num" w:pos="1440"/>
+        </w:tabs>
+        <w:ind w:left="1440" w:hanging="360"/>
+      </w:pPr>
+      <w:rPr>
+        <w:rFonts w:ascii="Courier New" w:hAnsi="Courier New" w:hint="default"/>
+        <w:sz w:val="20"/>
+      </w:rPr>
+    </w:lvl>
+    <w:lvl w:ilvl="2" w:tentative="1">
+      <w:start w:val="1"/>
+      <w:numFmt w:val="bullet"/>
+      <w:lvlText w:val=""/>
+      <w:lvlJc w:val="left"/>
+      <w:pPr>
+        <w:tabs>
+          <w:tab w:val="num" w:pos="2160"/>
+        </w:tabs>
+        <w:ind w:left="2160" w:hanging="360"/>
+      </w:pPr>
+      <w:rPr>
+        <w:rFonts w:ascii="Wingdings" w:hAnsi="Wingdings" w:hint="default"/>
+        <w:sz w:val="20"/>
+      </w:rPr>
+    </w:lvl>
+    <w:lvl w:ilvl="3" w:tentative="1">
+      <w:start w:val="1"/>
+      <w:numFmt w:val="bullet"/>
+      <w:lvlText w:val=""/>
+      <w:lvlJc w:val="left"/>
+      <w:pPr>
+        <w:tabs>
+          <w:tab w:val="num" w:pos="2880"/>
+        </w:tabs>
+        <w:ind w:left="2880" w:hanging="360"/>
+      </w:pPr>
+      <w:rPr>
+        <w:rFonts w:ascii="Wingdings" w:hAnsi="Wingdings" w:hint="default"/>
+        <w:sz w:val="20"/>
+      </w:rPr>
+    </w:lvl>
+    <w:lvl w:ilvl="4" w:tentative="1">
+      <w:start w:val="1"/>
+      <w:numFmt w:val="bullet"/>
+      <w:lvlText w:val=""/>
+      <w:lvlJc w:val="left"/>
+      <w:pPr>
+        <w:tabs>
+          <w:tab w:val="num" w:pos="3600"/>
+        </w:tabs>
+        <w:ind w:left="3600" w:hanging="360"/>
+      </w:pPr>
+      <w:rPr>
+        <w:rFonts w:ascii="Wingdings" w:hAnsi="Wingdings" w:hint="default"/>
+        <w:sz w:val="20"/>
+      </w:rPr>
+    </w:lvl>
+    <w:lvl w:ilvl="5" w:tentative="1">
+      <w:start w:val="1"/>
+      <w:numFmt w:val="bullet"/>
+      <w:lvlText w:val=""/>
+      <w:lvlJc w:val="left"/>
+      <w:pPr>
+        <w:tabs>
+          <w:tab w:val="num" w:pos="4320"/>
+        </w:tabs>
+        <w:ind w:left="4320" w:hanging="360"/>
+      </w:pPr>
+      <w:rPr>
+        <w:rFonts w:ascii="Wingdings" w:hAnsi="Wingdings" w:hint="default"/>
+        <w:sz w:val="20"/>
+      </w:rPr>
+    </w:lvl>
+    <w:lvl w:ilvl="6" w:tentative="1">
+      <w:start w:val="1"/>
+      <w:numFmt w:val="bullet"/>
+      <w:lvlText w:val=""/>
+      <w:lvlJc w:val="left"/>
+      <w:pPr>
+        <w:tabs>
+          <w:tab w:val="num" w:pos="5040"/>
+        </w:tabs>
+        <w:ind w:left="5040" w:hanging="360"/>
+      </w:pPr>
+      <w:rPr>
+        <w:rFonts w:ascii="Wingdings" w:hAnsi="Wingdings" w:hint="default"/>
+        <w:sz w:val="20"/>
+      </w:rPr>
+    </w:lvl>
+    <w:lvl w:ilvl="7" w:tentative="1">
+      <w:start w:val="1"/>
+      <w:numFmt w:val="bullet"/>
+      <w:lvlText w:val=""/>
+      <w:lvlJc w:val="left"/>
+      <w:pPr>
+        <w:tabs>
+          <w:tab w:val="num" w:pos="5760"/>
+        </w:tabs>
+        <w:ind w:left="5760" w:hanging="360"/>
+      </w:pPr>
+      <w:rPr>
+        <w:rFonts w:ascii="Wingdings" w:hAnsi="Wingdings" w:hint="default"/>
+        <w:sz w:val="20"/>
+      </w:rPr>
+    </w:lvl>
+    <w:lvl w:ilvl="8" w:tentative="1">
+      <w:start w:val="1"/>
+      <w:numFmt w:val="bullet"/>
+      <w:lvlText w:val=""/>
+      <w:lvlJc w:val="left"/>
+      <w:pPr>
+        <w:tabs>
+          <w:tab w:val="num" w:pos="6480"/>
+        </w:tabs>
+        <w:ind w:left="6480" w:hanging="360"/>
+      </w:pPr>
+      <w:rPr>
+        <w:rFonts w:ascii="Wingdings" w:hAnsi="Wingdings" w:hint="default"/>
+        <w:sz w:val="20"/>
+      </w:rPr>
+    </w:lvl>
+  </w:abstractNum>
+  <w:abstractNum w:abstractNumId="11" w15:restartNumberingAfterBreak="0">
     <w:nsid w:val="0EF574CC"/>
     <w:multiLevelType w:val="multilevel"/>
     <w:tmpl w:val="2BF6E7C4"/>
@@ -3076,7 +5504,305 @@
       </w:rPr>
     </w:lvl>
   </w:abstractNum>
-  <w:abstractNum w:abstractNumId="5" w15:restartNumberingAfterBreak="0">
+  <w:abstractNum w:abstractNumId="12" w15:restartNumberingAfterBreak="0">
+    <w:nsid w:val="1220073C"/>
+    <w:multiLevelType w:val="multilevel"/>
+    <w:tmpl w:val="79D428AA"/>
+    <w:lvl w:ilvl="0">
+      <w:start w:val="1"/>
+      <w:numFmt w:val="bullet"/>
+      <w:lvlText w:val=""/>
+      <w:lvlJc w:val="left"/>
+      <w:pPr>
+        <w:tabs>
+          <w:tab w:val="num" w:pos="720"/>
+        </w:tabs>
+        <w:ind w:left="720" w:hanging="360"/>
+      </w:pPr>
+      <w:rPr>
+        <w:rFonts w:ascii="Symbol" w:hAnsi="Symbol" w:hint="default"/>
+        <w:sz w:val="20"/>
+      </w:rPr>
+    </w:lvl>
+    <w:lvl w:ilvl="1" w:tentative="1">
+      <w:start w:val="1"/>
+      <w:numFmt w:val="bullet"/>
+      <w:lvlText w:val="o"/>
+      <w:lvlJc w:val="left"/>
+      <w:pPr>
+        <w:tabs>
+          <w:tab w:val="num" w:pos="1440"/>
+        </w:tabs>
+        <w:ind w:left="1440" w:hanging="360"/>
+      </w:pPr>
+      <w:rPr>
+        <w:rFonts w:ascii="Courier New" w:hAnsi="Courier New" w:hint="default"/>
+        <w:sz w:val="20"/>
+      </w:rPr>
+    </w:lvl>
+    <w:lvl w:ilvl="2" w:tentative="1">
+      <w:start w:val="1"/>
+      <w:numFmt w:val="bullet"/>
+      <w:lvlText w:val=""/>
+      <w:lvlJc w:val="left"/>
+      <w:pPr>
+        <w:tabs>
+          <w:tab w:val="num" w:pos="2160"/>
+        </w:tabs>
+        <w:ind w:left="2160" w:hanging="360"/>
+      </w:pPr>
+      <w:rPr>
+        <w:rFonts w:ascii="Wingdings" w:hAnsi="Wingdings" w:hint="default"/>
+        <w:sz w:val="20"/>
+      </w:rPr>
+    </w:lvl>
+    <w:lvl w:ilvl="3" w:tentative="1">
+      <w:start w:val="1"/>
+      <w:numFmt w:val="bullet"/>
+      <w:lvlText w:val=""/>
+      <w:lvlJc w:val="left"/>
+      <w:pPr>
+        <w:tabs>
+          <w:tab w:val="num" w:pos="2880"/>
+        </w:tabs>
+        <w:ind w:left="2880" w:hanging="360"/>
+      </w:pPr>
+      <w:rPr>
+        <w:rFonts w:ascii="Wingdings" w:hAnsi="Wingdings" w:hint="default"/>
+        <w:sz w:val="20"/>
+      </w:rPr>
+    </w:lvl>
+    <w:lvl w:ilvl="4" w:tentative="1">
+      <w:start w:val="1"/>
+      <w:numFmt w:val="bullet"/>
+      <w:lvlText w:val=""/>
+      <w:lvlJc w:val="left"/>
+      <w:pPr>
+        <w:tabs>
+          <w:tab w:val="num" w:pos="3600"/>
+        </w:tabs>
+        <w:ind w:left="3600" w:hanging="360"/>
+      </w:pPr>
+      <w:rPr>
+        <w:rFonts w:ascii="Wingdings" w:hAnsi="Wingdings" w:hint="default"/>
+        <w:sz w:val="20"/>
+      </w:rPr>
+    </w:lvl>
+    <w:lvl w:ilvl="5" w:tentative="1">
+      <w:start w:val="1"/>
+      <w:numFmt w:val="bullet"/>
+      <w:lvlText w:val=""/>
+      <w:lvlJc w:val="left"/>
+      <w:pPr>
+        <w:tabs>
+          <w:tab w:val="num" w:pos="4320"/>
+        </w:tabs>
+        <w:ind w:left="4320" w:hanging="360"/>
+      </w:pPr>
+      <w:rPr>
+        <w:rFonts w:ascii="Wingdings" w:hAnsi="Wingdings" w:hint="default"/>
+        <w:sz w:val="20"/>
+      </w:rPr>
+    </w:lvl>
+    <w:lvl w:ilvl="6" w:tentative="1">
+      <w:start w:val="1"/>
+      <w:numFmt w:val="bullet"/>
+      <w:lvlText w:val=""/>
+      <w:lvlJc w:val="left"/>
+      <w:pPr>
+        <w:tabs>
+          <w:tab w:val="num" w:pos="5040"/>
+        </w:tabs>
+        <w:ind w:left="5040" w:hanging="360"/>
+      </w:pPr>
+      <w:rPr>
+        <w:rFonts w:ascii="Wingdings" w:hAnsi="Wingdings" w:hint="default"/>
+        <w:sz w:val="20"/>
+      </w:rPr>
+    </w:lvl>
+    <w:lvl w:ilvl="7" w:tentative="1">
+      <w:start w:val="1"/>
+      <w:numFmt w:val="bullet"/>
+      <w:lvlText w:val=""/>
+      <w:lvlJc w:val="left"/>
+      <w:pPr>
+        <w:tabs>
+          <w:tab w:val="num" w:pos="5760"/>
+        </w:tabs>
+        <w:ind w:left="5760" w:hanging="360"/>
+      </w:pPr>
+      <w:rPr>
+        <w:rFonts w:ascii="Wingdings" w:hAnsi="Wingdings" w:hint="default"/>
+        <w:sz w:val="20"/>
+      </w:rPr>
+    </w:lvl>
+    <w:lvl w:ilvl="8" w:tentative="1">
+      <w:start w:val="1"/>
+      <w:numFmt w:val="bullet"/>
+      <w:lvlText w:val=""/>
+      <w:lvlJc w:val="left"/>
+      <w:pPr>
+        <w:tabs>
+          <w:tab w:val="num" w:pos="6480"/>
+        </w:tabs>
+        <w:ind w:left="6480" w:hanging="360"/>
+      </w:pPr>
+      <w:rPr>
+        <w:rFonts w:ascii="Wingdings" w:hAnsi="Wingdings" w:hint="default"/>
+        <w:sz w:val="20"/>
+      </w:rPr>
+    </w:lvl>
+  </w:abstractNum>
+  <w:abstractNum w:abstractNumId="13" w15:restartNumberingAfterBreak="0">
+    <w:nsid w:val="15E76BC7"/>
+    <w:multiLevelType w:val="multilevel"/>
+    <w:tmpl w:val="FF96D1F0"/>
+    <w:lvl w:ilvl="0">
+      <w:start w:val="1"/>
+      <w:numFmt w:val="bullet"/>
+      <w:lvlText w:val=""/>
+      <w:lvlJc w:val="left"/>
+      <w:pPr>
+        <w:tabs>
+          <w:tab w:val="num" w:pos="720"/>
+        </w:tabs>
+        <w:ind w:left="720" w:hanging="360"/>
+      </w:pPr>
+      <w:rPr>
+        <w:rFonts w:ascii="Symbol" w:hAnsi="Symbol" w:hint="default"/>
+        <w:sz w:val="20"/>
+      </w:rPr>
+    </w:lvl>
+    <w:lvl w:ilvl="1" w:tentative="1">
+      <w:start w:val="1"/>
+      <w:numFmt w:val="bullet"/>
+      <w:lvlText w:val="o"/>
+      <w:lvlJc w:val="left"/>
+      <w:pPr>
+        <w:tabs>
+          <w:tab w:val="num" w:pos="1440"/>
+        </w:tabs>
+        <w:ind w:left="1440" w:hanging="360"/>
+      </w:pPr>
+      <w:rPr>
+        <w:rFonts w:ascii="Courier New" w:hAnsi="Courier New" w:hint="default"/>
+        <w:sz w:val="20"/>
+      </w:rPr>
+    </w:lvl>
+    <w:lvl w:ilvl="2" w:tentative="1">
+      <w:start w:val="1"/>
+      <w:numFmt w:val="bullet"/>
+      <w:lvlText w:val=""/>
+      <w:lvlJc w:val="left"/>
+      <w:pPr>
+        <w:tabs>
+          <w:tab w:val="num" w:pos="2160"/>
+        </w:tabs>
+        <w:ind w:left="2160" w:hanging="360"/>
+      </w:pPr>
+      <w:rPr>
+        <w:rFonts w:ascii="Wingdings" w:hAnsi="Wingdings" w:hint="default"/>
+        <w:sz w:val="20"/>
+      </w:rPr>
+    </w:lvl>
+    <w:lvl w:ilvl="3" w:tentative="1">
+      <w:start w:val="1"/>
+      <w:numFmt w:val="bullet"/>
+      <w:lvlText w:val=""/>
+      <w:lvlJc w:val="left"/>
+      <w:pPr>
+        <w:tabs>
+          <w:tab w:val="num" w:pos="2880"/>
+        </w:tabs>
+        <w:ind w:left="2880" w:hanging="360"/>
+      </w:pPr>
+      <w:rPr>
+        <w:rFonts w:ascii="Wingdings" w:hAnsi="Wingdings" w:hint="default"/>
+        <w:sz w:val="20"/>
+      </w:rPr>
+    </w:lvl>
+    <w:lvl w:ilvl="4" w:tentative="1">
+      <w:start w:val="1"/>
+      <w:numFmt w:val="bullet"/>
+      <w:lvlText w:val=""/>
+      <w:lvlJc w:val="left"/>
+      <w:pPr>
+        <w:tabs>
+          <w:tab w:val="num" w:pos="3600"/>
+        </w:tabs>
+        <w:ind w:left="3600" w:hanging="360"/>
+      </w:pPr>
+      <w:rPr>
+        <w:rFonts w:ascii="Wingdings" w:hAnsi="Wingdings" w:hint="default"/>
+        <w:sz w:val="20"/>
+      </w:rPr>
+    </w:lvl>
+    <w:lvl w:ilvl="5" w:tentative="1">
+      <w:start w:val="1"/>
+      <w:numFmt w:val="bullet"/>
+      <w:lvlText w:val=""/>
+      <w:lvlJc w:val="left"/>
+      <w:pPr>
+        <w:tabs>
+          <w:tab w:val="num" w:pos="4320"/>
+        </w:tabs>
+        <w:ind w:left="4320" w:hanging="360"/>
+      </w:pPr>
+      <w:rPr>
+        <w:rFonts w:ascii="Wingdings" w:hAnsi="Wingdings" w:hint="default"/>
+        <w:sz w:val="20"/>
+      </w:rPr>
+    </w:lvl>
+    <w:lvl w:ilvl="6" w:tentative="1">
+      <w:start w:val="1"/>
+      <w:numFmt w:val="bullet"/>
+      <w:lvlText w:val=""/>
+      <w:lvlJc w:val="left"/>
+      <w:pPr>
+        <w:tabs>
+          <w:tab w:val="num" w:pos="5040"/>
+        </w:tabs>
+        <w:ind w:left="5040" w:hanging="360"/>
+      </w:pPr>
+      <w:rPr>
+        <w:rFonts w:ascii="Wingdings" w:hAnsi="Wingdings" w:hint="default"/>
+        <w:sz w:val="20"/>
+      </w:rPr>
+    </w:lvl>
+    <w:lvl w:ilvl="7" w:tentative="1">
+      <w:start w:val="1"/>
+      <w:numFmt w:val="bullet"/>
+      <w:lvlText w:val=""/>
+      <w:lvlJc w:val="left"/>
+      <w:pPr>
+        <w:tabs>
+          <w:tab w:val="num" w:pos="5760"/>
+        </w:tabs>
+        <w:ind w:left="5760" w:hanging="360"/>
+      </w:pPr>
+      <w:rPr>
+        <w:rFonts w:ascii="Wingdings" w:hAnsi="Wingdings" w:hint="default"/>
+        <w:sz w:val="20"/>
+      </w:rPr>
+    </w:lvl>
+    <w:lvl w:ilvl="8" w:tentative="1">
+      <w:start w:val="1"/>
+      <w:numFmt w:val="bullet"/>
+      <w:lvlText w:val=""/>
+      <w:lvlJc w:val="left"/>
+      <w:pPr>
+        <w:tabs>
+          <w:tab w:val="num" w:pos="6480"/>
+        </w:tabs>
+        <w:ind w:left="6480" w:hanging="360"/>
+      </w:pPr>
+      <w:rPr>
+        <w:rFonts w:ascii="Wingdings" w:hAnsi="Wingdings" w:hint="default"/>
+        <w:sz w:val="20"/>
+      </w:rPr>
+    </w:lvl>
+  </w:abstractNum>
+  <w:abstractNum w:abstractNumId="14" w15:restartNumberingAfterBreak="0">
     <w:nsid w:val="17007F77"/>
     <w:multiLevelType w:val="multilevel"/>
     <w:tmpl w:val="8B781F7C"/>
@@ -3225,7 +5951,454 @@
       </w:rPr>
     </w:lvl>
   </w:abstractNum>
-  <w:abstractNum w:abstractNumId="6" w15:restartNumberingAfterBreak="0">
+  <w:abstractNum w:abstractNumId="15" w15:restartNumberingAfterBreak="0">
+    <w:nsid w:val="186D4256"/>
+    <w:multiLevelType w:val="multilevel"/>
+    <w:tmpl w:val="5EF8EE7C"/>
+    <w:lvl w:ilvl="0">
+      <w:start w:val="1"/>
+      <w:numFmt w:val="bullet"/>
+      <w:lvlText w:val=""/>
+      <w:lvlJc w:val="left"/>
+      <w:pPr>
+        <w:tabs>
+          <w:tab w:val="num" w:pos="720"/>
+        </w:tabs>
+        <w:ind w:left="720" w:hanging="360"/>
+      </w:pPr>
+      <w:rPr>
+        <w:rFonts w:ascii="Symbol" w:hAnsi="Symbol" w:hint="default"/>
+        <w:sz w:val="20"/>
+      </w:rPr>
+    </w:lvl>
+    <w:lvl w:ilvl="1" w:tentative="1">
+      <w:start w:val="1"/>
+      <w:numFmt w:val="bullet"/>
+      <w:lvlText w:val="o"/>
+      <w:lvlJc w:val="left"/>
+      <w:pPr>
+        <w:tabs>
+          <w:tab w:val="num" w:pos="1440"/>
+        </w:tabs>
+        <w:ind w:left="1440" w:hanging="360"/>
+      </w:pPr>
+      <w:rPr>
+        <w:rFonts w:ascii="Courier New" w:hAnsi="Courier New" w:hint="default"/>
+        <w:sz w:val="20"/>
+      </w:rPr>
+    </w:lvl>
+    <w:lvl w:ilvl="2" w:tentative="1">
+      <w:start w:val="1"/>
+      <w:numFmt w:val="bullet"/>
+      <w:lvlText w:val=""/>
+      <w:lvlJc w:val="left"/>
+      <w:pPr>
+        <w:tabs>
+          <w:tab w:val="num" w:pos="2160"/>
+        </w:tabs>
+        <w:ind w:left="2160" w:hanging="360"/>
+      </w:pPr>
+      <w:rPr>
+        <w:rFonts w:ascii="Wingdings" w:hAnsi="Wingdings" w:hint="default"/>
+        <w:sz w:val="20"/>
+      </w:rPr>
+    </w:lvl>
+    <w:lvl w:ilvl="3" w:tentative="1">
+      <w:start w:val="1"/>
+      <w:numFmt w:val="bullet"/>
+      <w:lvlText w:val=""/>
+      <w:lvlJc w:val="left"/>
+      <w:pPr>
+        <w:tabs>
+          <w:tab w:val="num" w:pos="2880"/>
+        </w:tabs>
+        <w:ind w:left="2880" w:hanging="360"/>
+      </w:pPr>
+      <w:rPr>
+        <w:rFonts w:ascii="Wingdings" w:hAnsi="Wingdings" w:hint="default"/>
+        <w:sz w:val="20"/>
+      </w:rPr>
+    </w:lvl>
+    <w:lvl w:ilvl="4" w:tentative="1">
+      <w:start w:val="1"/>
+      <w:numFmt w:val="bullet"/>
+      <w:lvlText w:val=""/>
+      <w:lvlJc w:val="left"/>
+      <w:pPr>
+        <w:tabs>
+          <w:tab w:val="num" w:pos="3600"/>
+        </w:tabs>
+        <w:ind w:left="3600" w:hanging="360"/>
+      </w:pPr>
+      <w:rPr>
+        <w:rFonts w:ascii="Wingdings" w:hAnsi="Wingdings" w:hint="default"/>
+        <w:sz w:val="20"/>
+      </w:rPr>
+    </w:lvl>
+    <w:lvl w:ilvl="5" w:tentative="1">
+      <w:start w:val="1"/>
+      <w:numFmt w:val="bullet"/>
+      <w:lvlText w:val=""/>
+      <w:lvlJc w:val="left"/>
+      <w:pPr>
+        <w:tabs>
+          <w:tab w:val="num" w:pos="4320"/>
+        </w:tabs>
+        <w:ind w:left="4320" w:hanging="360"/>
+      </w:pPr>
+      <w:rPr>
+        <w:rFonts w:ascii="Wingdings" w:hAnsi="Wingdings" w:hint="default"/>
+        <w:sz w:val="20"/>
+      </w:rPr>
+    </w:lvl>
+    <w:lvl w:ilvl="6" w:tentative="1">
+      <w:start w:val="1"/>
+      <w:numFmt w:val="bullet"/>
+      <w:lvlText w:val=""/>
+      <w:lvlJc w:val="left"/>
+      <w:pPr>
+        <w:tabs>
+          <w:tab w:val="num" w:pos="5040"/>
+        </w:tabs>
+        <w:ind w:left="5040" w:hanging="360"/>
+      </w:pPr>
+      <w:rPr>
+        <w:rFonts w:ascii="Wingdings" w:hAnsi="Wingdings" w:hint="default"/>
+        <w:sz w:val="20"/>
+      </w:rPr>
+    </w:lvl>
+    <w:lvl w:ilvl="7" w:tentative="1">
+      <w:start w:val="1"/>
+      <w:numFmt w:val="bullet"/>
+      <w:lvlText w:val=""/>
+      <w:lvlJc w:val="left"/>
+      <w:pPr>
+        <w:tabs>
+          <w:tab w:val="num" w:pos="5760"/>
+        </w:tabs>
+        <w:ind w:left="5760" w:hanging="360"/>
+      </w:pPr>
+      <w:rPr>
+        <w:rFonts w:ascii="Wingdings" w:hAnsi="Wingdings" w:hint="default"/>
+        <w:sz w:val="20"/>
+      </w:rPr>
+    </w:lvl>
+    <w:lvl w:ilvl="8" w:tentative="1">
+      <w:start w:val="1"/>
+      <w:numFmt w:val="bullet"/>
+      <w:lvlText w:val=""/>
+      <w:lvlJc w:val="left"/>
+      <w:pPr>
+        <w:tabs>
+          <w:tab w:val="num" w:pos="6480"/>
+        </w:tabs>
+        <w:ind w:left="6480" w:hanging="360"/>
+      </w:pPr>
+      <w:rPr>
+        <w:rFonts w:ascii="Wingdings" w:hAnsi="Wingdings" w:hint="default"/>
+        <w:sz w:val="20"/>
+      </w:rPr>
+    </w:lvl>
+  </w:abstractNum>
+  <w:abstractNum w:abstractNumId="16" w15:restartNumberingAfterBreak="0">
+    <w:nsid w:val="199402ED"/>
+    <w:multiLevelType w:val="multilevel"/>
+    <w:tmpl w:val="CA4E8AF6"/>
+    <w:lvl w:ilvl="0">
+      <w:start w:val="1"/>
+      <w:numFmt w:val="bullet"/>
+      <w:lvlText w:val=""/>
+      <w:lvlJc w:val="left"/>
+      <w:pPr>
+        <w:tabs>
+          <w:tab w:val="num" w:pos="720"/>
+        </w:tabs>
+        <w:ind w:left="720" w:hanging="360"/>
+      </w:pPr>
+      <w:rPr>
+        <w:rFonts w:ascii="Symbol" w:hAnsi="Symbol" w:hint="default"/>
+        <w:sz w:val="20"/>
+      </w:rPr>
+    </w:lvl>
+    <w:lvl w:ilvl="1" w:tentative="1">
+      <w:start w:val="1"/>
+      <w:numFmt w:val="bullet"/>
+      <w:lvlText w:val="o"/>
+      <w:lvlJc w:val="left"/>
+      <w:pPr>
+        <w:tabs>
+          <w:tab w:val="num" w:pos="1440"/>
+        </w:tabs>
+        <w:ind w:left="1440" w:hanging="360"/>
+      </w:pPr>
+      <w:rPr>
+        <w:rFonts w:ascii="Courier New" w:hAnsi="Courier New" w:hint="default"/>
+        <w:sz w:val="20"/>
+      </w:rPr>
+    </w:lvl>
+    <w:lvl w:ilvl="2" w:tentative="1">
+      <w:start w:val="1"/>
+      <w:numFmt w:val="bullet"/>
+      <w:lvlText w:val=""/>
+      <w:lvlJc w:val="left"/>
+      <w:pPr>
+        <w:tabs>
+          <w:tab w:val="num" w:pos="2160"/>
+        </w:tabs>
+        <w:ind w:left="2160" w:hanging="360"/>
+      </w:pPr>
+      <w:rPr>
+        <w:rFonts w:ascii="Wingdings" w:hAnsi="Wingdings" w:hint="default"/>
+        <w:sz w:val="20"/>
+      </w:rPr>
+    </w:lvl>
+    <w:lvl w:ilvl="3" w:tentative="1">
+      <w:start w:val="1"/>
+      <w:numFmt w:val="bullet"/>
+      <w:lvlText w:val=""/>
+      <w:lvlJc w:val="left"/>
+      <w:pPr>
+        <w:tabs>
+          <w:tab w:val="num" w:pos="2880"/>
+        </w:tabs>
+        <w:ind w:left="2880" w:hanging="360"/>
+      </w:pPr>
+      <w:rPr>
+        <w:rFonts w:ascii="Wingdings" w:hAnsi="Wingdings" w:hint="default"/>
+        <w:sz w:val="20"/>
+      </w:rPr>
+    </w:lvl>
+    <w:lvl w:ilvl="4" w:tentative="1">
+      <w:start w:val="1"/>
+      <w:numFmt w:val="bullet"/>
+      <w:lvlText w:val=""/>
+      <w:lvlJc w:val="left"/>
+      <w:pPr>
+        <w:tabs>
+          <w:tab w:val="num" w:pos="3600"/>
+        </w:tabs>
+        <w:ind w:left="3600" w:hanging="360"/>
+      </w:pPr>
+      <w:rPr>
+        <w:rFonts w:ascii="Wingdings" w:hAnsi="Wingdings" w:hint="default"/>
+        <w:sz w:val="20"/>
+      </w:rPr>
+    </w:lvl>
+    <w:lvl w:ilvl="5" w:tentative="1">
+      <w:start w:val="1"/>
+      <w:numFmt w:val="bullet"/>
+      <w:lvlText w:val=""/>
+      <w:lvlJc w:val="left"/>
+      <w:pPr>
+        <w:tabs>
+          <w:tab w:val="num" w:pos="4320"/>
+        </w:tabs>
+        <w:ind w:left="4320" w:hanging="360"/>
+      </w:pPr>
+      <w:rPr>
+        <w:rFonts w:ascii="Wingdings" w:hAnsi="Wingdings" w:hint="default"/>
+        <w:sz w:val="20"/>
+      </w:rPr>
+    </w:lvl>
+    <w:lvl w:ilvl="6" w:tentative="1">
+      <w:start w:val="1"/>
+      <w:numFmt w:val="bullet"/>
+      <w:lvlText w:val=""/>
+      <w:lvlJc w:val="left"/>
+      <w:pPr>
+        <w:tabs>
+          <w:tab w:val="num" w:pos="5040"/>
+        </w:tabs>
+        <w:ind w:left="5040" w:hanging="360"/>
+      </w:pPr>
+      <w:rPr>
+        <w:rFonts w:ascii="Wingdings" w:hAnsi="Wingdings" w:hint="default"/>
+        <w:sz w:val="20"/>
+      </w:rPr>
+    </w:lvl>
+    <w:lvl w:ilvl="7" w:tentative="1">
+      <w:start w:val="1"/>
+      <w:numFmt w:val="bullet"/>
+      <w:lvlText w:val=""/>
+      <w:lvlJc w:val="left"/>
+      <w:pPr>
+        <w:tabs>
+          <w:tab w:val="num" w:pos="5760"/>
+        </w:tabs>
+        <w:ind w:left="5760" w:hanging="360"/>
+      </w:pPr>
+      <w:rPr>
+        <w:rFonts w:ascii="Wingdings" w:hAnsi="Wingdings" w:hint="default"/>
+        <w:sz w:val="20"/>
+      </w:rPr>
+    </w:lvl>
+    <w:lvl w:ilvl="8" w:tentative="1">
+      <w:start w:val="1"/>
+      <w:numFmt w:val="bullet"/>
+      <w:lvlText w:val=""/>
+      <w:lvlJc w:val="left"/>
+      <w:pPr>
+        <w:tabs>
+          <w:tab w:val="num" w:pos="6480"/>
+        </w:tabs>
+        <w:ind w:left="6480" w:hanging="360"/>
+      </w:pPr>
+      <w:rPr>
+        <w:rFonts w:ascii="Wingdings" w:hAnsi="Wingdings" w:hint="default"/>
+        <w:sz w:val="20"/>
+      </w:rPr>
+    </w:lvl>
+  </w:abstractNum>
+  <w:abstractNum w:abstractNumId="17" w15:restartNumberingAfterBreak="0">
+    <w:nsid w:val="1A805D0D"/>
+    <w:multiLevelType w:val="multilevel"/>
+    <w:tmpl w:val="08DA101C"/>
+    <w:lvl w:ilvl="0">
+      <w:start w:val="1"/>
+      <w:numFmt w:val="bullet"/>
+      <w:lvlText w:val=""/>
+      <w:lvlJc w:val="left"/>
+      <w:pPr>
+        <w:tabs>
+          <w:tab w:val="num" w:pos="720"/>
+        </w:tabs>
+        <w:ind w:left="720" w:hanging="360"/>
+      </w:pPr>
+      <w:rPr>
+        <w:rFonts w:ascii="Symbol" w:hAnsi="Symbol" w:hint="default"/>
+        <w:sz w:val="20"/>
+      </w:rPr>
+    </w:lvl>
+    <w:lvl w:ilvl="1" w:tentative="1">
+      <w:start w:val="1"/>
+      <w:numFmt w:val="bullet"/>
+      <w:lvlText w:val="o"/>
+      <w:lvlJc w:val="left"/>
+      <w:pPr>
+        <w:tabs>
+          <w:tab w:val="num" w:pos="1440"/>
+        </w:tabs>
+        <w:ind w:left="1440" w:hanging="360"/>
+      </w:pPr>
+      <w:rPr>
+        <w:rFonts w:ascii="Courier New" w:hAnsi="Courier New" w:hint="default"/>
+        <w:sz w:val="20"/>
+      </w:rPr>
+    </w:lvl>
+    <w:lvl w:ilvl="2" w:tentative="1">
+      <w:start w:val="1"/>
+      <w:numFmt w:val="bullet"/>
+      <w:lvlText w:val=""/>
+      <w:lvlJc w:val="left"/>
+      <w:pPr>
+        <w:tabs>
+          <w:tab w:val="num" w:pos="2160"/>
+        </w:tabs>
+        <w:ind w:left="2160" w:hanging="360"/>
+      </w:pPr>
+      <w:rPr>
+        <w:rFonts w:ascii="Wingdings" w:hAnsi="Wingdings" w:hint="default"/>
+        <w:sz w:val="20"/>
+      </w:rPr>
+    </w:lvl>
+    <w:lvl w:ilvl="3" w:tentative="1">
+      <w:start w:val="1"/>
+      <w:numFmt w:val="bullet"/>
+      <w:lvlText w:val=""/>
+      <w:lvlJc w:val="left"/>
+      <w:pPr>
+        <w:tabs>
+          <w:tab w:val="num" w:pos="2880"/>
+        </w:tabs>
+        <w:ind w:left="2880" w:hanging="360"/>
+      </w:pPr>
+      <w:rPr>
+        <w:rFonts w:ascii="Wingdings" w:hAnsi="Wingdings" w:hint="default"/>
+        <w:sz w:val="20"/>
+      </w:rPr>
+    </w:lvl>
+    <w:lvl w:ilvl="4" w:tentative="1">
+      <w:start w:val="1"/>
+      <w:numFmt w:val="bullet"/>
+      <w:lvlText w:val=""/>
+      <w:lvlJc w:val="left"/>
+      <w:pPr>
+        <w:tabs>
+          <w:tab w:val="num" w:pos="3600"/>
+        </w:tabs>
+        <w:ind w:left="3600" w:hanging="360"/>
+      </w:pPr>
+      <w:rPr>
+        <w:rFonts w:ascii="Wingdings" w:hAnsi="Wingdings" w:hint="default"/>
+        <w:sz w:val="20"/>
+      </w:rPr>
+    </w:lvl>
+    <w:lvl w:ilvl="5" w:tentative="1">
+      <w:start w:val="1"/>
+      <w:numFmt w:val="bullet"/>
+      <w:lvlText w:val=""/>
+      <w:lvlJc w:val="left"/>
+      <w:pPr>
+        <w:tabs>
+          <w:tab w:val="num" w:pos="4320"/>
+        </w:tabs>
+        <w:ind w:left="4320" w:hanging="360"/>
+      </w:pPr>
+      <w:rPr>
+        <w:rFonts w:ascii="Wingdings" w:hAnsi="Wingdings" w:hint="default"/>
+        <w:sz w:val="20"/>
+      </w:rPr>
+    </w:lvl>
+    <w:lvl w:ilvl="6" w:tentative="1">
+      <w:start w:val="1"/>
+      <w:numFmt w:val="bullet"/>
+      <w:lvlText w:val=""/>
+      <w:lvlJc w:val="left"/>
+      <w:pPr>
+        <w:tabs>
+          <w:tab w:val="num" w:pos="5040"/>
+        </w:tabs>
+        <w:ind w:left="5040" w:hanging="360"/>
+      </w:pPr>
+      <w:rPr>
+        <w:rFonts w:ascii="Wingdings" w:hAnsi="Wingdings" w:hint="default"/>
+        <w:sz w:val="20"/>
+      </w:rPr>
+    </w:lvl>
+    <w:lvl w:ilvl="7" w:tentative="1">
+      <w:start w:val="1"/>
+      <w:numFmt w:val="bullet"/>
+      <w:lvlText w:val=""/>
+      <w:lvlJc w:val="left"/>
+      <w:pPr>
+        <w:tabs>
+          <w:tab w:val="num" w:pos="5760"/>
+        </w:tabs>
+        <w:ind w:left="5760" w:hanging="360"/>
+      </w:pPr>
+      <w:rPr>
+        <w:rFonts w:ascii="Wingdings" w:hAnsi="Wingdings" w:hint="default"/>
+        <w:sz w:val="20"/>
+      </w:rPr>
+    </w:lvl>
+    <w:lvl w:ilvl="8" w:tentative="1">
+      <w:start w:val="1"/>
+      <w:numFmt w:val="bullet"/>
+      <w:lvlText w:val=""/>
+      <w:lvlJc w:val="left"/>
+      <w:pPr>
+        <w:tabs>
+          <w:tab w:val="num" w:pos="6480"/>
+        </w:tabs>
+        <w:ind w:left="6480" w:hanging="360"/>
+      </w:pPr>
+      <w:rPr>
+        <w:rFonts w:ascii="Wingdings" w:hAnsi="Wingdings" w:hint="default"/>
+        <w:sz w:val="20"/>
+      </w:rPr>
+    </w:lvl>
+  </w:abstractNum>
+  <w:abstractNum w:abstractNumId="18" w15:restartNumberingAfterBreak="0">
     <w:nsid w:val="1E653868"/>
     <w:multiLevelType w:val="multilevel"/>
     <w:tmpl w:val="53E256AA"/>
@@ -3346,7 +6519,603 @@
       </w:pPr>
     </w:lvl>
   </w:abstractNum>
-  <w:abstractNum w:abstractNumId="7" w15:restartNumberingAfterBreak="0">
+  <w:abstractNum w:abstractNumId="19" w15:restartNumberingAfterBreak="0">
+    <w:nsid w:val="1F29319D"/>
+    <w:multiLevelType w:val="multilevel"/>
+    <w:tmpl w:val="2A987CE4"/>
+    <w:lvl w:ilvl="0">
+      <w:start w:val="1"/>
+      <w:numFmt w:val="bullet"/>
+      <w:lvlText w:val=""/>
+      <w:lvlJc w:val="left"/>
+      <w:pPr>
+        <w:tabs>
+          <w:tab w:val="num" w:pos="720"/>
+        </w:tabs>
+        <w:ind w:left="720" w:hanging="360"/>
+      </w:pPr>
+      <w:rPr>
+        <w:rFonts w:ascii="Symbol" w:hAnsi="Symbol" w:hint="default"/>
+        <w:sz w:val="20"/>
+      </w:rPr>
+    </w:lvl>
+    <w:lvl w:ilvl="1" w:tentative="1">
+      <w:start w:val="1"/>
+      <w:numFmt w:val="bullet"/>
+      <w:lvlText w:val="o"/>
+      <w:lvlJc w:val="left"/>
+      <w:pPr>
+        <w:tabs>
+          <w:tab w:val="num" w:pos="1440"/>
+        </w:tabs>
+        <w:ind w:left="1440" w:hanging="360"/>
+      </w:pPr>
+      <w:rPr>
+        <w:rFonts w:ascii="Courier New" w:hAnsi="Courier New" w:hint="default"/>
+        <w:sz w:val="20"/>
+      </w:rPr>
+    </w:lvl>
+    <w:lvl w:ilvl="2" w:tentative="1">
+      <w:start w:val="1"/>
+      <w:numFmt w:val="bullet"/>
+      <w:lvlText w:val=""/>
+      <w:lvlJc w:val="left"/>
+      <w:pPr>
+        <w:tabs>
+          <w:tab w:val="num" w:pos="2160"/>
+        </w:tabs>
+        <w:ind w:left="2160" w:hanging="360"/>
+      </w:pPr>
+      <w:rPr>
+        <w:rFonts w:ascii="Wingdings" w:hAnsi="Wingdings" w:hint="default"/>
+        <w:sz w:val="20"/>
+      </w:rPr>
+    </w:lvl>
+    <w:lvl w:ilvl="3" w:tentative="1">
+      <w:start w:val="1"/>
+      <w:numFmt w:val="bullet"/>
+      <w:lvlText w:val=""/>
+      <w:lvlJc w:val="left"/>
+      <w:pPr>
+        <w:tabs>
+          <w:tab w:val="num" w:pos="2880"/>
+        </w:tabs>
+        <w:ind w:left="2880" w:hanging="360"/>
+      </w:pPr>
+      <w:rPr>
+        <w:rFonts w:ascii="Wingdings" w:hAnsi="Wingdings" w:hint="default"/>
+        <w:sz w:val="20"/>
+      </w:rPr>
+    </w:lvl>
+    <w:lvl w:ilvl="4" w:tentative="1">
+      <w:start w:val="1"/>
+      <w:numFmt w:val="bullet"/>
+      <w:lvlText w:val=""/>
+      <w:lvlJc w:val="left"/>
+      <w:pPr>
+        <w:tabs>
+          <w:tab w:val="num" w:pos="3600"/>
+        </w:tabs>
+        <w:ind w:left="3600" w:hanging="360"/>
+      </w:pPr>
+      <w:rPr>
+        <w:rFonts w:ascii="Wingdings" w:hAnsi="Wingdings" w:hint="default"/>
+        <w:sz w:val="20"/>
+      </w:rPr>
+    </w:lvl>
+    <w:lvl w:ilvl="5" w:tentative="1">
+      <w:start w:val="1"/>
+      <w:numFmt w:val="bullet"/>
+      <w:lvlText w:val=""/>
+      <w:lvlJc w:val="left"/>
+      <w:pPr>
+        <w:tabs>
+          <w:tab w:val="num" w:pos="4320"/>
+        </w:tabs>
+        <w:ind w:left="4320" w:hanging="360"/>
+      </w:pPr>
+      <w:rPr>
+        <w:rFonts w:ascii="Wingdings" w:hAnsi="Wingdings" w:hint="default"/>
+        <w:sz w:val="20"/>
+      </w:rPr>
+    </w:lvl>
+    <w:lvl w:ilvl="6" w:tentative="1">
+      <w:start w:val="1"/>
+      <w:numFmt w:val="bullet"/>
+      <w:lvlText w:val=""/>
+      <w:lvlJc w:val="left"/>
+      <w:pPr>
+        <w:tabs>
+          <w:tab w:val="num" w:pos="5040"/>
+        </w:tabs>
+        <w:ind w:left="5040" w:hanging="360"/>
+      </w:pPr>
+      <w:rPr>
+        <w:rFonts w:ascii="Wingdings" w:hAnsi="Wingdings" w:hint="default"/>
+        <w:sz w:val="20"/>
+      </w:rPr>
+    </w:lvl>
+    <w:lvl w:ilvl="7" w:tentative="1">
+      <w:start w:val="1"/>
+      <w:numFmt w:val="bullet"/>
+      <w:lvlText w:val=""/>
+      <w:lvlJc w:val="left"/>
+      <w:pPr>
+        <w:tabs>
+          <w:tab w:val="num" w:pos="5760"/>
+        </w:tabs>
+        <w:ind w:left="5760" w:hanging="360"/>
+      </w:pPr>
+      <w:rPr>
+        <w:rFonts w:ascii="Wingdings" w:hAnsi="Wingdings" w:hint="default"/>
+        <w:sz w:val="20"/>
+      </w:rPr>
+    </w:lvl>
+    <w:lvl w:ilvl="8" w:tentative="1">
+      <w:start w:val="1"/>
+      <w:numFmt w:val="bullet"/>
+      <w:lvlText w:val=""/>
+      <w:lvlJc w:val="left"/>
+      <w:pPr>
+        <w:tabs>
+          <w:tab w:val="num" w:pos="6480"/>
+        </w:tabs>
+        <w:ind w:left="6480" w:hanging="360"/>
+      </w:pPr>
+      <w:rPr>
+        <w:rFonts w:ascii="Wingdings" w:hAnsi="Wingdings" w:hint="default"/>
+        <w:sz w:val="20"/>
+      </w:rPr>
+    </w:lvl>
+  </w:abstractNum>
+  <w:abstractNum w:abstractNumId="20" w15:restartNumberingAfterBreak="0">
+    <w:nsid w:val="22FF4245"/>
+    <w:multiLevelType w:val="multilevel"/>
+    <w:tmpl w:val="12825DB2"/>
+    <w:lvl w:ilvl="0">
+      <w:start w:val="1"/>
+      <w:numFmt w:val="bullet"/>
+      <w:lvlText w:val=""/>
+      <w:lvlJc w:val="left"/>
+      <w:pPr>
+        <w:tabs>
+          <w:tab w:val="num" w:pos="720"/>
+        </w:tabs>
+        <w:ind w:left="720" w:hanging="360"/>
+      </w:pPr>
+      <w:rPr>
+        <w:rFonts w:ascii="Symbol" w:hAnsi="Symbol" w:hint="default"/>
+        <w:sz w:val="20"/>
+      </w:rPr>
+    </w:lvl>
+    <w:lvl w:ilvl="1" w:tentative="1">
+      <w:start w:val="1"/>
+      <w:numFmt w:val="bullet"/>
+      <w:lvlText w:val="o"/>
+      <w:lvlJc w:val="left"/>
+      <w:pPr>
+        <w:tabs>
+          <w:tab w:val="num" w:pos="1440"/>
+        </w:tabs>
+        <w:ind w:left="1440" w:hanging="360"/>
+      </w:pPr>
+      <w:rPr>
+        <w:rFonts w:ascii="Courier New" w:hAnsi="Courier New" w:hint="default"/>
+        <w:sz w:val="20"/>
+      </w:rPr>
+    </w:lvl>
+    <w:lvl w:ilvl="2" w:tentative="1">
+      <w:start w:val="1"/>
+      <w:numFmt w:val="bullet"/>
+      <w:lvlText w:val=""/>
+      <w:lvlJc w:val="left"/>
+      <w:pPr>
+        <w:tabs>
+          <w:tab w:val="num" w:pos="2160"/>
+        </w:tabs>
+        <w:ind w:left="2160" w:hanging="360"/>
+      </w:pPr>
+      <w:rPr>
+        <w:rFonts w:ascii="Wingdings" w:hAnsi="Wingdings" w:hint="default"/>
+        <w:sz w:val="20"/>
+      </w:rPr>
+    </w:lvl>
+    <w:lvl w:ilvl="3" w:tentative="1">
+      <w:start w:val="1"/>
+      <w:numFmt w:val="bullet"/>
+      <w:lvlText w:val=""/>
+      <w:lvlJc w:val="left"/>
+      <w:pPr>
+        <w:tabs>
+          <w:tab w:val="num" w:pos="2880"/>
+        </w:tabs>
+        <w:ind w:left="2880" w:hanging="360"/>
+      </w:pPr>
+      <w:rPr>
+        <w:rFonts w:ascii="Wingdings" w:hAnsi="Wingdings" w:hint="default"/>
+        <w:sz w:val="20"/>
+      </w:rPr>
+    </w:lvl>
+    <w:lvl w:ilvl="4" w:tentative="1">
+      <w:start w:val="1"/>
+      <w:numFmt w:val="bullet"/>
+      <w:lvlText w:val=""/>
+      <w:lvlJc w:val="left"/>
+      <w:pPr>
+        <w:tabs>
+          <w:tab w:val="num" w:pos="3600"/>
+        </w:tabs>
+        <w:ind w:left="3600" w:hanging="360"/>
+      </w:pPr>
+      <w:rPr>
+        <w:rFonts w:ascii="Wingdings" w:hAnsi="Wingdings" w:hint="default"/>
+        <w:sz w:val="20"/>
+      </w:rPr>
+    </w:lvl>
+    <w:lvl w:ilvl="5" w:tentative="1">
+      <w:start w:val="1"/>
+      <w:numFmt w:val="bullet"/>
+      <w:lvlText w:val=""/>
+      <w:lvlJc w:val="left"/>
+      <w:pPr>
+        <w:tabs>
+          <w:tab w:val="num" w:pos="4320"/>
+        </w:tabs>
+        <w:ind w:left="4320" w:hanging="360"/>
+      </w:pPr>
+      <w:rPr>
+        <w:rFonts w:ascii="Wingdings" w:hAnsi="Wingdings" w:hint="default"/>
+        <w:sz w:val="20"/>
+      </w:rPr>
+    </w:lvl>
+    <w:lvl w:ilvl="6" w:tentative="1">
+      <w:start w:val="1"/>
+      <w:numFmt w:val="bullet"/>
+      <w:lvlText w:val=""/>
+      <w:lvlJc w:val="left"/>
+      <w:pPr>
+        <w:tabs>
+          <w:tab w:val="num" w:pos="5040"/>
+        </w:tabs>
+        <w:ind w:left="5040" w:hanging="360"/>
+      </w:pPr>
+      <w:rPr>
+        <w:rFonts w:ascii="Wingdings" w:hAnsi="Wingdings" w:hint="default"/>
+        <w:sz w:val="20"/>
+      </w:rPr>
+    </w:lvl>
+    <w:lvl w:ilvl="7" w:tentative="1">
+      <w:start w:val="1"/>
+      <w:numFmt w:val="bullet"/>
+      <w:lvlText w:val=""/>
+      <w:lvlJc w:val="left"/>
+      <w:pPr>
+        <w:tabs>
+          <w:tab w:val="num" w:pos="5760"/>
+        </w:tabs>
+        <w:ind w:left="5760" w:hanging="360"/>
+      </w:pPr>
+      <w:rPr>
+        <w:rFonts w:ascii="Wingdings" w:hAnsi="Wingdings" w:hint="default"/>
+        <w:sz w:val="20"/>
+      </w:rPr>
+    </w:lvl>
+    <w:lvl w:ilvl="8" w:tentative="1">
+      <w:start w:val="1"/>
+      <w:numFmt w:val="bullet"/>
+      <w:lvlText w:val=""/>
+      <w:lvlJc w:val="left"/>
+      <w:pPr>
+        <w:tabs>
+          <w:tab w:val="num" w:pos="6480"/>
+        </w:tabs>
+        <w:ind w:left="6480" w:hanging="360"/>
+      </w:pPr>
+      <w:rPr>
+        <w:rFonts w:ascii="Wingdings" w:hAnsi="Wingdings" w:hint="default"/>
+        <w:sz w:val="20"/>
+      </w:rPr>
+    </w:lvl>
+  </w:abstractNum>
+  <w:abstractNum w:abstractNumId="21" w15:restartNumberingAfterBreak="0">
+    <w:nsid w:val="23DE25BE"/>
+    <w:multiLevelType w:val="multilevel"/>
+    <w:tmpl w:val="48869B30"/>
+    <w:lvl w:ilvl="0">
+      <w:start w:val="1"/>
+      <w:numFmt w:val="bullet"/>
+      <w:lvlText w:val=""/>
+      <w:lvlJc w:val="left"/>
+      <w:pPr>
+        <w:tabs>
+          <w:tab w:val="num" w:pos="720"/>
+        </w:tabs>
+        <w:ind w:left="720" w:hanging="360"/>
+      </w:pPr>
+      <w:rPr>
+        <w:rFonts w:ascii="Symbol" w:hAnsi="Symbol" w:hint="default"/>
+        <w:sz w:val="20"/>
+      </w:rPr>
+    </w:lvl>
+    <w:lvl w:ilvl="1" w:tentative="1">
+      <w:start w:val="1"/>
+      <w:numFmt w:val="bullet"/>
+      <w:lvlText w:val="o"/>
+      <w:lvlJc w:val="left"/>
+      <w:pPr>
+        <w:tabs>
+          <w:tab w:val="num" w:pos="1440"/>
+        </w:tabs>
+        <w:ind w:left="1440" w:hanging="360"/>
+      </w:pPr>
+      <w:rPr>
+        <w:rFonts w:ascii="Courier New" w:hAnsi="Courier New" w:hint="default"/>
+        <w:sz w:val="20"/>
+      </w:rPr>
+    </w:lvl>
+    <w:lvl w:ilvl="2" w:tentative="1">
+      <w:start w:val="1"/>
+      <w:numFmt w:val="bullet"/>
+      <w:lvlText w:val=""/>
+      <w:lvlJc w:val="left"/>
+      <w:pPr>
+        <w:tabs>
+          <w:tab w:val="num" w:pos="2160"/>
+        </w:tabs>
+        <w:ind w:left="2160" w:hanging="360"/>
+      </w:pPr>
+      <w:rPr>
+        <w:rFonts w:ascii="Wingdings" w:hAnsi="Wingdings" w:hint="default"/>
+        <w:sz w:val="20"/>
+      </w:rPr>
+    </w:lvl>
+    <w:lvl w:ilvl="3" w:tentative="1">
+      <w:start w:val="1"/>
+      <w:numFmt w:val="bullet"/>
+      <w:lvlText w:val=""/>
+      <w:lvlJc w:val="left"/>
+      <w:pPr>
+        <w:tabs>
+          <w:tab w:val="num" w:pos="2880"/>
+        </w:tabs>
+        <w:ind w:left="2880" w:hanging="360"/>
+      </w:pPr>
+      <w:rPr>
+        <w:rFonts w:ascii="Wingdings" w:hAnsi="Wingdings" w:hint="default"/>
+        <w:sz w:val="20"/>
+      </w:rPr>
+    </w:lvl>
+    <w:lvl w:ilvl="4" w:tentative="1">
+      <w:start w:val="1"/>
+      <w:numFmt w:val="bullet"/>
+      <w:lvlText w:val=""/>
+      <w:lvlJc w:val="left"/>
+      <w:pPr>
+        <w:tabs>
+          <w:tab w:val="num" w:pos="3600"/>
+        </w:tabs>
+        <w:ind w:left="3600" w:hanging="360"/>
+      </w:pPr>
+      <w:rPr>
+        <w:rFonts w:ascii="Wingdings" w:hAnsi="Wingdings" w:hint="default"/>
+        <w:sz w:val="20"/>
+      </w:rPr>
+    </w:lvl>
+    <w:lvl w:ilvl="5" w:tentative="1">
+      <w:start w:val="1"/>
+      <w:numFmt w:val="bullet"/>
+      <w:lvlText w:val=""/>
+      <w:lvlJc w:val="left"/>
+      <w:pPr>
+        <w:tabs>
+          <w:tab w:val="num" w:pos="4320"/>
+        </w:tabs>
+        <w:ind w:left="4320" w:hanging="360"/>
+      </w:pPr>
+      <w:rPr>
+        <w:rFonts w:ascii="Wingdings" w:hAnsi="Wingdings" w:hint="default"/>
+        <w:sz w:val="20"/>
+      </w:rPr>
+    </w:lvl>
+    <w:lvl w:ilvl="6" w:tentative="1">
+      <w:start w:val="1"/>
+      <w:numFmt w:val="bullet"/>
+      <w:lvlText w:val=""/>
+      <w:lvlJc w:val="left"/>
+      <w:pPr>
+        <w:tabs>
+          <w:tab w:val="num" w:pos="5040"/>
+        </w:tabs>
+        <w:ind w:left="5040" w:hanging="360"/>
+      </w:pPr>
+      <w:rPr>
+        <w:rFonts w:ascii="Wingdings" w:hAnsi="Wingdings" w:hint="default"/>
+        <w:sz w:val="20"/>
+      </w:rPr>
+    </w:lvl>
+    <w:lvl w:ilvl="7" w:tentative="1">
+      <w:start w:val="1"/>
+      <w:numFmt w:val="bullet"/>
+      <w:lvlText w:val=""/>
+      <w:lvlJc w:val="left"/>
+      <w:pPr>
+        <w:tabs>
+          <w:tab w:val="num" w:pos="5760"/>
+        </w:tabs>
+        <w:ind w:left="5760" w:hanging="360"/>
+      </w:pPr>
+      <w:rPr>
+        <w:rFonts w:ascii="Wingdings" w:hAnsi="Wingdings" w:hint="default"/>
+        <w:sz w:val="20"/>
+      </w:rPr>
+    </w:lvl>
+    <w:lvl w:ilvl="8" w:tentative="1">
+      <w:start w:val="1"/>
+      <w:numFmt w:val="bullet"/>
+      <w:lvlText w:val=""/>
+      <w:lvlJc w:val="left"/>
+      <w:pPr>
+        <w:tabs>
+          <w:tab w:val="num" w:pos="6480"/>
+        </w:tabs>
+        <w:ind w:left="6480" w:hanging="360"/>
+      </w:pPr>
+      <w:rPr>
+        <w:rFonts w:ascii="Wingdings" w:hAnsi="Wingdings" w:hint="default"/>
+        <w:sz w:val="20"/>
+      </w:rPr>
+    </w:lvl>
+  </w:abstractNum>
+  <w:abstractNum w:abstractNumId="22" w15:restartNumberingAfterBreak="0">
+    <w:nsid w:val="244D5FF2"/>
+    <w:multiLevelType w:val="multilevel"/>
+    <w:tmpl w:val="1068E4C4"/>
+    <w:lvl w:ilvl="0">
+      <w:start w:val="1"/>
+      <w:numFmt w:val="bullet"/>
+      <w:lvlText w:val=""/>
+      <w:lvlJc w:val="left"/>
+      <w:pPr>
+        <w:tabs>
+          <w:tab w:val="num" w:pos="720"/>
+        </w:tabs>
+        <w:ind w:left="720" w:hanging="360"/>
+      </w:pPr>
+      <w:rPr>
+        <w:rFonts w:ascii="Symbol" w:hAnsi="Symbol" w:hint="default"/>
+        <w:sz w:val="20"/>
+      </w:rPr>
+    </w:lvl>
+    <w:lvl w:ilvl="1" w:tentative="1">
+      <w:start w:val="1"/>
+      <w:numFmt w:val="bullet"/>
+      <w:lvlText w:val="o"/>
+      <w:lvlJc w:val="left"/>
+      <w:pPr>
+        <w:tabs>
+          <w:tab w:val="num" w:pos="1440"/>
+        </w:tabs>
+        <w:ind w:left="1440" w:hanging="360"/>
+      </w:pPr>
+      <w:rPr>
+        <w:rFonts w:ascii="Courier New" w:hAnsi="Courier New" w:hint="default"/>
+        <w:sz w:val="20"/>
+      </w:rPr>
+    </w:lvl>
+    <w:lvl w:ilvl="2" w:tentative="1">
+      <w:start w:val="1"/>
+      <w:numFmt w:val="bullet"/>
+      <w:lvlText w:val=""/>
+      <w:lvlJc w:val="left"/>
+      <w:pPr>
+        <w:tabs>
+          <w:tab w:val="num" w:pos="2160"/>
+        </w:tabs>
+        <w:ind w:left="2160" w:hanging="360"/>
+      </w:pPr>
+      <w:rPr>
+        <w:rFonts w:ascii="Wingdings" w:hAnsi="Wingdings" w:hint="default"/>
+        <w:sz w:val="20"/>
+      </w:rPr>
+    </w:lvl>
+    <w:lvl w:ilvl="3" w:tentative="1">
+      <w:start w:val="1"/>
+      <w:numFmt w:val="bullet"/>
+      <w:lvlText w:val=""/>
+      <w:lvlJc w:val="left"/>
+      <w:pPr>
+        <w:tabs>
+          <w:tab w:val="num" w:pos="2880"/>
+        </w:tabs>
+        <w:ind w:left="2880" w:hanging="360"/>
+      </w:pPr>
+      <w:rPr>
+        <w:rFonts w:ascii="Wingdings" w:hAnsi="Wingdings" w:hint="default"/>
+        <w:sz w:val="20"/>
+      </w:rPr>
+    </w:lvl>
+    <w:lvl w:ilvl="4" w:tentative="1">
+      <w:start w:val="1"/>
+      <w:numFmt w:val="bullet"/>
+      <w:lvlText w:val=""/>
+      <w:lvlJc w:val="left"/>
+      <w:pPr>
+        <w:tabs>
+          <w:tab w:val="num" w:pos="3600"/>
+        </w:tabs>
+        <w:ind w:left="3600" w:hanging="360"/>
+      </w:pPr>
+      <w:rPr>
+        <w:rFonts w:ascii="Wingdings" w:hAnsi="Wingdings" w:hint="default"/>
+        <w:sz w:val="20"/>
+      </w:rPr>
+    </w:lvl>
+    <w:lvl w:ilvl="5" w:tentative="1">
+      <w:start w:val="1"/>
+      <w:numFmt w:val="bullet"/>
+      <w:lvlText w:val=""/>
+      <w:lvlJc w:val="left"/>
+      <w:pPr>
+        <w:tabs>
+          <w:tab w:val="num" w:pos="4320"/>
+        </w:tabs>
+        <w:ind w:left="4320" w:hanging="360"/>
+      </w:pPr>
+      <w:rPr>
+        <w:rFonts w:ascii="Wingdings" w:hAnsi="Wingdings" w:hint="default"/>
+        <w:sz w:val="20"/>
+      </w:rPr>
+    </w:lvl>
+    <w:lvl w:ilvl="6" w:tentative="1">
+      <w:start w:val="1"/>
+      <w:numFmt w:val="bullet"/>
+      <w:lvlText w:val=""/>
+      <w:lvlJc w:val="left"/>
+      <w:pPr>
+        <w:tabs>
+          <w:tab w:val="num" w:pos="5040"/>
+        </w:tabs>
+        <w:ind w:left="5040" w:hanging="360"/>
+      </w:pPr>
+      <w:rPr>
+        <w:rFonts w:ascii="Wingdings" w:hAnsi="Wingdings" w:hint="default"/>
+        <w:sz w:val="20"/>
+      </w:rPr>
+    </w:lvl>
+    <w:lvl w:ilvl="7" w:tentative="1">
+      <w:start w:val="1"/>
+      <w:numFmt w:val="bullet"/>
+      <w:lvlText w:val=""/>
+      <w:lvlJc w:val="left"/>
+      <w:pPr>
+        <w:tabs>
+          <w:tab w:val="num" w:pos="5760"/>
+        </w:tabs>
+        <w:ind w:left="5760" w:hanging="360"/>
+      </w:pPr>
+      <w:rPr>
+        <w:rFonts w:ascii="Wingdings" w:hAnsi="Wingdings" w:hint="default"/>
+        <w:sz w:val="20"/>
+      </w:rPr>
+    </w:lvl>
+    <w:lvl w:ilvl="8" w:tentative="1">
+      <w:start w:val="1"/>
+      <w:numFmt w:val="bullet"/>
+      <w:lvlText w:val=""/>
+      <w:lvlJc w:val="left"/>
+      <w:pPr>
+        <w:tabs>
+          <w:tab w:val="num" w:pos="6480"/>
+        </w:tabs>
+        <w:ind w:left="6480" w:hanging="360"/>
+      </w:pPr>
+      <w:rPr>
+        <w:rFonts w:ascii="Wingdings" w:hAnsi="Wingdings" w:hint="default"/>
+        <w:sz w:val="20"/>
+      </w:rPr>
+    </w:lvl>
+  </w:abstractNum>
+  <w:abstractNum w:abstractNumId="23" w15:restartNumberingAfterBreak="0">
     <w:nsid w:val="252E0FE0"/>
     <w:multiLevelType w:val="multilevel"/>
     <w:tmpl w:val="5F62A83E"/>
@@ -3495,7 +7264,7 @@
       </w:rPr>
     </w:lvl>
   </w:abstractNum>
-  <w:abstractNum w:abstractNumId="8" w15:restartNumberingAfterBreak="0">
+  <w:abstractNum w:abstractNumId="24" w15:restartNumberingAfterBreak="0">
     <w:nsid w:val="256126B0"/>
     <w:multiLevelType w:val="multilevel"/>
     <w:tmpl w:val="C102FD8A"/>
@@ -3644,7 +7413,305 @@
       </w:rPr>
     </w:lvl>
   </w:abstractNum>
-  <w:abstractNum w:abstractNumId="9" w15:restartNumberingAfterBreak="0">
+  <w:abstractNum w:abstractNumId="25" w15:restartNumberingAfterBreak="0">
+    <w:nsid w:val="26891DEA"/>
+    <w:multiLevelType w:val="multilevel"/>
+    <w:tmpl w:val="81A0726A"/>
+    <w:lvl w:ilvl="0">
+      <w:start w:val="1"/>
+      <w:numFmt w:val="bullet"/>
+      <w:lvlText w:val=""/>
+      <w:lvlJc w:val="left"/>
+      <w:pPr>
+        <w:tabs>
+          <w:tab w:val="num" w:pos="720"/>
+        </w:tabs>
+        <w:ind w:left="720" w:hanging="360"/>
+      </w:pPr>
+      <w:rPr>
+        <w:rFonts w:ascii="Symbol" w:hAnsi="Symbol" w:hint="default"/>
+        <w:sz w:val="20"/>
+      </w:rPr>
+    </w:lvl>
+    <w:lvl w:ilvl="1" w:tentative="1">
+      <w:start w:val="1"/>
+      <w:numFmt w:val="bullet"/>
+      <w:lvlText w:val="o"/>
+      <w:lvlJc w:val="left"/>
+      <w:pPr>
+        <w:tabs>
+          <w:tab w:val="num" w:pos="1440"/>
+        </w:tabs>
+        <w:ind w:left="1440" w:hanging="360"/>
+      </w:pPr>
+      <w:rPr>
+        <w:rFonts w:ascii="Courier New" w:hAnsi="Courier New" w:hint="default"/>
+        <w:sz w:val="20"/>
+      </w:rPr>
+    </w:lvl>
+    <w:lvl w:ilvl="2" w:tentative="1">
+      <w:start w:val="1"/>
+      <w:numFmt w:val="bullet"/>
+      <w:lvlText w:val=""/>
+      <w:lvlJc w:val="left"/>
+      <w:pPr>
+        <w:tabs>
+          <w:tab w:val="num" w:pos="2160"/>
+        </w:tabs>
+        <w:ind w:left="2160" w:hanging="360"/>
+      </w:pPr>
+      <w:rPr>
+        <w:rFonts w:ascii="Wingdings" w:hAnsi="Wingdings" w:hint="default"/>
+        <w:sz w:val="20"/>
+      </w:rPr>
+    </w:lvl>
+    <w:lvl w:ilvl="3" w:tentative="1">
+      <w:start w:val="1"/>
+      <w:numFmt w:val="bullet"/>
+      <w:lvlText w:val=""/>
+      <w:lvlJc w:val="left"/>
+      <w:pPr>
+        <w:tabs>
+          <w:tab w:val="num" w:pos="2880"/>
+        </w:tabs>
+        <w:ind w:left="2880" w:hanging="360"/>
+      </w:pPr>
+      <w:rPr>
+        <w:rFonts w:ascii="Wingdings" w:hAnsi="Wingdings" w:hint="default"/>
+        <w:sz w:val="20"/>
+      </w:rPr>
+    </w:lvl>
+    <w:lvl w:ilvl="4" w:tentative="1">
+      <w:start w:val="1"/>
+      <w:numFmt w:val="bullet"/>
+      <w:lvlText w:val=""/>
+      <w:lvlJc w:val="left"/>
+      <w:pPr>
+        <w:tabs>
+          <w:tab w:val="num" w:pos="3600"/>
+        </w:tabs>
+        <w:ind w:left="3600" w:hanging="360"/>
+      </w:pPr>
+      <w:rPr>
+        <w:rFonts w:ascii="Wingdings" w:hAnsi="Wingdings" w:hint="default"/>
+        <w:sz w:val="20"/>
+      </w:rPr>
+    </w:lvl>
+    <w:lvl w:ilvl="5" w:tentative="1">
+      <w:start w:val="1"/>
+      <w:numFmt w:val="bullet"/>
+      <w:lvlText w:val=""/>
+      <w:lvlJc w:val="left"/>
+      <w:pPr>
+        <w:tabs>
+          <w:tab w:val="num" w:pos="4320"/>
+        </w:tabs>
+        <w:ind w:left="4320" w:hanging="360"/>
+      </w:pPr>
+      <w:rPr>
+        <w:rFonts w:ascii="Wingdings" w:hAnsi="Wingdings" w:hint="default"/>
+        <w:sz w:val="20"/>
+      </w:rPr>
+    </w:lvl>
+    <w:lvl w:ilvl="6" w:tentative="1">
+      <w:start w:val="1"/>
+      <w:numFmt w:val="bullet"/>
+      <w:lvlText w:val=""/>
+      <w:lvlJc w:val="left"/>
+      <w:pPr>
+        <w:tabs>
+          <w:tab w:val="num" w:pos="5040"/>
+        </w:tabs>
+        <w:ind w:left="5040" w:hanging="360"/>
+      </w:pPr>
+      <w:rPr>
+        <w:rFonts w:ascii="Wingdings" w:hAnsi="Wingdings" w:hint="default"/>
+        <w:sz w:val="20"/>
+      </w:rPr>
+    </w:lvl>
+    <w:lvl w:ilvl="7" w:tentative="1">
+      <w:start w:val="1"/>
+      <w:numFmt w:val="bullet"/>
+      <w:lvlText w:val=""/>
+      <w:lvlJc w:val="left"/>
+      <w:pPr>
+        <w:tabs>
+          <w:tab w:val="num" w:pos="5760"/>
+        </w:tabs>
+        <w:ind w:left="5760" w:hanging="360"/>
+      </w:pPr>
+      <w:rPr>
+        <w:rFonts w:ascii="Wingdings" w:hAnsi="Wingdings" w:hint="default"/>
+        <w:sz w:val="20"/>
+      </w:rPr>
+    </w:lvl>
+    <w:lvl w:ilvl="8" w:tentative="1">
+      <w:start w:val="1"/>
+      <w:numFmt w:val="bullet"/>
+      <w:lvlText w:val=""/>
+      <w:lvlJc w:val="left"/>
+      <w:pPr>
+        <w:tabs>
+          <w:tab w:val="num" w:pos="6480"/>
+        </w:tabs>
+        <w:ind w:left="6480" w:hanging="360"/>
+      </w:pPr>
+      <w:rPr>
+        <w:rFonts w:ascii="Wingdings" w:hAnsi="Wingdings" w:hint="default"/>
+        <w:sz w:val="20"/>
+      </w:rPr>
+    </w:lvl>
+  </w:abstractNum>
+  <w:abstractNum w:abstractNumId="26" w15:restartNumberingAfterBreak="0">
+    <w:nsid w:val="270D60D1"/>
+    <w:multiLevelType w:val="multilevel"/>
+    <w:tmpl w:val="012C5A1A"/>
+    <w:lvl w:ilvl="0">
+      <w:start w:val="1"/>
+      <w:numFmt w:val="bullet"/>
+      <w:lvlText w:val=""/>
+      <w:lvlJc w:val="left"/>
+      <w:pPr>
+        <w:tabs>
+          <w:tab w:val="num" w:pos="720"/>
+        </w:tabs>
+        <w:ind w:left="720" w:hanging="360"/>
+      </w:pPr>
+      <w:rPr>
+        <w:rFonts w:ascii="Symbol" w:hAnsi="Symbol" w:hint="default"/>
+        <w:sz w:val="20"/>
+      </w:rPr>
+    </w:lvl>
+    <w:lvl w:ilvl="1" w:tentative="1">
+      <w:start w:val="1"/>
+      <w:numFmt w:val="bullet"/>
+      <w:lvlText w:val="o"/>
+      <w:lvlJc w:val="left"/>
+      <w:pPr>
+        <w:tabs>
+          <w:tab w:val="num" w:pos="1440"/>
+        </w:tabs>
+        <w:ind w:left="1440" w:hanging="360"/>
+      </w:pPr>
+      <w:rPr>
+        <w:rFonts w:ascii="Courier New" w:hAnsi="Courier New" w:hint="default"/>
+        <w:sz w:val="20"/>
+      </w:rPr>
+    </w:lvl>
+    <w:lvl w:ilvl="2" w:tentative="1">
+      <w:start w:val="1"/>
+      <w:numFmt w:val="bullet"/>
+      <w:lvlText w:val=""/>
+      <w:lvlJc w:val="left"/>
+      <w:pPr>
+        <w:tabs>
+          <w:tab w:val="num" w:pos="2160"/>
+        </w:tabs>
+        <w:ind w:left="2160" w:hanging="360"/>
+      </w:pPr>
+      <w:rPr>
+        <w:rFonts w:ascii="Wingdings" w:hAnsi="Wingdings" w:hint="default"/>
+        <w:sz w:val="20"/>
+      </w:rPr>
+    </w:lvl>
+    <w:lvl w:ilvl="3" w:tentative="1">
+      <w:start w:val="1"/>
+      <w:numFmt w:val="bullet"/>
+      <w:lvlText w:val=""/>
+      <w:lvlJc w:val="left"/>
+      <w:pPr>
+        <w:tabs>
+          <w:tab w:val="num" w:pos="2880"/>
+        </w:tabs>
+        <w:ind w:left="2880" w:hanging="360"/>
+      </w:pPr>
+      <w:rPr>
+        <w:rFonts w:ascii="Wingdings" w:hAnsi="Wingdings" w:hint="default"/>
+        <w:sz w:val="20"/>
+      </w:rPr>
+    </w:lvl>
+    <w:lvl w:ilvl="4" w:tentative="1">
+      <w:start w:val="1"/>
+      <w:numFmt w:val="bullet"/>
+      <w:lvlText w:val=""/>
+      <w:lvlJc w:val="left"/>
+      <w:pPr>
+        <w:tabs>
+          <w:tab w:val="num" w:pos="3600"/>
+        </w:tabs>
+        <w:ind w:left="3600" w:hanging="360"/>
+      </w:pPr>
+      <w:rPr>
+        <w:rFonts w:ascii="Wingdings" w:hAnsi="Wingdings" w:hint="default"/>
+        <w:sz w:val="20"/>
+      </w:rPr>
+    </w:lvl>
+    <w:lvl w:ilvl="5" w:tentative="1">
+      <w:start w:val="1"/>
+      <w:numFmt w:val="bullet"/>
+      <w:lvlText w:val=""/>
+      <w:lvlJc w:val="left"/>
+      <w:pPr>
+        <w:tabs>
+          <w:tab w:val="num" w:pos="4320"/>
+        </w:tabs>
+        <w:ind w:left="4320" w:hanging="360"/>
+      </w:pPr>
+      <w:rPr>
+        <w:rFonts w:ascii="Wingdings" w:hAnsi="Wingdings" w:hint="default"/>
+        <w:sz w:val="20"/>
+      </w:rPr>
+    </w:lvl>
+    <w:lvl w:ilvl="6" w:tentative="1">
+      <w:start w:val="1"/>
+      <w:numFmt w:val="bullet"/>
+      <w:lvlText w:val=""/>
+      <w:lvlJc w:val="left"/>
+      <w:pPr>
+        <w:tabs>
+          <w:tab w:val="num" w:pos="5040"/>
+        </w:tabs>
+        <w:ind w:left="5040" w:hanging="360"/>
+      </w:pPr>
+      <w:rPr>
+        <w:rFonts w:ascii="Wingdings" w:hAnsi="Wingdings" w:hint="default"/>
+        <w:sz w:val="20"/>
+      </w:rPr>
+    </w:lvl>
+    <w:lvl w:ilvl="7" w:tentative="1">
+      <w:start w:val="1"/>
+      <w:numFmt w:val="bullet"/>
+      <w:lvlText w:val=""/>
+      <w:lvlJc w:val="left"/>
+      <w:pPr>
+        <w:tabs>
+          <w:tab w:val="num" w:pos="5760"/>
+        </w:tabs>
+        <w:ind w:left="5760" w:hanging="360"/>
+      </w:pPr>
+      <w:rPr>
+        <w:rFonts w:ascii="Wingdings" w:hAnsi="Wingdings" w:hint="default"/>
+        <w:sz w:val="20"/>
+      </w:rPr>
+    </w:lvl>
+    <w:lvl w:ilvl="8" w:tentative="1">
+      <w:start w:val="1"/>
+      <w:numFmt w:val="bullet"/>
+      <w:lvlText w:val=""/>
+      <w:lvlJc w:val="left"/>
+      <w:pPr>
+        <w:tabs>
+          <w:tab w:val="num" w:pos="6480"/>
+        </w:tabs>
+        <w:ind w:left="6480" w:hanging="360"/>
+      </w:pPr>
+      <w:rPr>
+        <w:rFonts w:ascii="Wingdings" w:hAnsi="Wingdings" w:hint="default"/>
+        <w:sz w:val="20"/>
+      </w:rPr>
+    </w:lvl>
+  </w:abstractNum>
+  <w:abstractNum w:abstractNumId="27" w15:restartNumberingAfterBreak="0">
     <w:nsid w:val="27395DCC"/>
     <w:multiLevelType w:val="multilevel"/>
     <w:tmpl w:val="57C45C4C"/>
@@ -3761,7 +7828,156 @@
       </w:pPr>
     </w:lvl>
   </w:abstractNum>
-  <w:abstractNum w:abstractNumId="10" w15:restartNumberingAfterBreak="0">
+  <w:abstractNum w:abstractNumId="28" w15:restartNumberingAfterBreak="0">
+    <w:nsid w:val="290C6185"/>
+    <w:multiLevelType w:val="multilevel"/>
+    <w:tmpl w:val="EBCA662A"/>
+    <w:lvl w:ilvl="0">
+      <w:start w:val="1"/>
+      <w:numFmt w:val="bullet"/>
+      <w:lvlText w:val=""/>
+      <w:lvlJc w:val="left"/>
+      <w:pPr>
+        <w:tabs>
+          <w:tab w:val="num" w:pos="720"/>
+        </w:tabs>
+        <w:ind w:left="720" w:hanging="360"/>
+      </w:pPr>
+      <w:rPr>
+        <w:rFonts w:ascii="Symbol" w:hAnsi="Symbol" w:hint="default"/>
+        <w:sz w:val="20"/>
+      </w:rPr>
+    </w:lvl>
+    <w:lvl w:ilvl="1" w:tentative="1">
+      <w:start w:val="1"/>
+      <w:numFmt w:val="bullet"/>
+      <w:lvlText w:val="o"/>
+      <w:lvlJc w:val="left"/>
+      <w:pPr>
+        <w:tabs>
+          <w:tab w:val="num" w:pos="1440"/>
+        </w:tabs>
+        <w:ind w:left="1440" w:hanging="360"/>
+      </w:pPr>
+      <w:rPr>
+        <w:rFonts w:ascii="Courier New" w:hAnsi="Courier New" w:hint="default"/>
+        <w:sz w:val="20"/>
+      </w:rPr>
+    </w:lvl>
+    <w:lvl w:ilvl="2" w:tentative="1">
+      <w:start w:val="1"/>
+      <w:numFmt w:val="bullet"/>
+      <w:lvlText w:val=""/>
+      <w:lvlJc w:val="left"/>
+      <w:pPr>
+        <w:tabs>
+          <w:tab w:val="num" w:pos="2160"/>
+        </w:tabs>
+        <w:ind w:left="2160" w:hanging="360"/>
+      </w:pPr>
+      <w:rPr>
+        <w:rFonts w:ascii="Wingdings" w:hAnsi="Wingdings" w:hint="default"/>
+        <w:sz w:val="20"/>
+      </w:rPr>
+    </w:lvl>
+    <w:lvl w:ilvl="3" w:tentative="1">
+      <w:start w:val="1"/>
+      <w:numFmt w:val="bullet"/>
+      <w:lvlText w:val=""/>
+      <w:lvlJc w:val="left"/>
+      <w:pPr>
+        <w:tabs>
+          <w:tab w:val="num" w:pos="2880"/>
+        </w:tabs>
+        <w:ind w:left="2880" w:hanging="360"/>
+      </w:pPr>
+      <w:rPr>
+        <w:rFonts w:ascii="Wingdings" w:hAnsi="Wingdings" w:hint="default"/>
+        <w:sz w:val="20"/>
+      </w:rPr>
+    </w:lvl>
+    <w:lvl w:ilvl="4" w:tentative="1">
+      <w:start w:val="1"/>
+      <w:numFmt w:val="bullet"/>
+      <w:lvlText w:val=""/>
+      <w:lvlJc w:val="left"/>
+      <w:pPr>
+        <w:tabs>
+          <w:tab w:val="num" w:pos="3600"/>
+        </w:tabs>
+        <w:ind w:left="3600" w:hanging="360"/>
+      </w:pPr>
+      <w:rPr>
+        <w:rFonts w:ascii="Wingdings" w:hAnsi="Wingdings" w:hint="default"/>
+        <w:sz w:val="20"/>
+      </w:rPr>
+    </w:lvl>
+    <w:lvl w:ilvl="5" w:tentative="1">
+      <w:start w:val="1"/>
+      <w:numFmt w:val="bullet"/>
+      <w:lvlText w:val=""/>
+      <w:lvlJc w:val="left"/>
+      <w:pPr>
+        <w:tabs>
+          <w:tab w:val="num" w:pos="4320"/>
+        </w:tabs>
+        <w:ind w:left="4320" w:hanging="360"/>
+      </w:pPr>
+      <w:rPr>
+        <w:rFonts w:ascii="Wingdings" w:hAnsi="Wingdings" w:hint="default"/>
+        <w:sz w:val="20"/>
+      </w:rPr>
+    </w:lvl>
+    <w:lvl w:ilvl="6" w:tentative="1">
+      <w:start w:val="1"/>
+      <w:numFmt w:val="bullet"/>
+      <w:lvlText w:val=""/>
+      <w:lvlJc w:val="left"/>
+      <w:pPr>
+        <w:tabs>
+          <w:tab w:val="num" w:pos="5040"/>
+        </w:tabs>
+        <w:ind w:left="5040" w:hanging="360"/>
+      </w:pPr>
+      <w:rPr>
+        <w:rFonts w:ascii="Wingdings" w:hAnsi="Wingdings" w:hint="default"/>
+        <w:sz w:val="20"/>
+      </w:rPr>
+    </w:lvl>
+    <w:lvl w:ilvl="7" w:tentative="1">
+      <w:start w:val="1"/>
+      <w:numFmt w:val="bullet"/>
+      <w:lvlText w:val=""/>
+      <w:lvlJc w:val="left"/>
+      <w:pPr>
+        <w:tabs>
+          <w:tab w:val="num" w:pos="5760"/>
+        </w:tabs>
+        <w:ind w:left="5760" w:hanging="360"/>
+      </w:pPr>
+      <w:rPr>
+        <w:rFonts w:ascii="Wingdings" w:hAnsi="Wingdings" w:hint="default"/>
+        <w:sz w:val="20"/>
+      </w:rPr>
+    </w:lvl>
+    <w:lvl w:ilvl="8" w:tentative="1">
+      <w:start w:val="1"/>
+      <w:numFmt w:val="bullet"/>
+      <w:lvlText w:val=""/>
+      <w:lvlJc w:val="left"/>
+      <w:pPr>
+        <w:tabs>
+          <w:tab w:val="num" w:pos="6480"/>
+        </w:tabs>
+        <w:ind w:left="6480" w:hanging="360"/>
+      </w:pPr>
+      <w:rPr>
+        <w:rFonts w:ascii="Wingdings" w:hAnsi="Wingdings" w:hint="default"/>
+        <w:sz w:val="20"/>
+      </w:rPr>
+    </w:lvl>
+  </w:abstractNum>
+  <w:abstractNum w:abstractNumId="29" w15:restartNumberingAfterBreak="0">
     <w:nsid w:val="2B9A5C00"/>
     <w:multiLevelType w:val="multilevel"/>
     <w:tmpl w:val="76AACC90"/>
@@ -3910,7 +8126,305 @@
       </w:rPr>
     </w:lvl>
   </w:abstractNum>
-  <w:abstractNum w:abstractNumId="11" w15:restartNumberingAfterBreak="0">
+  <w:abstractNum w:abstractNumId="30" w15:restartNumberingAfterBreak="0">
+    <w:nsid w:val="2EBB75A7"/>
+    <w:multiLevelType w:val="multilevel"/>
+    <w:tmpl w:val="ADC6FC58"/>
+    <w:lvl w:ilvl="0">
+      <w:start w:val="1"/>
+      <w:numFmt w:val="bullet"/>
+      <w:lvlText w:val=""/>
+      <w:lvlJc w:val="left"/>
+      <w:pPr>
+        <w:tabs>
+          <w:tab w:val="num" w:pos="720"/>
+        </w:tabs>
+        <w:ind w:left="720" w:hanging="360"/>
+      </w:pPr>
+      <w:rPr>
+        <w:rFonts w:ascii="Symbol" w:hAnsi="Symbol" w:hint="default"/>
+        <w:sz w:val="20"/>
+      </w:rPr>
+    </w:lvl>
+    <w:lvl w:ilvl="1" w:tentative="1">
+      <w:start w:val="1"/>
+      <w:numFmt w:val="bullet"/>
+      <w:lvlText w:val="o"/>
+      <w:lvlJc w:val="left"/>
+      <w:pPr>
+        <w:tabs>
+          <w:tab w:val="num" w:pos="1440"/>
+        </w:tabs>
+        <w:ind w:left="1440" w:hanging="360"/>
+      </w:pPr>
+      <w:rPr>
+        <w:rFonts w:ascii="Courier New" w:hAnsi="Courier New" w:hint="default"/>
+        <w:sz w:val="20"/>
+      </w:rPr>
+    </w:lvl>
+    <w:lvl w:ilvl="2" w:tentative="1">
+      <w:start w:val="1"/>
+      <w:numFmt w:val="bullet"/>
+      <w:lvlText w:val=""/>
+      <w:lvlJc w:val="left"/>
+      <w:pPr>
+        <w:tabs>
+          <w:tab w:val="num" w:pos="2160"/>
+        </w:tabs>
+        <w:ind w:left="2160" w:hanging="360"/>
+      </w:pPr>
+      <w:rPr>
+        <w:rFonts w:ascii="Wingdings" w:hAnsi="Wingdings" w:hint="default"/>
+        <w:sz w:val="20"/>
+      </w:rPr>
+    </w:lvl>
+    <w:lvl w:ilvl="3" w:tentative="1">
+      <w:start w:val="1"/>
+      <w:numFmt w:val="bullet"/>
+      <w:lvlText w:val=""/>
+      <w:lvlJc w:val="left"/>
+      <w:pPr>
+        <w:tabs>
+          <w:tab w:val="num" w:pos="2880"/>
+        </w:tabs>
+        <w:ind w:left="2880" w:hanging="360"/>
+      </w:pPr>
+      <w:rPr>
+        <w:rFonts w:ascii="Wingdings" w:hAnsi="Wingdings" w:hint="default"/>
+        <w:sz w:val="20"/>
+      </w:rPr>
+    </w:lvl>
+    <w:lvl w:ilvl="4" w:tentative="1">
+      <w:start w:val="1"/>
+      <w:numFmt w:val="bullet"/>
+      <w:lvlText w:val=""/>
+      <w:lvlJc w:val="left"/>
+      <w:pPr>
+        <w:tabs>
+          <w:tab w:val="num" w:pos="3600"/>
+        </w:tabs>
+        <w:ind w:left="3600" w:hanging="360"/>
+      </w:pPr>
+      <w:rPr>
+        <w:rFonts w:ascii="Wingdings" w:hAnsi="Wingdings" w:hint="default"/>
+        <w:sz w:val="20"/>
+      </w:rPr>
+    </w:lvl>
+    <w:lvl w:ilvl="5" w:tentative="1">
+      <w:start w:val="1"/>
+      <w:numFmt w:val="bullet"/>
+      <w:lvlText w:val=""/>
+      <w:lvlJc w:val="left"/>
+      <w:pPr>
+        <w:tabs>
+          <w:tab w:val="num" w:pos="4320"/>
+        </w:tabs>
+        <w:ind w:left="4320" w:hanging="360"/>
+      </w:pPr>
+      <w:rPr>
+        <w:rFonts w:ascii="Wingdings" w:hAnsi="Wingdings" w:hint="default"/>
+        <w:sz w:val="20"/>
+      </w:rPr>
+    </w:lvl>
+    <w:lvl w:ilvl="6" w:tentative="1">
+      <w:start w:val="1"/>
+      <w:numFmt w:val="bullet"/>
+      <w:lvlText w:val=""/>
+      <w:lvlJc w:val="left"/>
+      <w:pPr>
+        <w:tabs>
+          <w:tab w:val="num" w:pos="5040"/>
+        </w:tabs>
+        <w:ind w:left="5040" w:hanging="360"/>
+      </w:pPr>
+      <w:rPr>
+        <w:rFonts w:ascii="Wingdings" w:hAnsi="Wingdings" w:hint="default"/>
+        <w:sz w:val="20"/>
+      </w:rPr>
+    </w:lvl>
+    <w:lvl w:ilvl="7" w:tentative="1">
+      <w:start w:val="1"/>
+      <w:numFmt w:val="bullet"/>
+      <w:lvlText w:val=""/>
+      <w:lvlJc w:val="left"/>
+      <w:pPr>
+        <w:tabs>
+          <w:tab w:val="num" w:pos="5760"/>
+        </w:tabs>
+        <w:ind w:left="5760" w:hanging="360"/>
+      </w:pPr>
+      <w:rPr>
+        <w:rFonts w:ascii="Wingdings" w:hAnsi="Wingdings" w:hint="default"/>
+        <w:sz w:val="20"/>
+      </w:rPr>
+    </w:lvl>
+    <w:lvl w:ilvl="8" w:tentative="1">
+      <w:start w:val="1"/>
+      <w:numFmt w:val="bullet"/>
+      <w:lvlText w:val=""/>
+      <w:lvlJc w:val="left"/>
+      <w:pPr>
+        <w:tabs>
+          <w:tab w:val="num" w:pos="6480"/>
+        </w:tabs>
+        <w:ind w:left="6480" w:hanging="360"/>
+      </w:pPr>
+      <w:rPr>
+        <w:rFonts w:ascii="Wingdings" w:hAnsi="Wingdings" w:hint="default"/>
+        <w:sz w:val="20"/>
+      </w:rPr>
+    </w:lvl>
+  </w:abstractNum>
+  <w:abstractNum w:abstractNumId="31" w15:restartNumberingAfterBreak="0">
+    <w:nsid w:val="32D600E7"/>
+    <w:multiLevelType w:val="multilevel"/>
+    <w:tmpl w:val="76C83E92"/>
+    <w:lvl w:ilvl="0">
+      <w:start w:val="1"/>
+      <w:numFmt w:val="bullet"/>
+      <w:lvlText w:val=""/>
+      <w:lvlJc w:val="left"/>
+      <w:pPr>
+        <w:tabs>
+          <w:tab w:val="num" w:pos="720"/>
+        </w:tabs>
+        <w:ind w:left="720" w:hanging="360"/>
+      </w:pPr>
+      <w:rPr>
+        <w:rFonts w:ascii="Symbol" w:hAnsi="Symbol" w:hint="default"/>
+        <w:sz w:val="20"/>
+      </w:rPr>
+    </w:lvl>
+    <w:lvl w:ilvl="1" w:tentative="1">
+      <w:start w:val="1"/>
+      <w:numFmt w:val="bullet"/>
+      <w:lvlText w:val="o"/>
+      <w:lvlJc w:val="left"/>
+      <w:pPr>
+        <w:tabs>
+          <w:tab w:val="num" w:pos="1440"/>
+        </w:tabs>
+        <w:ind w:left="1440" w:hanging="360"/>
+      </w:pPr>
+      <w:rPr>
+        <w:rFonts w:ascii="Courier New" w:hAnsi="Courier New" w:hint="default"/>
+        <w:sz w:val="20"/>
+      </w:rPr>
+    </w:lvl>
+    <w:lvl w:ilvl="2" w:tentative="1">
+      <w:start w:val="1"/>
+      <w:numFmt w:val="bullet"/>
+      <w:lvlText w:val=""/>
+      <w:lvlJc w:val="left"/>
+      <w:pPr>
+        <w:tabs>
+          <w:tab w:val="num" w:pos="2160"/>
+        </w:tabs>
+        <w:ind w:left="2160" w:hanging="360"/>
+      </w:pPr>
+      <w:rPr>
+        <w:rFonts w:ascii="Wingdings" w:hAnsi="Wingdings" w:hint="default"/>
+        <w:sz w:val="20"/>
+      </w:rPr>
+    </w:lvl>
+    <w:lvl w:ilvl="3" w:tentative="1">
+      <w:start w:val="1"/>
+      <w:numFmt w:val="bullet"/>
+      <w:lvlText w:val=""/>
+      <w:lvlJc w:val="left"/>
+      <w:pPr>
+        <w:tabs>
+          <w:tab w:val="num" w:pos="2880"/>
+        </w:tabs>
+        <w:ind w:left="2880" w:hanging="360"/>
+      </w:pPr>
+      <w:rPr>
+        <w:rFonts w:ascii="Wingdings" w:hAnsi="Wingdings" w:hint="default"/>
+        <w:sz w:val="20"/>
+      </w:rPr>
+    </w:lvl>
+    <w:lvl w:ilvl="4" w:tentative="1">
+      <w:start w:val="1"/>
+      <w:numFmt w:val="bullet"/>
+      <w:lvlText w:val=""/>
+      <w:lvlJc w:val="left"/>
+      <w:pPr>
+        <w:tabs>
+          <w:tab w:val="num" w:pos="3600"/>
+        </w:tabs>
+        <w:ind w:left="3600" w:hanging="360"/>
+      </w:pPr>
+      <w:rPr>
+        <w:rFonts w:ascii="Wingdings" w:hAnsi="Wingdings" w:hint="default"/>
+        <w:sz w:val="20"/>
+      </w:rPr>
+    </w:lvl>
+    <w:lvl w:ilvl="5" w:tentative="1">
+      <w:start w:val="1"/>
+      <w:numFmt w:val="bullet"/>
+      <w:lvlText w:val=""/>
+      <w:lvlJc w:val="left"/>
+      <w:pPr>
+        <w:tabs>
+          <w:tab w:val="num" w:pos="4320"/>
+        </w:tabs>
+        <w:ind w:left="4320" w:hanging="360"/>
+      </w:pPr>
+      <w:rPr>
+        <w:rFonts w:ascii="Wingdings" w:hAnsi="Wingdings" w:hint="default"/>
+        <w:sz w:val="20"/>
+      </w:rPr>
+    </w:lvl>
+    <w:lvl w:ilvl="6" w:tentative="1">
+      <w:start w:val="1"/>
+      <w:numFmt w:val="bullet"/>
+      <w:lvlText w:val=""/>
+      <w:lvlJc w:val="left"/>
+      <w:pPr>
+        <w:tabs>
+          <w:tab w:val="num" w:pos="5040"/>
+        </w:tabs>
+        <w:ind w:left="5040" w:hanging="360"/>
+      </w:pPr>
+      <w:rPr>
+        <w:rFonts w:ascii="Wingdings" w:hAnsi="Wingdings" w:hint="default"/>
+        <w:sz w:val="20"/>
+      </w:rPr>
+    </w:lvl>
+    <w:lvl w:ilvl="7" w:tentative="1">
+      <w:start w:val="1"/>
+      <w:numFmt w:val="bullet"/>
+      <w:lvlText w:val=""/>
+      <w:lvlJc w:val="left"/>
+      <w:pPr>
+        <w:tabs>
+          <w:tab w:val="num" w:pos="5760"/>
+        </w:tabs>
+        <w:ind w:left="5760" w:hanging="360"/>
+      </w:pPr>
+      <w:rPr>
+        <w:rFonts w:ascii="Wingdings" w:hAnsi="Wingdings" w:hint="default"/>
+        <w:sz w:val="20"/>
+      </w:rPr>
+    </w:lvl>
+    <w:lvl w:ilvl="8" w:tentative="1">
+      <w:start w:val="1"/>
+      <w:numFmt w:val="bullet"/>
+      <w:lvlText w:val=""/>
+      <w:lvlJc w:val="left"/>
+      <w:pPr>
+        <w:tabs>
+          <w:tab w:val="num" w:pos="6480"/>
+        </w:tabs>
+        <w:ind w:left="6480" w:hanging="360"/>
+      </w:pPr>
+      <w:rPr>
+        <w:rFonts w:ascii="Wingdings" w:hAnsi="Wingdings" w:hint="default"/>
+        <w:sz w:val="20"/>
+      </w:rPr>
+    </w:lvl>
+  </w:abstractNum>
+  <w:abstractNum w:abstractNumId="32" w15:restartNumberingAfterBreak="0">
     <w:nsid w:val="349A2C35"/>
     <w:multiLevelType w:val="multilevel"/>
     <w:tmpl w:val="521C8152"/>
@@ -4059,7 +8573,156 @@
       </w:rPr>
     </w:lvl>
   </w:abstractNum>
-  <w:abstractNum w:abstractNumId="12" w15:restartNumberingAfterBreak="0">
+  <w:abstractNum w:abstractNumId="33" w15:restartNumberingAfterBreak="0">
+    <w:nsid w:val="349E5D00"/>
+    <w:multiLevelType w:val="multilevel"/>
+    <w:tmpl w:val="1262A32E"/>
+    <w:lvl w:ilvl="0">
+      <w:start w:val="1"/>
+      <w:numFmt w:val="bullet"/>
+      <w:lvlText w:val=""/>
+      <w:lvlJc w:val="left"/>
+      <w:pPr>
+        <w:tabs>
+          <w:tab w:val="num" w:pos="720"/>
+        </w:tabs>
+        <w:ind w:left="720" w:hanging="360"/>
+      </w:pPr>
+      <w:rPr>
+        <w:rFonts w:ascii="Symbol" w:hAnsi="Symbol" w:hint="default"/>
+        <w:sz w:val="20"/>
+      </w:rPr>
+    </w:lvl>
+    <w:lvl w:ilvl="1" w:tentative="1">
+      <w:start w:val="1"/>
+      <w:numFmt w:val="bullet"/>
+      <w:lvlText w:val="o"/>
+      <w:lvlJc w:val="left"/>
+      <w:pPr>
+        <w:tabs>
+          <w:tab w:val="num" w:pos="1440"/>
+        </w:tabs>
+        <w:ind w:left="1440" w:hanging="360"/>
+      </w:pPr>
+      <w:rPr>
+        <w:rFonts w:ascii="Courier New" w:hAnsi="Courier New" w:hint="default"/>
+        <w:sz w:val="20"/>
+      </w:rPr>
+    </w:lvl>
+    <w:lvl w:ilvl="2" w:tentative="1">
+      <w:start w:val="1"/>
+      <w:numFmt w:val="bullet"/>
+      <w:lvlText w:val=""/>
+      <w:lvlJc w:val="left"/>
+      <w:pPr>
+        <w:tabs>
+          <w:tab w:val="num" w:pos="2160"/>
+        </w:tabs>
+        <w:ind w:left="2160" w:hanging="360"/>
+      </w:pPr>
+      <w:rPr>
+        <w:rFonts w:ascii="Wingdings" w:hAnsi="Wingdings" w:hint="default"/>
+        <w:sz w:val="20"/>
+      </w:rPr>
+    </w:lvl>
+    <w:lvl w:ilvl="3" w:tentative="1">
+      <w:start w:val="1"/>
+      <w:numFmt w:val="bullet"/>
+      <w:lvlText w:val=""/>
+      <w:lvlJc w:val="left"/>
+      <w:pPr>
+        <w:tabs>
+          <w:tab w:val="num" w:pos="2880"/>
+        </w:tabs>
+        <w:ind w:left="2880" w:hanging="360"/>
+      </w:pPr>
+      <w:rPr>
+        <w:rFonts w:ascii="Wingdings" w:hAnsi="Wingdings" w:hint="default"/>
+        <w:sz w:val="20"/>
+      </w:rPr>
+    </w:lvl>
+    <w:lvl w:ilvl="4" w:tentative="1">
+      <w:start w:val="1"/>
+      <w:numFmt w:val="bullet"/>
+      <w:lvlText w:val=""/>
+      <w:lvlJc w:val="left"/>
+      <w:pPr>
+        <w:tabs>
+          <w:tab w:val="num" w:pos="3600"/>
+        </w:tabs>
+        <w:ind w:left="3600" w:hanging="360"/>
+      </w:pPr>
+      <w:rPr>
+        <w:rFonts w:ascii="Wingdings" w:hAnsi="Wingdings" w:hint="default"/>
+        <w:sz w:val="20"/>
+      </w:rPr>
+    </w:lvl>
+    <w:lvl w:ilvl="5" w:tentative="1">
+      <w:start w:val="1"/>
+      <w:numFmt w:val="bullet"/>
+      <w:lvlText w:val=""/>
+      <w:lvlJc w:val="left"/>
+      <w:pPr>
+        <w:tabs>
+          <w:tab w:val="num" w:pos="4320"/>
+        </w:tabs>
+        <w:ind w:left="4320" w:hanging="360"/>
+      </w:pPr>
+      <w:rPr>
+        <w:rFonts w:ascii="Wingdings" w:hAnsi="Wingdings" w:hint="default"/>
+        <w:sz w:val="20"/>
+      </w:rPr>
+    </w:lvl>
+    <w:lvl w:ilvl="6" w:tentative="1">
+      <w:start w:val="1"/>
+      <w:numFmt w:val="bullet"/>
+      <w:lvlText w:val=""/>
+      <w:lvlJc w:val="left"/>
+      <w:pPr>
+        <w:tabs>
+          <w:tab w:val="num" w:pos="5040"/>
+        </w:tabs>
+        <w:ind w:left="5040" w:hanging="360"/>
+      </w:pPr>
+      <w:rPr>
+        <w:rFonts w:ascii="Wingdings" w:hAnsi="Wingdings" w:hint="default"/>
+        <w:sz w:val="20"/>
+      </w:rPr>
+    </w:lvl>
+    <w:lvl w:ilvl="7" w:tentative="1">
+      <w:start w:val="1"/>
+      <w:numFmt w:val="bullet"/>
+      <w:lvlText w:val=""/>
+      <w:lvlJc w:val="left"/>
+      <w:pPr>
+        <w:tabs>
+          <w:tab w:val="num" w:pos="5760"/>
+        </w:tabs>
+        <w:ind w:left="5760" w:hanging="360"/>
+      </w:pPr>
+      <w:rPr>
+        <w:rFonts w:ascii="Wingdings" w:hAnsi="Wingdings" w:hint="default"/>
+        <w:sz w:val="20"/>
+      </w:rPr>
+    </w:lvl>
+    <w:lvl w:ilvl="8" w:tentative="1">
+      <w:start w:val="1"/>
+      <w:numFmt w:val="bullet"/>
+      <w:lvlText w:val=""/>
+      <w:lvlJc w:val="left"/>
+      <w:pPr>
+        <w:tabs>
+          <w:tab w:val="num" w:pos="6480"/>
+        </w:tabs>
+        <w:ind w:left="6480" w:hanging="360"/>
+      </w:pPr>
+      <w:rPr>
+        <w:rFonts w:ascii="Wingdings" w:hAnsi="Wingdings" w:hint="default"/>
+        <w:sz w:val="20"/>
+      </w:rPr>
+    </w:lvl>
+  </w:abstractNum>
+  <w:abstractNum w:abstractNumId="34" w15:restartNumberingAfterBreak="0">
     <w:nsid w:val="34A26BE6"/>
     <w:multiLevelType w:val="multilevel"/>
     <w:tmpl w:val="5C186BB0"/>
@@ -4208,7 +8871,156 @@
       </w:rPr>
     </w:lvl>
   </w:abstractNum>
-  <w:abstractNum w:abstractNumId="13" w15:restartNumberingAfterBreak="0">
+  <w:abstractNum w:abstractNumId="35" w15:restartNumberingAfterBreak="0">
+    <w:nsid w:val="3D27466E"/>
+    <w:multiLevelType w:val="multilevel"/>
+    <w:tmpl w:val="4322DCE4"/>
+    <w:lvl w:ilvl="0">
+      <w:start w:val="1"/>
+      <w:numFmt w:val="bullet"/>
+      <w:lvlText w:val=""/>
+      <w:lvlJc w:val="left"/>
+      <w:pPr>
+        <w:tabs>
+          <w:tab w:val="num" w:pos="720"/>
+        </w:tabs>
+        <w:ind w:left="720" w:hanging="360"/>
+      </w:pPr>
+      <w:rPr>
+        <w:rFonts w:ascii="Symbol" w:hAnsi="Symbol" w:hint="default"/>
+        <w:sz w:val="20"/>
+      </w:rPr>
+    </w:lvl>
+    <w:lvl w:ilvl="1" w:tentative="1">
+      <w:start w:val="1"/>
+      <w:numFmt w:val="bullet"/>
+      <w:lvlText w:val="o"/>
+      <w:lvlJc w:val="left"/>
+      <w:pPr>
+        <w:tabs>
+          <w:tab w:val="num" w:pos="1440"/>
+        </w:tabs>
+        <w:ind w:left="1440" w:hanging="360"/>
+      </w:pPr>
+      <w:rPr>
+        <w:rFonts w:ascii="Courier New" w:hAnsi="Courier New" w:hint="default"/>
+        <w:sz w:val="20"/>
+      </w:rPr>
+    </w:lvl>
+    <w:lvl w:ilvl="2" w:tentative="1">
+      <w:start w:val="1"/>
+      <w:numFmt w:val="bullet"/>
+      <w:lvlText w:val=""/>
+      <w:lvlJc w:val="left"/>
+      <w:pPr>
+        <w:tabs>
+          <w:tab w:val="num" w:pos="2160"/>
+        </w:tabs>
+        <w:ind w:left="2160" w:hanging="360"/>
+      </w:pPr>
+      <w:rPr>
+        <w:rFonts w:ascii="Wingdings" w:hAnsi="Wingdings" w:hint="default"/>
+        <w:sz w:val="20"/>
+      </w:rPr>
+    </w:lvl>
+    <w:lvl w:ilvl="3" w:tentative="1">
+      <w:start w:val="1"/>
+      <w:numFmt w:val="bullet"/>
+      <w:lvlText w:val=""/>
+      <w:lvlJc w:val="left"/>
+      <w:pPr>
+        <w:tabs>
+          <w:tab w:val="num" w:pos="2880"/>
+        </w:tabs>
+        <w:ind w:left="2880" w:hanging="360"/>
+      </w:pPr>
+      <w:rPr>
+        <w:rFonts w:ascii="Wingdings" w:hAnsi="Wingdings" w:hint="default"/>
+        <w:sz w:val="20"/>
+      </w:rPr>
+    </w:lvl>
+    <w:lvl w:ilvl="4" w:tentative="1">
+      <w:start w:val="1"/>
+      <w:numFmt w:val="bullet"/>
+      <w:lvlText w:val=""/>
+      <w:lvlJc w:val="left"/>
+      <w:pPr>
+        <w:tabs>
+          <w:tab w:val="num" w:pos="3600"/>
+        </w:tabs>
+        <w:ind w:left="3600" w:hanging="360"/>
+      </w:pPr>
+      <w:rPr>
+        <w:rFonts w:ascii="Wingdings" w:hAnsi="Wingdings" w:hint="default"/>
+        <w:sz w:val="20"/>
+      </w:rPr>
+    </w:lvl>
+    <w:lvl w:ilvl="5" w:tentative="1">
+      <w:start w:val="1"/>
+      <w:numFmt w:val="bullet"/>
+      <w:lvlText w:val=""/>
+      <w:lvlJc w:val="left"/>
+      <w:pPr>
+        <w:tabs>
+          <w:tab w:val="num" w:pos="4320"/>
+        </w:tabs>
+        <w:ind w:left="4320" w:hanging="360"/>
+      </w:pPr>
+      <w:rPr>
+        <w:rFonts w:ascii="Wingdings" w:hAnsi="Wingdings" w:hint="default"/>
+        <w:sz w:val="20"/>
+      </w:rPr>
+    </w:lvl>
+    <w:lvl w:ilvl="6" w:tentative="1">
+      <w:start w:val="1"/>
+      <w:numFmt w:val="bullet"/>
+      <w:lvlText w:val=""/>
+      <w:lvlJc w:val="left"/>
+      <w:pPr>
+        <w:tabs>
+          <w:tab w:val="num" w:pos="5040"/>
+        </w:tabs>
+        <w:ind w:left="5040" w:hanging="360"/>
+      </w:pPr>
+      <w:rPr>
+        <w:rFonts w:ascii="Wingdings" w:hAnsi="Wingdings" w:hint="default"/>
+        <w:sz w:val="20"/>
+      </w:rPr>
+    </w:lvl>
+    <w:lvl w:ilvl="7" w:tentative="1">
+      <w:start w:val="1"/>
+      <w:numFmt w:val="bullet"/>
+      <w:lvlText w:val=""/>
+      <w:lvlJc w:val="left"/>
+      <w:pPr>
+        <w:tabs>
+          <w:tab w:val="num" w:pos="5760"/>
+        </w:tabs>
+        <w:ind w:left="5760" w:hanging="360"/>
+      </w:pPr>
+      <w:rPr>
+        <w:rFonts w:ascii="Wingdings" w:hAnsi="Wingdings" w:hint="default"/>
+        <w:sz w:val="20"/>
+      </w:rPr>
+    </w:lvl>
+    <w:lvl w:ilvl="8" w:tentative="1">
+      <w:start w:val="1"/>
+      <w:numFmt w:val="bullet"/>
+      <w:lvlText w:val=""/>
+      <w:lvlJc w:val="left"/>
+      <w:pPr>
+        <w:tabs>
+          <w:tab w:val="num" w:pos="6480"/>
+        </w:tabs>
+        <w:ind w:left="6480" w:hanging="360"/>
+      </w:pPr>
+      <w:rPr>
+        <w:rFonts w:ascii="Wingdings" w:hAnsi="Wingdings" w:hint="default"/>
+        <w:sz w:val="20"/>
+      </w:rPr>
+    </w:lvl>
+  </w:abstractNum>
+  <w:abstractNum w:abstractNumId="36" w15:restartNumberingAfterBreak="0">
     <w:nsid w:val="3D360C8A"/>
     <w:multiLevelType w:val="multilevel"/>
     <w:tmpl w:val="6DA263FA"/>
@@ -4357,7 +9169,454 @@
       </w:rPr>
     </w:lvl>
   </w:abstractNum>
-  <w:abstractNum w:abstractNumId="14" w15:restartNumberingAfterBreak="0">
+  <w:abstractNum w:abstractNumId="37" w15:restartNumberingAfterBreak="0">
+    <w:nsid w:val="4AB95468"/>
+    <w:multiLevelType w:val="multilevel"/>
+    <w:tmpl w:val="E1D4FF4A"/>
+    <w:lvl w:ilvl="0">
+      <w:start w:val="1"/>
+      <w:numFmt w:val="bullet"/>
+      <w:lvlText w:val=""/>
+      <w:lvlJc w:val="left"/>
+      <w:pPr>
+        <w:tabs>
+          <w:tab w:val="num" w:pos="720"/>
+        </w:tabs>
+        <w:ind w:left="720" w:hanging="360"/>
+      </w:pPr>
+      <w:rPr>
+        <w:rFonts w:ascii="Symbol" w:hAnsi="Symbol" w:hint="default"/>
+        <w:sz w:val="20"/>
+      </w:rPr>
+    </w:lvl>
+    <w:lvl w:ilvl="1" w:tentative="1">
+      <w:start w:val="1"/>
+      <w:numFmt w:val="bullet"/>
+      <w:lvlText w:val="o"/>
+      <w:lvlJc w:val="left"/>
+      <w:pPr>
+        <w:tabs>
+          <w:tab w:val="num" w:pos="1440"/>
+        </w:tabs>
+        <w:ind w:left="1440" w:hanging="360"/>
+      </w:pPr>
+      <w:rPr>
+        <w:rFonts w:ascii="Courier New" w:hAnsi="Courier New" w:hint="default"/>
+        <w:sz w:val="20"/>
+      </w:rPr>
+    </w:lvl>
+    <w:lvl w:ilvl="2" w:tentative="1">
+      <w:start w:val="1"/>
+      <w:numFmt w:val="bullet"/>
+      <w:lvlText w:val=""/>
+      <w:lvlJc w:val="left"/>
+      <w:pPr>
+        <w:tabs>
+          <w:tab w:val="num" w:pos="2160"/>
+        </w:tabs>
+        <w:ind w:left="2160" w:hanging="360"/>
+      </w:pPr>
+      <w:rPr>
+        <w:rFonts w:ascii="Wingdings" w:hAnsi="Wingdings" w:hint="default"/>
+        <w:sz w:val="20"/>
+      </w:rPr>
+    </w:lvl>
+    <w:lvl w:ilvl="3" w:tentative="1">
+      <w:start w:val="1"/>
+      <w:numFmt w:val="bullet"/>
+      <w:lvlText w:val=""/>
+      <w:lvlJc w:val="left"/>
+      <w:pPr>
+        <w:tabs>
+          <w:tab w:val="num" w:pos="2880"/>
+        </w:tabs>
+        <w:ind w:left="2880" w:hanging="360"/>
+      </w:pPr>
+      <w:rPr>
+        <w:rFonts w:ascii="Wingdings" w:hAnsi="Wingdings" w:hint="default"/>
+        <w:sz w:val="20"/>
+      </w:rPr>
+    </w:lvl>
+    <w:lvl w:ilvl="4" w:tentative="1">
+      <w:start w:val="1"/>
+      <w:numFmt w:val="bullet"/>
+      <w:lvlText w:val=""/>
+      <w:lvlJc w:val="left"/>
+      <w:pPr>
+        <w:tabs>
+          <w:tab w:val="num" w:pos="3600"/>
+        </w:tabs>
+        <w:ind w:left="3600" w:hanging="360"/>
+      </w:pPr>
+      <w:rPr>
+        <w:rFonts w:ascii="Wingdings" w:hAnsi="Wingdings" w:hint="default"/>
+        <w:sz w:val="20"/>
+      </w:rPr>
+    </w:lvl>
+    <w:lvl w:ilvl="5" w:tentative="1">
+      <w:start w:val="1"/>
+      <w:numFmt w:val="bullet"/>
+      <w:lvlText w:val=""/>
+      <w:lvlJc w:val="left"/>
+      <w:pPr>
+        <w:tabs>
+          <w:tab w:val="num" w:pos="4320"/>
+        </w:tabs>
+        <w:ind w:left="4320" w:hanging="360"/>
+      </w:pPr>
+      <w:rPr>
+        <w:rFonts w:ascii="Wingdings" w:hAnsi="Wingdings" w:hint="default"/>
+        <w:sz w:val="20"/>
+      </w:rPr>
+    </w:lvl>
+    <w:lvl w:ilvl="6" w:tentative="1">
+      <w:start w:val="1"/>
+      <w:numFmt w:val="bullet"/>
+      <w:lvlText w:val=""/>
+      <w:lvlJc w:val="left"/>
+      <w:pPr>
+        <w:tabs>
+          <w:tab w:val="num" w:pos="5040"/>
+        </w:tabs>
+        <w:ind w:left="5040" w:hanging="360"/>
+      </w:pPr>
+      <w:rPr>
+        <w:rFonts w:ascii="Wingdings" w:hAnsi="Wingdings" w:hint="default"/>
+        <w:sz w:val="20"/>
+      </w:rPr>
+    </w:lvl>
+    <w:lvl w:ilvl="7" w:tentative="1">
+      <w:start w:val="1"/>
+      <w:numFmt w:val="bullet"/>
+      <w:lvlText w:val=""/>
+      <w:lvlJc w:val="left"/>
+      <w:pPr>
+        <w:tabs>
+          <w:tab w:val="num" w:pos="5760"/>
+        </w:tabs>
+        <w:ind w:left="5760" w:hanging="360"/>
+      </w:pPr>
+      <w:rPr>
+        <w:rFonts w:ascii="Wingdings" w:hAnsi="Wingdings" w:hint="default"/>
+        <w:sz w:val="20"/>
+      </w:rPr>
+    </w:lvl>
+    <w:lvl w:ilvl="8" w:tentative="1">
+      <w:start w:val="1"/>
+      <w:numFmt w:val="bullet"/>
+      <w:lvlText w:val=""/>
+      <w:lvlJc w:val="left"/>
+      <w:pPr>
+        <w:tabs>
+          <w:tab w:val="num" w:pos="6480"/>
+        </w:tabs>
+        <w:ind w:left="6480" w:hanging="360"/>
+      </w:pPr>
+      <w:rPr>
+        <w:rFonts w:ascii="Wingdings" w:hAnsi="Wingdings" w:hint="default"/>
+        <w:sz w:val="20"/>
+      </w:rPr>
+    </w:lvl>
+  </w:abstractNum>
+  <w:abstractNum w:abstractNumId="38" w15:restartNumberingAfterBreak="0">
+    <w:nsid w:val="4B484A64"/>
+    <w:multiLevelType w:val="multilevel"/>
+    <w:tmpl w:val="40BAA9A2"/>
+    <w:lvl w:ilvl="0">
+      <w:start w:val="1"/>
+      <w:numFmt w:val="bullet"/>
+      <w:lvlText w:val=""/>
+      <w:lvlJc w:val="left"/>
+      <w:pPr>
+        <w:tabs>
+          <w:tab w:val="num" w:pos="720"/>
+        </w:tabs>
+        <w:ind w:left="720" w:hanging="360"/>
+      </w:pPr>
+      <w:rPr>
+        <w:rFonts w:ascii="Symbol" w:hAnsi="Symbol" w:hint="default"/>
+        <w:sz w:val="20"/>
+      </w:rPr>
+    </w:lvl>
+    <w:lvl w:ilvl="1" w:tentative="1">
+      <w:start w:val="1"/>
+      <w:numFmt w:val="bullet"/>
+      <w:lvlText w:val="o"/>
+      <w:lvlJc w:val="left"/>
+      <w:pPr>
+        <w:tabs>
+          <w:tab w:val="num" w:pos="1440"/>
+        </w:tabs>
+        <w:ind w:left="1440" w:hanging="360"/>
+      </w:pPr>
+      <w:rPr>
+        <w:rFonts w:ascii="Courier New" w:hAnsi="Courier New" w:hint="default"/>
+        <w:sz w:val="20"/>
+      </w:rPr>
+    </w:lvl>
+    <w:lvl w:ilvl="2" w:tentative="1">
+      <w:start w:val="1"/>
+      <w:numFmt w:val="bullet"/>
+      <w:lvlText w:val=""/>
+      <w:lvlJc w:val="left"/>
+      <w:pPr>
+        <w:tabs>
+          <w:tab w:val="num" w:pos="2160"/>
+        </w:tabs>
+        <w:ind w:left="2160" w:hanging="360"/>
+      </w:pPr>
+      <w:rPr>
+        <w:rFonts w:ascii="Wingdings" w:hAnsi="Wingdings" w:hint="default"/>
+        <w:sz w:val="20"/>
+      </w:rPr>
+    </w:lvl>
+    <w:lvl w:ilvl="3" w:tentative="1">
+      <w:start w:val="1"/>
+      <w:numFmt w:val="bullet"/>
+      <w:lvlText w:val=""/>
+      <w:lvlJc w:val="left"/>
+      <w:pPr>
+        <w:tabs>
+          <w:tab w:val="num" w:pos="2880"/>
+        </w:tabs>
+        <w:ind w:left="2880" w:hanging="360"/>
+      </w:pPr>
+      <w:rPr>
+        <w:rFonts w:ascii="Wingdings" w:hAnsi="Wingdings" w:hint="default"/>
+        <w:sz w:val="20"/>
+      </w:rPr>
+    </w:lvl>
+    <w:lvl w:ilvl="4" w:tentative="1">
+      <w:start w:val="1"/>
+      <w:numFmt w:val="bullet"/>
+      <w:lvlText w:val=""/>
+      <w:lvlJc w:val="left"/>
+      <w:pPr>
+        <w:tabs>
+          <w:tab w:val="num" w:pos="3600"/>
+        </w:tabs>
+        <w:ind w:left="3600" w:hanging="360"/>
+      </w:pPr>
+      <w:rPr>
+        <w:rFonts w:ascii="Wingdings" w:hAnsi="Wingdings" w:hint="default"/>
+        <w:sz w:val="20"/>
+      </w:rPr>
+    </w:lvl>
+    <w:lvl w:ilvl="5" w:tentative="1">
+      <w:start w:val="1"/>
+      <w:numFmt w:val="bullet"/>
+      <w:lvlText w:val=""/>
+      <w:lvlJc w:val="left"/>
+      <w:pPr>
+        <w:tabs>
+          <w:tab w:val="num" w:pos="4320"/>
+        </w:tabs>
+        <w:ind w:left="4320" w:hanging="360"/>
+      </w:pPr>
+      <w:rPr>
+        <w:rFonts w:ascii="Wingdings" w:hAnsi="Wingdings" w:hint="default"/>
+        <w:sz w:val="20"/>
+      </w:rPr>
+    </w:lvl>
+    <w:lvl w:ilvl="6" w:tentative="1">
+      <w:start w:val="1"/>
+      <w:numFmt w:val="bullet"/>
+      <w:lvlText w:val=""/>
+      <w:lvlJc w:val="left"/>
+      <w:pPr>
+        <w:tabs>
+          <w:tab w:val="num" w:pos="5040"/>
+        </w:tabs>
+        <w:ind w:left="5040" w:hanging="360"/>
+      </w:pPr>
+      <w:rPr>
+        <w:rFonts w:ascii="Wingdings" w:hAnsi="Wingdings" w:hint="default"/>
+        <w:sz w:val="20"/>
+      </w:rPr>
+    </w:lvl>
+    <w:lvl w:ilvl="7" w:tentative="1">
+      <w:start w:val="1"/>
+      <w:numFmt w:val="bullet"/>
+      <w:lvlText w:val=""/>
+      <w:lvlJc w:val="left"/>
+      <w:pPr>
+        <w:tabs>
+          <w:tab w:val="num" w:pos="5760"/>
+        </w:tabs>
+        <w:ind w:left="5760" w:hanging="360"/>
+      </w:pPr>
+      <w:rPr>
+        <w:rFonts w:ascii="Wingdings" w:hAnsi="Wingdings" w:hint="default"/>
+        <w:sz w:val="20"/>
+      </w:rPr>
+    </w:lvl>
+    <w:lvl w:ilvl="8" w:tentative="1">
+      <w:start w:val="1"/>
+      <w:numFmt w:val="bullet"/>
+      <w:lvlText w:val=""/>
+      <w:lvlJc w:val="left"/>
+      <w:pPr>
+        <w:tabs>
+          <w:tab w:val="num" w:pos="6480"/>
+        </w:tabs>
+        <w:ind w:left="6480" w:hanging="360"/>
+      </w:pPr>
+      <w:rPr>
+        <w:rFonts w:ascii="Wingdings" w:hAnsi="Wingdings" w:hint="default"/>
+        <w:sz w:val="20"/>
+      </w:rPr>
+    </w:lvl>
+  </w:abstractNum>
+  <w:abstractNum w:abstractNumId="39" w15:restartNumberingAfterBreak="0">
+    <w:nsid w:val="4CFE5F49"/>
+    <w:multiLevelType w:val="multilevel"/>
+    <w:tmpl w:val="819CB4C8"/>
+    <w:lvl w:ilvl="0">
+      <w:start w:val="1"/>
+      <w:numFmt w:val="bullet"/>
+      <w:lvlText w:val=""/>
+      <w:lvlJc w:val="left"/>
+      <w:pPr>
+        <w:tabs>
+          <w:tab w:val="num" w:pos="720"/>
+        </w:tabs>
+        <w:ind w:left="720" w:hanging="360"/>
+      </w:pPr>
+      <w:rPr>
+        <w:rFonts w:ascii="Symbol" w:hAnsi="Symbol" w:hint="default"/>
+        <w:sz w:val="20"/>
+      </w:rPr>
+    </w:lvl>
+    <w:lvl w:ilvl="1" w:tentative="1">
+      <w:start w:val="1"/>
+      <w:numFmt w:val="bullet"/>
+      <w:lvlText w:val="o"/>
+      <w:lvlJc w:val="left"/>
+      <w:pPr>
+        <w:tabs>
+          <w:tab w:val="num" w:pos="1440"/>
+        </w:tabs>
+        <w:ind w:left="1440" w:hanging="360"/>
+      </w:pPr>
+      <w:rPr>
+        <w:rFonts w:ascii="Courier New" w:hAnsi="Courier New" w:hint="default"/>
+        <w:sz w:val="20"/>
+      </w:rPr>
+    </w:lvl>
+    <w:lvl w:ilvl="2" w:tentative="1">
+      <w:start w:val="1"/>
+      <w:numFmt w:val="bullet"/>
+      <w:lvlText w:val=""/>
+      <w:lvlJc w:val="left"/>
+      <w:pPr>
+        <w:tabs>
+          <w:tab w:val="num" w:pos="2160"/>
+        </w:tabs>
+        <w:ind w:left="2160" w:hanging="360"/>
+      </w:pPr>
+      <w:rPr>
+        <w:rFonts w:ascii="Wingdings" w:hAnsi="Wingdings" w:hint="default"/>
+        <w:sz w:val="20"/>
+      </w:rPr>
+    </w:lvl>
+    <w:lvl w:ilvl="3" w:tentative="1">
+      <w:start w:val="1"/>
+      <w:numFmt w:val="bullet"/>
+      <w:lvlText w:val=""/>
+      <w:lvlJc w:val="left"/>
+      <w:pPr>
+        <w:tabs>
+          <w:tab w:val="num" w:pos="2880"/>
+        </w:tabs>
+        <w:ind w:left="2880" w:hanging="360"/>
+      </w:pPr>
+      <w:rPr>
+        <w:rFonts w:ascii="Wingdings" w:hAnsi="Wingdings" w:hint="default"/>
+        <w:sz w:val="20"/>
+      </w:rPr>
+    </w:lvl>
+    <w:lvl w:ilvl="4" w:tentative="1">
+      <w:start w:val="1"/>
+      <w:numFmt w:val="bullet"/>
+      <w:lvlText w:val=""/>
+      <w:lvlJc w:val="left"/>
+      <w:pPr>
+        <w:tabs>
+          <w:tab w:val="num" w:pos="3600"/>
+        </w:tabs>
+        <w:ind w:left="3600" w:hanging="360"/>
+      </w:pPr>
+      <w:rPr>
+        <w:rFonts w:ascii="Wingdings" w:hAnsi="Wingdings" w:hint="default"/>
+        <w:sz w:val="20"/>
+      </w:rPr>
+    </w:lvl>
+    <w:lvl w:ilvl="5" w:tentative="1">
+      <w:start w:val="1"/>
+      <w:numFmt w:val="bullet"/>
+      <w:lvlText w:val=""/>
+      <w:lvlJc w:val="left"/>
+      <w:pPr>
+        <w:tabs>
+          <w:tab w:val="num" w:pos="4320"/>
+        </w:tabs>
+        <w:ind w:left="4320" w:hanging="360"/>
+      </w:pPr>
+      <w:rPr>
+        <w:rFonts w:ascii="Wingdings" w:hAnsi="Wingdings" w:hint="default"/>
+        <w:sz w:val="20"/>
+      </w:rPr>
+    </w:lvl>
+    <w:lvl w:ilvl="6" w:tentative="1">
+      <w:start w:val="1"/>
+      <w:numFmt w:val="bullet"/>
+      <w:lvlText w:val=""/>
+      <w:lvlJc w:val="left"/>
+      <w:pPr>
+        <w:tabs>
+          <w:tab w:val="num" w:pos="5040"/>
+        </w:tabs>
+        <w:ind w:left="5040" w:hanging="360"/>
+      </w:pPr>
+      <w:rPr>
+        <w:rFonts w:ascii="Wingdings" w:hAnsi="Wingdings" w:hint="default"/>
+        <w:sz w:val="20"/>
+      </w:rPr>
+    </w:lvl>
+    <w:lvl w:ilvl="7" w:tentative="1">
+      <w:start w:val="1"/>
+      <w:numFmt w:val="bullet"/>
+      <w:lvlText w:val=""/>
+      <w:lvlJc w:val="left"/>
+      <w:pPr>
+        <w:tabs>
+          <w:tab w:val="num" w:pos="5760"/>
+        </w:tabs>
+        <w:ind w:left="5760" w:hanging="360"/>
+      </w:pPr>
+      <w:rPr>
+        <w:rFonts w:ascii="Wingdings" w:hAnsi="Wingdings" w:hint="default"/>
+        <w:sz w:val="20"/>
+      </w:rPr>
+    </w:lvl>
+    <w:lvl w:ilvl="8" w:tentative="1">
+      <w:start w:val="1"/>
+      <w:numFmt w:val="bullet"/>
+      <w:lvlText w:val=""/>
+      <w:lvlJc w:val="left"/>
+      <w:pPr>
+        <w:tabs>
+          <w:tab w:val="num" w:pos="6480"/>
+        </w:tabs>
+        <w:ind w:left="6480" w:hanging="360"/>
+      </w:pPr>
+      <w:rPr>
+        <w:rFonts w:ascii="Wingdings" w:hAnsi="Wingdings" w:hint="default"/>
+        <w:sz w:val="20"/>
+      </w:rPr>
+    </w:lvl>
+  </w:abstractNum>
+  <w:abstractNum w:abstractNumId="40" w15:restartNumberingAfterBreak="0">
     <w:nsid w:val="504D6381"/>
     <w:multiLevelType w:val="multilevel"/>
     <w:tmpl w:val="40186DB2"/>
@@ -4506,7 +9765,156 @@
       </w:rPr>
     </w:lvl>
   </w:abstractNum>
-  <w:abstractNum w:abstractNumId="15" w15:restartNumberingAfterBreak="0">
+  <w:abstractNum w:abstractNumId="41" w15:restartNumberingAfterBreak="0">
+    <w:nsid w:val="50964D6A"/>
+    <w:multiLevelType w:val="multilevel"/>
+    <w:tmpl w:val="381282CA"/>
+    <w:lvl w:ilvl="0">
+      <w:start w:val="1"/>
+      <w:numFmt w:val="bullet"/>
+      <w:lvlText w:val=""/>
+      <w:lvlJc w:val="left"/>
+      <w:pPr>
+        <w:tabs>
+          <w:tab w:val="num" w:pos="720"/>
+        </w:tabs>
+        <w:ind w:left="720" w:hanging="360"/>
+      </w:pPr>
+      <w:rPr>
+        <w:rFonts w:ascii="Symbol" w:hAnsi="Symbol" w:hint="default"/>
+        <w:sz w:val="20"/>
+      </w:rPr>
+    </w:lvl>
+    <w:lvl w:ilvl="1" w:tentative="1">
+      <w:start w:val="1"/>
+      <w:numFmt w:val="bullet"/>
+      <w:lvlText w:val="o"/>
+      <w:lvlJc w:val="left"/>
+      <w:pPr>
+        <w:tabs>
+          <w:tab w:val="num" w:pos="1440"/>
+        </w:tabs>
+        <w:ind w:left="1440" w:hanging="360"/>
+      </w:pPr>
+      <w:rPr>
+        <w:rFonts w:ascii="Courier New" w:hAnsi="Courier New" w:hint="default"/>
+        <w:sz w:val="20"/>
+      </w:rPr>
+    </w:lvl>
+    <w:lvl w:ilvl="2" w:tentative="1">
+      <w:start w:val="1"/>
+      <w:numFmt w:val="bullet"/>
+      <w:lvlText w:val=""/>
+      <w:lvlJc w:val="left"/>
+      <w:pPr>
+        <w:tabs>
+          <w:tab w:val="num" w:pos="2160"/>
+        </w:tabs>
+        <w:ind w:left="2160" w:hanging="360"/>
+      </w:pPr>
+      <w:rPr>
+        <w:rFonts w:ascii="Wingdings" w:hAnsi="Wingdings" w:hint="default"/>
+        <w:sz w:val="20"/>
+      </w:rPr>
+    </w:lvl>
+    <w:lvl w:ilvl="3" w:tentative="1">
+      <w:start w:val="1"/>
+      <w:numFmt w:val="bullet"/>
+      <w:lvlText w:val=""/>
+      <w:lvlJc w:val="left"/>
+      <w:pPr>
+        <w:tabs>
+          <w:tab w:val="num" w:pos="2880"/>
+        </w:tabs>
+        <w:ind w:left="2880" w:hanging="360"/>
+      </w:pPr>
+      <w:rPr>
+        <w:rFonts w:ascii="Wingdings" w:hAnsi="Wingdings" w:hint="default"/>
+        <w:sz w:val="20"/>
+      </w:rPr>
+    </w:lvl>
+    <w:lvl w:ilvl="4" w:tentative="1">
+      <w:start w:val="1"/>
+      <w:numFmt w:val="bullet"/>
+      <w:lvlText w:val=""/>
+      <w:lvlJc w:val="left"/>
+      <w:pPr>
+        <w:tabs>
+          <w:tab w:val="num" w:pos="3600"/>
+        </w:tabs>
+        <w:ind w:left="3600" w:hanging="360"/>
+      </w:pPr>
+      <w:rPr>
+        <w:rFonts w:ascii="Wingdings" w:hAnsi="Wingdings" w:hint="default"/>
+        <w:sz w:val="20"/>
+      </w:rPr>
+    </w:lvl>
+    <w:lvl w:ilvl="5" w:tentative="1">
+      <w:start w:val="1"/>
+      <w:numFmt w:val="bullet"/>
+      <w:lvlText w:val=""/>
+      <w:lvlJc w:val="left"/>
+      <w:pPr>
+        <w:tabs>
+          <w:tab w:val="num" w:pos="4320"/>
+        </w:tabs>
+        <w:ind w:left="4320" w:hanging="360"/>
+      </w:pPr>
+      <w:rPr>
+        <w:rFonts w:ascii="Wingdings" w:hAnsi="Wingdings" w:hint="default"/>
+        <w:sz w:val="20"/>
+      </w:rPr>
+    </w:lvl>
+    <w:lvl w:ilvl="6" w:tentative="1">
+      <w:start w:val="1"/>
+      <w:numFmt w:val="bullet"/>
+      <w:lvlText w:val=""/>
+      <w:lvlJc w:val="left"/>
+      <w:pPr>
+        <w:tabs>
+          <w:tab w:val="num" w:pos="5040"/>
+        </w:tabs>
+        <w:ind w:left="5040" w:hanging="360"/>
+      </w:pPr>
+      <w:rPr>
+        <w:rFonts w:ascii="Wingdings" w:hAnsi="Wingdings" w:hint="default"/>
+        <w:sz w:val="20"/>
+      </w:rPr>
+    </w:lvl>
+    <w:lvl w:ilvl="7" w:tentative="1">
+      <w:start w:val="1"/>
+      <w:numFmt w:val="bullet"/>
+      <w:lvlText w:val=""/>
+      <w:lvlJc w:val="left"/>
+      <w:pPr>
+        <w:tabs>
+          <w:tab w:val="num" w:pos="5760"/>
+        </w:tabs>
+        <w:ind w:left="5760" w:hanging="360"/>
+      </w:pPr>
+      <w:rPr>
+        <w:rFonts w:ascii="Wingdings" w:hAnsi="Wingdings" w:hint="default"/>
+        <w:sz w:val="20"/>
+      </w:rPr>
+    </w:lvl>
+    <w:lvl w:ilvl="8" w:tentative="1">
+      <w:start w:val="1"/>
+      <w:numFmt w:val="bullet"/>
+      <w:lvlText w:val=""/>
+      <w:lvlJc w:val="left"/>
+      <w:pPr>
+        <w:tabs>
+          <w:tab w:val="num" w:pos="6480"/>
+        </w:tabs>
+        <w:ind w:left="6480" w:hanging="360"/>
+      </w:pPr>
+      <w:rPr>
+        <w:rFonts w:ascii="Wingdings" w:hAnsi="Wingdings" w:hint="default"/>
+        <w:sz w:val="20"/>
+      </w:rPr>
+    </w:lvl>
+  </w:abstractNum>
+  <w:abstractNum w:abstractNumId="42" w15:restartNumberingAfterBreak="0">
     <w:nsid w:val="53A700C9"/>
     <w:multiLevelType w:val="multilevel"/>
     <w:tmpl w:val="891A4E4A"/>
@@ -4623,7 +10031,7 @@
       </w:pPr>
     </w:lvl>
   </w:abstractNum>
-  <w:abstractNum w:abstractNumId="16" w15:restartNumberingAfterBreak="0">
+  <w:abstractNum w:abstractNumId="43" w15:restartNumberingAfterBreak="0">
     <w:nsid w:val="54353092"/>
     <w:multiLevelType w:val="multilevel"/>
     <w:tmpl w:val="FD44A0E8"/>
@@ -4772,7 +10180,603 @@
       </w:rPr>
     </w:lvl>
   </w:abstractNum>
-  <w:abstractNum w:abstractNumId="17" w15:restartNumberingAfterBreak="0">
+  <w:abstractNum w:abstractNumId="44" w15:restartNumberingAfterBreak="0">
+    <w:nsid w:val="54697FCB"/>
+    <w:multiLevelType w:val="multilevel"/>
+    <w:tmpl w:val="D146183E"/>
+    <w:lvl w:ilvl="0">
+      <w:start w:val="1"/>
+      <w:numFmt w:val="bullet"/>
+      <w:lvlText w:val=""/>
+      <w:lvlJc w:val="left"/>
+      <w:pPr>
+        <w:tabs>
+          <w:tab w:val="num" w:pos="720"/>
+        </w:tabs>
+        <w:ind w:left="720" w:hanging="360"/>
+      </w:pPr>
+      <w:rPr>
+        <w:rFonts w:ascii="Symbol" w:hAnsi="Symbol" w:hint="default"/>
+        <w:sz w:val="20"/>
+      </w:rPr>
+    </w:lvl>
+    <w:lvl w:ilvl="1" w:tentative="1">
+      <w:start w:val="1"/>
+      <w:numFmt w:val="bullet"/>
+      <w:lvlText w:val="o"/>
+      <w:lvlJc w:val="left"/>
+      <w:pPr>
+        <w:tabs>
+          <w:tab w:val="num" w:pos="1440"/>
+        </w:tabs>
+        <w:ind w:left="1440" w:hanging="360"/>
+      </w:pPr>
+      <w:rPr>
+        <w:rFonts w:ascii="Courier New" w:hAnsi="Courier New" w:hint="default"/>
+        <w:sz w:val="20"/>
+      </w:rPr>
+    </w:lvl>
+    <w:lvl w:ilvl="2" w:tentative="1">
+      <w:start w:val="1"/>
+      <w:numFmt w:val="bullet"/>
+      <w:lvlText w:val=""/>
+      <w:lvlJc w:val="left"/>
+      <w:pPr>
+        <w:tabs>
+          <w:tab w:val="num" w:pos="2160"/>
+        </w:tabs>
+        <w:ind w:left="2160" w:hanging="360"/>
+      </w:pPr>
+      <w:rPr>
+        <w:rFonts w:ascii="Wingdings" w:hAnsi="Wingdings" w:hint="default"/>
+        <w:sz w:val="20"/>
+      </w:rPr>
+    </w:lvl>
+    <w:lvl w:ilvl="3" w:tentative="1">
+      <w:start w:val="1"/>
+      <w:numFmt w:val="bullet"/>
+      <w:lvlText w:val=""/>
+      <w:lvlJc w:val="left"/>
+      <w:pPr>
+        <w:tabs>
+          <w:tab w:val="num" w:pos="2880"/>
+        </w:tabs>
+        <w:ind w:left="2880" w:hanging="360"/>
+      </w:pPr>
+      <w:rPr>
+        <w:rFonts w:ascii="Wingdings" w:hAnsi="Wingdings" w:hint="default"/>
+        <w:sz w:val="20"/>
+      </w:rPr>
+    </w:lvl>
+    <w:lvl w:ilvl="4" w:tentative="1">
+      <w:start w:val="1"/>
+      <w:numFmt w:val="bullet"/>
+      <w:lvlText w:val=""/>
+      <w:lvlJc w:val="left"/>
+      <w:pPr>
+        <w:tabs>
+          <w:tab w:val="num" w:pos="3600"/>
+        </w:tabs>
+        <w:ind w:left="3600" w:hanging="360"/>
+      </w:pPr>
+      <w:rPr>
+        <w:rFonts w:ascii="Wingdings" w:hAnsi="Wingdings" w:hint="default"/>
+        <w:sz w:val="20"/>
+      </w:rPr>
+    </w:lvl>
+    <w:lvl w:ilvl="5" w:tentative="1">
+      <w:start w:val="1"/>
+      <w:numFmt w:val="bullet"/>
+      <w:lvlText w:val=""/>
+      <w:lvlJc w:val="left"/>
+      <w:pPr>
+        <w:tabs>
+          <w:tab w:val="num" w:pos="4320"/>
+        </w:tabs>
+        <w:ind w:left="4320" w:hanging="360"/>
+      </w:pPr>
+      <w:rPr>
+        <w:rFonts w:ascii="Wingdings" w:hAnsi="Wingdings" w:hint="default"/>
+        <w:sz w:val="20"/>
+      </w:rPr>
+    </w:lvl>
+    <w:lvl w:ilvl="6" w:tentative="1">
+      <w:start w:val="1"/>
+      <w:numFmt w:val="bullet"/>
+      <w:lvlText w:val=""/>
+      <w:lvlJc w:val="left"/>
+      <w:pPr>
+        <w:tabs>
+          <w:tab w:val="num" w:pos="5040"/>
+        </w:tabs>
+        <w:ind w:left="5040" w:hanging="360"/>
+      </w:pPr>
+      <w:rPr>
+        <w:rFonts w:ascii="Wingdings" w:hAnsi="Wingdings" w:hint="default"/>
+        <w:sz w:val="20"/>
+      </w:rPr>
+    </w:lvl>
+    <w:lvl w:ilvl="7" w:tentative="1">
+      <w:start w:val="1"/>
+      <w:numFmt w:val="bullet"/>
+      <w:lvlText w:val=""/>
+      <w:lvlJc w:val="left"/>
+      <w:pPr>
+        <w:tabs>
+          <w:tab w:val="num" w:pos="5760"/>
+        </w:tabs>
+        <w:ind w:left="5760" w:hanging="360"/>
+      </w:pPr>
+      <w:rPr>
+        <w:rFonts w:ascii="Wingdings" w:hAnsi="Wingdings" w:hint="default"/>
+        <w:sz w:val="20"/>
+      </w:rPr>
+    </w:lvl>
+    <w:lvl w:ilvl="8" w:tentative="1">
+      <w:start w:val="1"/>
+      <w:numFmt w:val="bullet"/>
+      <w:lvlText w:val=""/>
+      <w:lvlJc w:val="left"/>
+      <w:pPr>
+        <w:tabs>
+          <w:tab w:val="num" w:pos="6480"/>
+        </w:tabs>
+        <w:ind w:left="6480" w:hanging="360"/>
+      </w:pPr>
+      <w:rPr>
+        <w:rFonts w:ascii="Wingdings" w:hAnsi="Wingdings" w:hint="default"/>
+        <w:sz w:val="20"/>
+      </w:rPr>
+    </w:lvl>
+  </w:abstractNum>
+  <w:abstractNum w:abstractNumId="45" w15:restartNumberingAfterBreak="0">
+    <w:nsid w:val="5BD83A68"/>
+    <w:multiLevelType w:val="multilevel"/>
+    <w:tmpl w:val="B7D63002"/>
+    <w:lvl w:ilvl="0">
+      <w:start w:val="1"/>
+      <w:numFmt w:val="bullet"/>
+      <w:lvlText w:val=""/>
+      <w:lvlJc w:val="left"/>
+      <w:pPr>
+        <w:tabs>
+          <w:tab w:val="num" w:pos="720"/>
+        </w:tabs>
+        <w:ind w:left="720" w:hanging="360"/>
+      </w:pPr>
+      <w:rPr>
+        <w:rFonts w:ascii="Symbol" w:hAnsi="Symbol" w:hint="default"/>
+        <w:sz w:val="20"/>
+      </w:rPr>
+    </w:lvl>
+    <w:lvl w:ilvl="1" w:tentative="1">
+      <w:start w:val="1"/>
+      <w:numFmt w:val="bullet"/>
+      <w:lvlText w:val="o"/>
+      <w:lvlJc w:val="left"/>
+      <w:pPr>
+        <w:tabs>
+          <w:tab w:val="num" w:pos="1440"/>
+        </w:tabs>
+        <w:ind w:left="1440" w:hanging="360"/>
+      </w:pPr>
+      <w:rPr>
+        <w:rFonts w:ascii="Courier New" w:hAnsi="Courier New" w:hint="default"/>
+        <w:sz w:val="20"/>
+      </w:rPr>
+    </w:lvl>
+    <w:lvl w:ilvl="2" w:tentative="1">
+      <w:start w:val="1"/>
+      <w:numFmt w:val="bullet"/>
+      <w:lvlText w:val=""/>
+      <w:lvlJc w:val="left"/>
+      <w:pPr>
+        <w:tabs>
+          <w:tab w:val="num" w:pos="2160"/>
+        </w:tabs>
+        <w:ind w:left="2160" w:hanging="360"/>
+      </w:pPr>
+      <w:rPr>
+        <w:rFonts w:ascii="Wingdings" w:hAnsi="Wingdings" w:hint="default"/>
+        <w:sz w:val="20"/>
+      </w:rPr>
+    </w:lvl>
+    <w:lvl w:ilvl="3" w:tentative="1">
+      <w:start w:val="1"/>
+      <w:numFmt w:val="bullet"/>
+      <w:lvlText w:val=""/>
+      <w:lvlJc w:val="left"/>
+      <w:pPr>
+        <w:tabs>
+          <w:tab w:val="num" w:pos="2880"/>
+        </w:tabs>
+        <w:ind w:left="2880" w:hanging="360"/>
+      </w:pPr>
+      <w:rPr>
+        <w:rFonts w:ascii="Wingdings" w:hAnsi="Wingdings" w:hint="default"/>
+        <w:sz w:val="20"/>
+      </w:rPr>
+    </w:lvl>
+    <w:lvl w:ilvl="4" w:tentative="1">
+      <w:start w:val="1"/>
+      <w:numFmt w:val="bullet"/>
+      <w:lvlText w:val=""/>
+      <w:lvlJc w:val="left"/>
+      <w:pPr>
+        <w:tabs>
+          <w:tab w:val="num" w:pos="3600"/>
+        </w:tabs>
+        <w:ind w:left="3600" w:hanging="360"/>
+      </w:pPr>
+      <w:rPr>
+        <w:rFonts w:ascii="Wingdings" w:hAnsi="Wingdings" w:hint="default"/>
+        <w:sz w:val="20"/>
+      </w:rPr>
+    </w:lvl>
+    <w:lvl w:ilvl="5" w:tentative="1">
+      <w:start w:val="1"/>
+      <w:numFmt w:val="bullet"/>
+      <w:lvlText w:val=""/>
+      <w:lvlJc w:val="left"/>
+      <w:pPr>
+        <w:tabs>
+          <w:tab w:val="num" w:pos="4320"/>
+        </w:tabs>
+        <w:ind w:left="4320" w:hanging="360"/>
+      </w:pPr>
+      <w:rPr>
+        <w:rFonts w:ascii="Wingdings" w:hAnsi="Wingdings" w:hint="default"/>
+        <w:sz w:val="20"/>
+      </w:rPr>
+    </w:lvl>
+    <w:lvl w:ilvl="6" w:tentative="1">
+      <w:start w:val="1"/>
+      <w:numFmt w:val="bullet"/>
+      <w:lvlText w:val=""/>
+      <w:lvlJc w:val="left"/>
+      <w:pPr>
+        <w:tabs>
+          <w:tab w:val="num" w:pos="5040"/>
+        </w:tabs>
+        <w:ind w:left="5040" w:hanging="360"/>
+      </w:pPr>
+      <w:rPr>
+        <w:rFonts w:ascii="Wingdings" w:hAnsi="Wingdings" w:hint="default"/>
+        <w:sz w:val="20"/>
+      </w:rPr>
+    </w:lvl>
+    <w:lvl w:ilvl="7" w:tentative="1">
+      <w:start w:val="1"/>
+      <w:numFmt w:val="bullet"/>
+      <w:lvlText w:val=""/>
+      <w:lvlJc w:val="left"/>
+      <w:pPr>
+        <w:tabs>
+          <w:tab w:val="num" w:pos="5760"/>
+        </w:tabs>
+        <w:ind w:left="5760" w:hanging="360"/>
+      </w:pPr>
+      <w:rPr>
+        <w:rFonts w:ascii="Wingdings" w:hAnsi="Wingdings" w:hint="default"/>
+        <w:sz w:val="20"/>
+      </w:rPr>
+    </w:lvl>
+    <w:lvl w:ilvl="8" w:tentative="1">
+      <w:start w:val="1"/>
+      <w:numFmt w:val="bullet"/>
+      <w:lvlText w:val=""/>
+      <w:lvlJc w:val="left"/>
+      <w:pPr>
+        <w:tabs>
+          <w:tab w:val="num" w:pos="6480"/>
+        </w:tabs>
+        <w:ind w:left="6480" w:hanging="360"/>
+      </w:pPr>
+      <w:rPr>
+        <w:rFonts w:ascii="Wingdings" w:hAnsi="Wingdings" w:hint="default"/>
+        <w:sz w:val="20"/>
+      </w:rPr>
+    </w:lvl>
+  </w:abstractNum>
+  <w:abstractNum w:abstractNumId="46" w15:restartNumberingAfterBreak="0">
+    <w:nsid w:val="5BE936FB"/>
+    <w:multiLevelType w:val="multilevel"/>
+    <w:tmpl w:val="CE56358A"/>
+    <w:lvl w:ilvl="0">
+      <w:start w:val="1"/>
+      <w:numFmt w:val="bullet"/>
+      <w:lvlText w:val=""/>
+      <w:lvlJc w:val="left"/>
+      <w:pPr>
+        <w:tabs>
+          <w:tab w:val="num" w:pos="720"/>
+        </w:tabs>
+        <w:ind w:left="720" w:hanging="360"/>
+      </w:pPr>
+      <w:rPr>
+        <w:rFonts w:ascii="Symbol" w:hAnsi="Symbol" w:hint="default"/>
+        <w:sz w:val="20"/>
+      </w:rPr>
+    </w:lvl>
+    <w:lvl w:ilvl="1" w:tentative="1">
+      <w:start w:val="1"/>
+      <w:numFmt w:val="bullet"/>
+      <w:lvlText w:val="o"/>
+      <w:lvlJc w:val="left"/>
+      <w:pPr>
+        <w:tabs>
+          <w:tab w:val="num" w:pos="1440"/>
+        </w:tabs>
+        <w:ind w:left="1440" w:hanging="360"/>
+      </w:pPr>
+      <w:rPr>
+        <w:rFonts w:ascii="Courier New" w:hAnsi="Courier New" w:hint="default"/>
+        <w:sz w:val="20"/>
+      </w:rPr>
+    </w:lvl>
+    <w:lvl w:ilvl="2" w:tentative="1">
+      <w:start w:val="1"/>
+      <w:numFmt w:val="bullet"/>
+      <w:lvlText w:val=""/>
+      <w:lvlJc w:val="left"/>
+      <w:pPr>
+        <w:tabs>
+          <w:tab w:val="num" w:pos="2160"/>
+        </w:tabs>
+        <w:ind w:left="2160" w:hanging="360"/>
+      </w:pPr>
+      <w:rPr>
+        <w:rFonts w:ascii="Wingdings" w:hAnsi="Wingdings" w:hint="default"/>
+        <w:sz w:val="20"/>
+      </w:rPr>
+    </w:lvl>
+    <w:lvl w:ilvl="3" w:tentative="1">
+      <w:start w:val="1"/>
+      <w:numFmt w:val="bullet"/>
+      <w:lvlText w:val=""/>
+      <w:lvlJc w:val="left"/>
+      <w:pPr>
+        <w:tabs>
+          <w:tab w:val="num" w:pos="2880"/>
+        </w:tabs>
+        <w:ind w:left="2880" w:hanging="360"/>
+      </w:pPr>
+      <w:rPr>
+        <w:rFonts w:ascii="Wingdings" w:hAnsi="Wingdings" w:hint="default"/>
+        <w:sz w:val="20"/>
+      </w:rPr>
+    </w:lvl>
+    <w:lvl w:ilvl="4" w:tentative="1">
+      <w:start w:val="1"/>
+      <w:numFmt w:val="bullet"/>
+      <w:lvlText w:val=""/>
+      <w:lvlJc w:val="left"/>
+      <w:pPr>
+        <w:tabs>
+          <w:tab w:val="num" w:pos="3600"/>
+        </w:tabs>
+        <w:ind w:left="3600" w:hanging="360"/>
+      </w:pPr>
+      <w:rPr>
+        <w:rFonts w:ascii="Wingdings" w:hAnsi="Wingdings" w:hint="default"/>
+        <w:sz w:val="20"/>
+      </w:rPr>
+    </w:lvl>
+    <w:lvl w:ilvl="5" w:tentative="1">
+      <w:start w:val="1"/>
+      <w:numFmt w:val="bullet"/>
+      <w:lvlText w:val=""/>
+      <w:lvlJc w:val="left"/>
+      <w:pPr>
+        <w:tabs>
+          <w:tab w:val="num" w:pos="4320"/>
+        </w:tabs>
+        <w:ind w:left="4320" w:hanging="360"/>
+      </w:pPr>
+      <w:rPr>
+        <w:rFonts w:ascii="Wingdings" w:hAnsi="Wingdings" w:hint="default"/>
+        <w:sz w:val="20"/>
+      </w:rPr>
+    </w:lvl>
+    <w:lvl w:ilvl="6" w:tentative="1">
+      <w:start w:val="1"/>
+      <w:numFmt w:val="bullet"/>
+      <w:lvlText w:val=""/>
+      <w:lvlJc w:val="left"/>
+      <w:pPr>
+        <w:tabs>
+          <w:tab w:val="num" w:pos="5040"/>
+        </w:tabs>
+        <w:ind w:left="5040" w:hanging="360"/>
+      </w:pPr>
+      <w:rPr>
+        <w:rFonts w:ascii="Wingdings" w:hAnsi="Wingdings" w:hint="default"/>
+        <w:sz w:val="20"/>
+      </w:rPr>
+    </w:lvl>
+    <w:lvl w:ilvl="7" w:tentative="1">
+      <w:start w:val="1"/>
+      <w:numFmt w:val="bullet"/>
+      <w:lvlText w:val=""/>
+      <w:lvlJc w:val="left"/>
+      <w:pPr>
+        <w:tabs>
+          <w:tab w:val="num" w:pos="5760"/>
+        </w:tabs>
+        <w:ind w:left="5760" w:hanging="360"/>
+      </w:pPr>
+      <w:rPr>
+        <w:rFonts w:ascii="Wingdings" w:hAnsi="Wingdings" w:hint="default"/>
+        <w:sz w:val="20"/>
+      </w:rPr>
+    </w:lvl>
+    <w:lvl w:ilvl="8" w:tentative="1">
+      <w:start w:val="1"/>
+      <w:numFmt w:val="bullet"/>
+      <w:lvlText w:val=""/>
+      <w:lvlJc w:val="left"/>
+      <w:pPr>
+        <w:tabs>
+          <w:tab w:val="num" w:pos="6480"/>
+        </w:tabs>
+        <w:ind w:left="6480" w:hanging="360"/>
+      </w:pPr>
+      <w:rPr>
+        <w:rFonts w:ascii="Wingdings" w:hAnsi="Wingdings" w:hint="default"/>
+        <w:sz w:val="20"/>
+      </w:rPr>
+    </w:lvl>
+  </w:abstractNum>
+  <w:abstractNum w:abstractNumId="47" w15:restartNumberingAfterBreak="0">
+    <w:nsid w:val="5BFD4C93"/>
+    <w:multiLevelType w:val="multilevel"/>
+    <w:tmpl w:val="C1DC9E60"/>
+    <w:lvl w:ilvl="0">
+      <w:start w:val="1"/>
+      <w:numFmt w:val="bullet"/>
+      <w:lvlText w:val=""/>
+      <w:lvlJc w:val="left"/>
+      <w:pPr>
+        <w:tabs>
+          <w:tab w:val="num" w:pos="720"/>
+        </w:tabs>
+        <w:ind w:left="720" w:hanging="360"/>
+      </w:pPr>
+      <w:rPr>
+        <w:rFonts w:ascii="Symbol" w:hAnsi="Symbol" w:hint="default"/>
+        <w:sz w:val="20"/>
+      </w:rPr>
+    </w:lvl>
+    <w:lvl w:ilvl="1" w:tentative="1">
+      <w:start w:val="1"/>
+      <w:numFmt w:val="bullet"/>
+      <w:lvlText w:val="o"/>
+      <w:lvlJc w:val="left"/>
+      <w:pPr>
+        <w:tabs>
+          <w:tab w:val="num" w:pos="1440"/>
+        </w:tabs>
+        <w:ind w:left="1440" w:hanging="360"/>
+      </w:pPr>
+      <w:rPr>
+        <w:rFonts w:ascii="Courier New" w:hAnsi="Courier New" w:hint="default"/>
+        <w:sz w:val="20"/>
+      </w:rPr>
+    </w:lvl>
+    <w:lvl w:ilvl="2" w:tentative="1">
+      <w:start w:val="1"/>
+      <w:numFmt w:val="bullet"/>
+      <w:lvlText w:val=""/>
+      <w:lvlJc w:val="left"/>
+      <w:pPr>
+        <w:tabs>
+          <w:tab w:val="num" w:pos="2160"/>
+        </w:tabs>
+        <w:ind w:left="2160" w:hanging="360"/>
+      </w:pPr>
+      <w:rPr>
+        <w:rFonts w:ascii="Wingdings" w:hAnsi="Wingdings" w:hint="default"/>
+        <w:sz w:val="20"/>
+      </w:rPr>
+    </w:lvl>
+    <w:lvl w:ilvl="3" w:tentative="1">
+      <w:start w:val="1"/>
+      <w:numFmt w:val="bullet"/>
+      <w:lvlText w:val=""/>
+      <w:lvlJc w:val="left"/>
+      <w:pPr>
+        <w:tabs>
+          <w:tab w:val="num" w:pos="2880"/>
+        </w:tabs>
+        <w:ind w:left="2880" w:hanging="360"/>
+      </w:pPr>
+      <w:rPr>
+        <w:rFonts w:ascii="Wingdings" w:hAnsi="Wingdings" w:hint="default"/>
+        <w:sz w:val="20"/>
+      </w:rPr>
+    </w:lvl>
+    <w:lvl w:ilvl="4" w:tentative="1">
+      <w:start w:val="1"/>
+      <w:numFmt w:val="bullet"/>
+      <w:lvlText w:val=""/>
+      <w:lvlJc w:val="left"/>
+      <w:pPr>
+        <w:tabs>
+          <w:tab w:val="num" w:pos="3600"/>
+        </w:tabs>
+        <w:ind w:left="3600" w:hanging="360"/>
+      </w:pPr>
+      <w:rPr>
+        <w:rFonts w:ascii="Wingdings" w:hAnsi="Wingdings" w:hint="default"/>
+        <w:sz w:val="20"/>
+      </w:rPr>
+    </w:lvl>
+    <w:lvl w:ilvl="5" w:tentative="1">
+      <w:start w:val="1"/>
+      <w:numFmt w:val="bullet"/>
+      <w:lvlText w:val=""/>
+      <w:lvlJc w:val="left"/>
+      <w:pPr>
+        <w:tabs>
+          <w:tab w:val="num" w:pos="4320"/>
+        </w:tabs>
+        <w:ind w:left="4320" w:hanging="360"/>
+      </w:pPr>
+      <w:rPr>
+        <w:rFonts w:ascii="Wingdings" w:hAnsi="Wingdings" w:hint="default"/>
+        <w:sz w:val="20"/>
+      </w:rPr>
+    </w:lvl>
+    <w:lvl w:ilvl="6" w:tentative="1">
+      <w:start w:val="1"/>
+      <w:numFmt w:val="bullet"/>
+      <w:lvlText w:val=""/>
+      <w:lvlJc w:val="left"/>
+      <w:pPr>
+        <w:tabs>
+          <w:tab w:val="num" w:pos="5040"/>
+        </w:tabs>
+        <w:ind w:left="5040" w:hanging="360"/>
+      </w:pPr>
+      <w:rPr>
+        <w:rFonts w:ascii="Wingdings" w:hAnsi="Wingdings" w:hint="default"/>
+        <w:sz w:val="20"/>
+      </w:rPr>
+    </w:lvl>
+    <w:lvl w:ilvl="7" w:tentative="1">
+      <w:start w:val="1"/>
+      <w:numFmt w:val="bullet"/>
+      <w:lvlText w:val=""/>
+      <w:lvlJc w:val="left"/>
+      <w:pPr>
+        <w:tabs>
+          <w:tab w:val="num" w:pos="5760"/>
+        </w:tabs>
+        <w:ind w:left="5760" w:hanging="360"/>
+      </w:pPr>
+      <w:rPr>
+        <w:rFonts w:ascii="Wingdings" w:hAnsi="Wingdings" w:hint="default"/>
+        <w:sz w:val="20"/>
+      </w:rPr>
+    </w:lvl>
+    <w:lvl w:ilvl="8" w:tentative="1">
+      <w:start w:val="1"/>
+      <w:numFmt w:val="bullet"/>
+      <w:lvlText w:val=""/>
+      <w:lvlJc w:val="left"/>
+      <w:pPr>
+        <w:tabs>
+          <w:tab w:val="num" w:pos="6480"/>
+        </w:tabs>
+        <w:ind w:left="6480" w:hanging="360"/>
+      </w:pPr>
+      <w:rPr>
+        <w:rFonts w:ascii="Wingdings" w:hAnsi="Wingdings" w:hint="default"/>
+        <w:sz w:val="20"/>
+      </w:rPr>
+    </w:lvl>
+  </w:abstractNum>
+  <w:abstractNum w:abstractNumId="48" w15:restartNumberingAfterBreak="0">
     <w:nsid w:val="61676812"/>
     <w:multiLevelType w:val="multilevel"/>
     <w:tmpl w:val="B2BA053C"/>
@@ -4921,7 +10925,7 @@
       </w:rPr>
     </w:lvl>
   </w:abstractNum>
-  <w:abstractNum w:abstractNumId="18" w15:restartNumberingAfterBreak="0">
+  <w:abstractNum w:abstractNumId="49" w15:restartNumberingAfterBreak="0">
     <w:nsid w:val="61A83F55"/>
     <w:multiLevelType w:val="multilevel"/>
     <w:tmpl w:val="E4981A8E"/>
@@ -5070,7 +11074,7 @@
       </w:rPr>
     </w:lvl>
   </w:abstractNum>
-  <w:abstractNum w:abstractNumId="19" w15:restartNumberingAfterBreak="0">
+  <w:abstractNum w:abstractNumId="50" w15:restartNumberingAfterBreak="0">
     <w:nsid w:val="655E262C"/>
     <w:multiLevelType w:val="multilevel"/>
     <w:tmpl w:val="28F6D0AA"/>
@@ -5219,7 +11223,156 @@
       </w:rPr>
     </w:lvl>
   </w:abstractNum>
-  <w:abstractNum w:abstractNumId="20" w15:restartNumberingAfterBreak="0">
+  <w:abstractNum w:abstractNumId="51" w15:restartNumberingAfterBreak="0">
+    <w:nsid w:val="66034BD1"/>
+    <w:multiLevelType w:val="multilevel"/>
+    <w:tmpl w:val="8892F1EC"/>
+    <w:lvl w:ilvl="0">
+      <w:start w:val="1"/>
+      <w:numFmt w:val="bullet"/>
+      <w:lvlText w:val=""/>
+      <w:lvlJc w:val="left"/>
+      <w:pPr>
+        <w:tabs>
+          <w:tab w:val="num" w:pos="720"/>
+        </w:tabs>
+        <w:ind w:left="720" w:hanging="360"/>
+      </w:pPr>
+      <w:rPr>
+        <w:rFonts w:ascii="Symbol" w:hAnsi="Symbol" w:hint="default"/>
+        <w:sz w:val="20"/>
+      </w:rPr>
+    </w:lvl>
+    <w:lvl w:ilvl="1" w:tentative="1">
+      <w:start w:val="1"/>
+      <w:numFmt w:val="bullet"/>
+      <w:lvlText w:val="o"/>
+      <w:lvlJc w:val="left"/>
+      <w:pPr>
+        <w:tabs>
+          <w:tab w:val="num" w:pos="1440"/>
+        </w:tabs>
+        <w:ind w:left="1440" w:hanging="360"/>
+      </w:pPr>
+      <w:rPr>
+        <w:rFonts w:ascii="Courier New" w:hAnsi="Courier New" w:hint="default"/>
+        <w:sz w:val="20"/>
+      </w:rPr>
+    </w:lvl>
+    <w:lvl w:ilvl="2" w:tentative="1">
+      <w:start w:val="1"/>
+      <w:numFmt w:val="bullet"/>
+      <w:lvlText w:val=""/>
+      <w:lvlJc w:val="left"/>
+      <w:pPr>
+        <w:tabs>
+          <w:tab w:val="num" w:pos="2160"/>
+        </w:tabs>
+        <w:ind w:left="2160" w:hanging="360"/>
+      </w:pPr>
+      <w:rPr>
+        <w:rFonts w:ascii="Wingdings" w:hAnsi="Wingdings" w:hint="default"/>
+        <w:sz w:val="20"/>
+      </w:rPr>
+    </w:lvl>
+    <w:lvl w:ilvl="3" w:tentative="1">
+      <w:start w:val="1"/>
+      <w:numFmt w:val="bullet"/>
+      <w:lvlText w:val=""/>
+      <w:lvlJc w:val="left"/>
+      <w:pPr>
+        <w:tabs>
+          <w:tab w:val="num" w:pos="2880"/>
+        </w:tabs>
+        <w:ind w:left="2880" w:hanging="360"/>
+      </w:pPr>
+      <w:rPr>
+        <w:rFonts w:ascii="Wingdings" w:hAnsi="Wingdings" w:hint="default"/>
+        <w:sz w:val="20"/>
+      </w:rPr>
+    </w:lvl>
+    <w:lvl w:ilvl="4" w:tentative="1">
+      <w:start w:val="1"/>
+      <w:numFmt w:val="bullet"/>
+      <w:lvlText w:val=""/>
+      <w:lvlJc w:val="left"/>
+      <w:pPr>
+        <w:tabs>
+          <w:tab w:val="num" w:pos="3600"/>
+        </w:tabs>
+        <w:ind w:left="3600" w:hanging="360"/>
+      </w:pPr>
+      <w:rPr>
+        <w:rFonts w:ascii="Wingdings" w:hAnsi="Wingdings" w:hint="default"/>
+        <w:sz w:val="20"/>
+      </w:rPr>
+    </w:lvl>
+    <w:lvl w:ilvl="5" w:tentative="1">
+      <w:start w:val="1"/>
+      <w:numFmt w:val="bullet"/>
+      <w:lvlText w:val=""/>
+      <w:lvlJc w:val="left"/>
+      <w:pPr>
+        <w:tabs>
+          <w:tab w:val="num" w:pos="4320"/>
+        </w:tabs>
+        <w:ind w:left="4320" w:hanging="360"/>
+      </w:pPr>
+      <w:rPr>
+        <w:rFonts w:ascii="Wingdings" w:hAnsi="Wingdings" w:hint="default"/>
+        <w:sz w:val="20"/>
+      </w:rPr>
+    </w:lvl>
+    <w:lvl w:ilvl="6" w:tentative="1">
+      <w:start w:val="1"/>
+      <w:numFmt w:val="bullet"/>
+      <w:lvlText w:val=""/>
+      <w:lvlJc w:val="left"/>
+      <w:pPr>
+        <w:tabs>
+          <w:tab w:val="num" w:pos="5040"/>
+        </w:tabs>
+        <w:ind w:left="5040" w:hanging="360"/>
+      </w:pPr>
+      <w:rPr>
+        <w:rFonts w:ascii="Wingdings" w:hAnsi="Wingdings" w:hint="default"/>
+        <w:sz w:val="20"/>
+      </w:rPr>
+    </w:lvl>
+    <w:lvl w:ilvl="7" w:tentative="1">
+      <w:start w:val="1"/>
+      <w:numFmt w:val="bullet"/>
+      <w:lvlText w:val=""/>
+      <w:lvlJc w:val="left"/>
+      <w:pPr>
+        <w:tabs>
+          <w:tab w:val="num" w:pos="5760"/>
+        </w:tabs>
+        <w:ind w:left="5760" w:hanging="360"/>
+      </w:pPr>
+      <w:rPr>
+        <w:rFonts w:ascii="Wingdings" w:hAnsi="Wingdings" w:hint="default"/>
+        <w:sz w:val="20"/>
+      </w:rPr>
+    </w:lvl>
+    <w:lvl w:ilvl="8" w:tentative="1">
+      <w:start w:val="1"/>
+      <w:numFmt w:val="bullet"/>
+      <w:lvlText w:val=""/>
+      <w:lvlJc w:val="left"/>
+      <w:pPr>
+        <w:tabs>
+          <w:tab w:val="num" w:pos="6480"/>
+        </w:tabs>
+        <w:ind w:left="6480" w:hanging="360"/>
+      </w:pPr>
+      <w:rPr>
+        <w:rFonts w:ascii="Wingdings" w:hAnsi="Wingdings" w:hint="default"/>
+        <w:sz w:val="20"/>
+      </w:rPr>
+    </w:lvl>
+  </w:abstractNum>
+  <w:abstractNum w:abstractNumId="52" w15:restartNumberingAfterBreak="0">
     <w:nsid w:val="66115A4F"/>
     <w:multiLevelType w:val="multilevel"/>
     <w:tmpl w:val="882EDBBE"/>
@@ -5332,7 +11485,7 @@
       </w:pPr>
     </w:lvl>
   </w:abstractNum>
-  <w:abstractNum w:abstractNumId="21" w15:restartNumberingAfterBreak="0">
+  <w:abstractNum w:abstractNumId="53" w15:restartNumberingAfterBreak="0">
     <w:nsid w:val="6B52795B"/>
     <w:multiLevelType w:val="multilevel"/>
     <w:tmpl w:val="C4F45866"/>
@@ -5481,7 +11634,156 @@
       </w:rPr>
     </w:lvl>
   </w:abstractNum>
-  <w:abstractNum w:abstractNumId="22" w15:restartNumberingAfterBreak="0">
+  <w:abstractNum w:abstractNumId="54" w15:restartNumberingAfterBreak="0">
+    <w:nsid w:val="6BDD3F25"/>
+    <w:multiLevelType w:val="multilevel"/>
+    <w:tmpl w:val="76A62306"/>
+    <w:lvl w:ilvl="0">
+      <w:start w:val="1"/>
+      <w:numFmt w:val="bullet"/>
+      <w:lvlText w:val=""/>
+      <w:lvlJc w:val="left"/>
+      <w:pPr>
+        <w:tabs>
+          <w:tab w:val="num" w:pos="720"/>
+        </w:tabs>
+        <w:ind w:left="720" w:hanging="360"/>
+      </w:pPr>
+      <w:rPr>
+        <w:rFonts w:ascii="Symbol" w:hAnsi="Symbol" w:hint="default"/>
+        <w:sz w:val="20"/>
+      </w:rPr>
+    </w:lvl>
+    <w:lvl w:ilvl="1" w:tentative="1">
+      <w:start w:val="1"/>
+      <w:numFmt w:val="bullet"/>
+      <w:lvlText w:val="o"/>
+      <w:lvlJc w:val="left"/>
+      <w:pPr>
+        <w:tabs>
+          <w:tab w:val="num" w:pos="1440"/>
+        </w:tabs>
+        <w:ind w:left="1440" w:hanging="360"/>
+      </w:pPr>
+      <w:rPr>
+        <w:rFonts w:ascii="Courier New" w:hAnsi="Courier New" w:hint="default"/>
+        <w:sz w:val="20"/>
+      </w:rPr>
+    </w:lvl>
+    <w:lvl w:ilvl="2" w:tentative="1">
+      <w:start w:val="1"/>
+      <w:numFmt w:val="bullet"/>
+      <w:lvlText w:val=""/>
+      <w:lvlJc w:val="left"/>
+      <w:pPr>
+        <w:tabs>
+          <w:tab w:val="num" w:pos="2160"/>
+        </w:tabs>
+        <w:ind w:left="2160" w:hanging="360"/>
+      </w:pPr>
+      <w:rPr>
+        <w:rFonts w:ascii="Wingdings" w:hAnsi="Wingdings" w:hint="default"/>
+        <w:sz w:val="20"/>
+      </w:rPr>
+    </w:lvl>
+    <w:lvl w:ilvl="3" w:tentative="1">
+      <w:start w:val="1"/>
+      <w:numFmt w:val="bullet"/>
+      <w:lvlText w:val=""/>
+      <w:lvlJc w:val="left"/>
+      <w:pPr>
+        <w:tabs>
+          <w:tab w:val="num" w:pos="2880"/>
+        </w:tabs>
+        <w:ind w:left="2880" w:hanging="360"/>
+      </w:pPr>
+      <w:rPr>
+        <w:rFonts w:ascii="Wingdings" w:hAnsi="Wingdings" w:hint="default"/>
+        <w:sz w:val="20"/>
+      </w:rPr>
+    </w:lvl>
+    <w:lvl w:ilvl="4" w:tentative="1">
+      <w:start w:val="1"/>
+      <w:numFmt w:val="bullet"/>
+      <w:lvlText w:val=""/>
+      <w:lvlJc w:val="left"/>
+      <w:pPr>
+        <w:tabs>
+          <w:tab w:val="num" w:pos="3600"/>
+        </w:tabs>
+        <w:ind w:left="3600" w:hanging="360"/>
+      </w:pPr>
+      <w:rPr>
+        <w:rFonts w:ascii="Wingdings" w:hAnsi="Wingdings" w:hint="default"/>
+        <w:sz w:val="20"/>
+      </w:rPr>
+    </w:lvl>
+    <w:lvl w:ilvl="5" w:tentative="1">
+      <w:start w:val="1"/>
+      <w:numFmt w:val="bullet"/>
+      <w:lvlText w:val=""/>
+      <w:lvlJc w:val="left"/>
+      <w:pPr>
+        <w:tabs>
+          <w:tab w:val="num" w:pos="4320"/>
+        </w:tabs>
+        <w:ind w:left="4320" w:hanging="360"/>
+      </w:pPr>
+      <w:rPr>
+        <w:rFonts w:ascii="Wingdings" w:hAnsi="Wingdings" w:hint="default"/>
+        <w:sz w:val="20"/>
+      </w:rPr>
+    </w:lvl>
+    <w:lvl w:ilvl="6" w:tentative="1">
+      <w:start w:val="1"/>
+      <w:numFmt w:val="bullet"/>
+      <w:lvlText w:val=""/>
+      <w:lvlJc w:val="left"/>
+      <w:pPr>
+        <w:tabs>
+          <w:tab w:val="num" w:pos="5040"/>
+        </w:tabs>
+        <w:ind w:left="5040" w:hanging="360"/>
+      </w:pPr>
+      <w:rPr>
+        <w:rFonts w:ascii="Wingdings" w:hAnsi="Wingdings" w:hint="default"/>
+        <w:sz w:val="20"/>
+      </w:rPr>
+    </w:lvl>
+    <w:lvl w:ilvl="7" w:tentative="1">
+      <w:start w:val="1"/>
+      <w:numFmt w:val="bullet"/>
+      <w:lvlText w:val=""/>
+      <w:lvlJc w:val="left"/>
+      <w:pPr>
+        <w:tabs>
+          <w:tab w:val="num" w:pos="5760"/>
+        </w:tabs>
+        <w:ind w:left="5760" w:hanging="360"/>
+      </w:pPr>
+      <w:rPr>
+        <w:rFonts w:ascii="Wingdings" w:hAnsi="Wingdings" w:hint="default"/>
+        <w:sz w:val="20"/>
+      </w:rPr>
+    </w:lvl>
+    <w:lvl w:ilvl="8" w:tentative="1">
+      <w:start w:val="1"/>
+      <w:numFmt w:val="bullet"/>
+      <w:lvlText w:val=""/>
+      <w:lvlJc w:val="left"/>
+      <w:pPr>
+        <w:tabs>
+          <w:tab w:val="num" w:pos="6480"/>
+        </w:tabs>
+        <w:ind w:left="6480" w:hanging="360"/>
+      </w:pPr>
+      <w:rPr>
+        <w:rFonts w:ascii="Wingdings" w:hAnsi="Wingdings" w:hint="default"/>
+        <w:sz w:val="20"/>
+      </w:rPr>
+    </w:lvl>
+  </w:abstractNum>
+  <w:abstractNum w:abstractNumId="55" w15:restartNumberingAfterBreak="0">
     <w:nsid w:val="74274C46"/>
     <w:multiLevelType w:val="multilevel"/>
     <w:tmpl w:val="C026EF82"/>
@@ -5630,7 +11932,454 @@
       </w:rPr>
     </w:lvl>
   </w:abstractNum>
-  <w:abstractNum w:abstractNumId="23" w15:restartNumberingAfterBreak="0">
+  <w:abstractNum w:abstractNumId="56" w15:restartNumberingAfterBreak="0">
+    <w:nsid w:val="753116FE"/>
+    <w:multiLevelType w:val="multilevel"/>
+    <w:tmpl w:val="687E150C"/>
+    <w:lvl w:ilvl="0">
+      <w:start w:val="1"/>
+      <w:numFmt w:val="bullet"/>
+      <w:lvlText w:val=""/>
+      <w:lvlJc w:val="left"/>
+      <w:pPr>
+        <w:tabs>
+          <w:tab w:val="num" w:pos="720"/>
+        </w:tabs>
+        <w:ind w:left="720" w:hanging="360"/>
+      </w:pPr>
+      <w:rPr>
+        <w:rFonts w:ascii="Symbol" w:hAnsi="Symbol" w:hint="default"/>
+        <w:sz w:val="20"/>
+      </w:rPr>
+    </w:lvl>
+    <w:lvl w:ilvl="1" w:tentative="1">
+      <w:start w:val="1"/>
+      <w:numFmt w:val="bullet"/>
+      <w:lvlText w:val="o"/>
+      <w:lvlJc w:val="left"/>
+      <w:pPr>
+        <w:tabs>
+          <w:tab w:val="num" w:pos="1440"/>
+        </w:tabs>
+        <w:ind w:left="1440" w:hanging="360"/>
+      </w:pPr>
+      <w:rPr>
+        <w:rFonts w:ascii="Courier New" w:hAnsi="Courier New" w:hint="default"/>
+        <w:sz w:val="20"/>
+      </w:rPr>
+    </w:lvl>
+    <w:lvl w:ilvl="2" w:tentative="1">
+      <w:start w:val="1"/>
+      <w:numFmt w:val="bullet"/>
+      <w:lvlText w:val=""/>
+      <w:lvlJc w:val="left"/>
+      <w:pPr>
+        <w:tabs>
+          <w:tab w:val="num" w:pos="2160"/>
+        </w:tabs>
+        <w:ind w:left="2160" w:hanging="360"/>
+      </w:pPr>
+      <w:rPr>
+        <w:rFonts w:ascii="Wingdings" w:hAnsi="Wingdings" w:hint="default"/>
+        <w:sz w:val="20"/>
+      </w:rPr>
+    </w:lvl>
+    <w:lvl w:ilvl="3" w:tentative="1">
+      <w:start w:val="1"/>
+      <w:numFmt w:val="bullet"/>
+      <w:lvlText w:val=""/>
+      <w:lvlJc w:val="left"/>
+      <w:pPr>
+        <w:tabs>
+          <w:tab w:val="num" w:pos="2880"/>
+        </w:tabs>
+        <w:ind w:left="2880" w:hanging="360"/>
+      </w:pPr>
+      <w:rPr>
+        <w:rFonts w:ascii="Wingdings" w:hAnsi="Wingdings" w:hint="default"/>
+        <w:sz w:val="20"/>
+      </w:rPr>
+    </w:lvl>
+    <w:lvl w:ilvl="4" w:tentative="1">
+      <w:start w:val="1"/>
+      <w:numFmt w:val="bullet"/>
+      <w:lvlText w:val=""/>
+      <w:lvlJc w:val="left"/>
+      <w:pPr>
+        <w:tabs>
+          <w:tab w:val="num" w:pos="3600"/>
+        </w:tabs>
+        <w:ind w:left="3600" w:hanging="360"/>
+      </w:pPr>
+      <w:rPr>
+        <w:rFonts w:ascii="Wingdings" w:hAnsi="Wingdings" w:hint="default"/>
+        <w:sz w:val="20"/>
+      </w:rPr>
+    </w:lvl>
+    <w:lvl w:ilvl="5" w:tentative="1">
+      <w:start w:val="1"/>
+      <w:numFmt w:val="bullet"/>
+      <w:lvlText w:val=""/>
+      <w:lvlJc w:val="left"/>
+      <w:pPr>
+        <w:tabs>
+          <w:tab w:val="num" w:pos="4320"/>
+        </w:tabs>
+        <w:ind w:left="4320" w:hanging="360"/>
+      </w:pPr>
+      <w:rPr>
+        <w:rFonts w:ascii="Wingdings" w:hAnsi="Wingdings" w:hint="default"/>
+        <w:sz w:val="20"/>
+      </w:rPr>
+    </w:lvl>
+    <w:lvl w:ilvl="6" w:tentative="1">
+      <w:start w:val="1"/>
+      <w:numFmt w:val="bullet"/>
+      <w:lvlText w:val=""/>
+      <w:lvlJc w:val="left"/>
+      <w:pPr>
+        <w:tabs>
+          <w:tab w:val="num" w:pos="5040"/>
+        </w:tabs>
+        <w:ind w:left="5040" w:hanging="360"/>
+      </w:pPr>
+      <w:rPr>
+        <w:rFonts w:ascii="Wingdings" w:hAnsi="Wingdings" w:hint="default"/>
+        <w:sz w:val="20"/>
+      </w:rPr>
+    </w:lvl>
+    <w:lvl w:ilvl="7" w:tentative="1">
+      <w:start w:val="1"/>
+      <w:numFmt w:val="bullet"/>
+      <w:lvlText w:val=""/>
+      <w:lvlJc w:val="left"/>
+      <w:pPr>
+        <w:tabs>
+          <w:tab w:val="num" w:pos="5760"/>
+        </w:tabs>
+        <w:ind w:left="5760" w:hanging="360"/>
+      </w:pPr>
+      <w:rPr>
+        <w:rFonts w:ascii="Wingdings" w:hAnsi="Wingdings" w:hint="default"/>
+        <w:sz w:val="20"/>
+      </w:rPr>
+    </w:lvl>
+    <w:lvl w:ilvl="8" w:tentative="1">
+      <w:start w:val="1"/>
+      <w:numFmt w:val="bullet"/>
+      <w:lvlText w:val=""/>
+      <w:lvlJc w:val="left"/>
+      <w:pPr>
+        <w:tabs>
+          <w:tab w:val="num" w:pos="6480"/>
+        </w:tabs>
+        <w:ind w:left="6480" w:hanging="360"/>
+      </w:pPr>
+      <w:rPr>
+        <w:rFonts w:ascii="Wingdings" w:hAnsi="Wingdings" w:hint="default"/>
+        <w:sz w:val="20"/>
+      </w:rPr>
+    </w:lvl>
+  </w:abstractNum>
+  <w:abstractNum w:abstractNumId="57" w15:restartNumberingAfterBreak="0">
+    <w:nsid w:val="755E6B11"/>
+    <w:multiLevelType w:val="multilevel"/>
+    <w:tmpl w:val="57167E72"/>
+    <w:lvl w:ilvl="0">
+      <w:start w:val="1"/>
+      <w:numFmt w:val="bullet"/>
+      <w:lvlText w:val=""/>
+      <w:lvlJc w:val="left"/>
+      <w:pPr>
+        <w:tabs>
+          <w:tab w:val="num" w:pos="720"/>
+        </w:tabs>
+        <w:ind w:left="720" w:hanging="360"/>
+      </w:pPr>
+      <w:rPr>
+        <w:rFonts w:ascii="Symbol" w:hAnsi="Symbol" w:hint="default"/>
+        <w:sz w:val="20"/>
+      </w:rPr>
+    </w:lvl>
+    <w:lvl w:ilvl="1" w:tentative="1">
+      <w:start w:val="1"/>
+      <w:numFmt w:val="bullet"/>
+      <w:lvlText w:val="o"/>
+      <w:lvlJc w:val="left"/>
+      <w:pPr>
+        <w:tabs>
+          <w:tab w:val="num" w:pos="1440"/>
+        </w:tabs>
+        <w:ind w:left="1440" w:hanging="360"/>
+      </w:pPr>
+      <w:rPr>
+        <w:rFonts w:ascii="Courier New" w:hAnsi="Courier New" w:hint="default"/>
+        <w:sz w:val="20"/>
+      </w:rPr>
+    </w:lvl>
+    <w:lvl w:ilvl="2" w:tentative="1">
+      <w:start w:val="1"/>
+      <w:numFmt w:val="bullet"/>
+      <w:lvlText w:val=""/>
+      <w:lvlJc w:val="left"/>
+      <w:pPr>
+        <w:tabs>
+          <w:tab w:val="num" w:pos="2160"/>
+        </w:tabs>
+        <w:ind w:left="2160" w:hanging="360"/>
+      </w:pPr>
+      <w:rPr>
+        <w:rFonts w:ascii="Wingdings" w:hAnsi="Wingdings" w:hint="default"/>
+        <w:sz w:val="20"/>
+      </w:rPr>
+    </w:lvl>
+    <w:lvl w:ilvl="3" w:tentative="1">
+      <w:start w:val="1"/>
+      <w:numFmt w:val="bullet"/>
+      <w:lvlText w:val=""/>
+      <w:lvlJc w:val="left"/>
+      <w:pPr>
+        <w:tabs>
+          <w:tab w:val="num" w:pos="2880"/>
+        </w:tabs>
+        <w:ind w:left="2880" w:hanging="360"/>
+      </w:pPr>
+      <w:rPr>
+        <w:rFonts w:ascii="Wingdings" w:hAnsi="Wingdings" w:hint="default"/>
+        <w:sz w:val="20"/>
+      </w:rPr>
+    </w:lvl>
+    <w:lvl w:ilvl="4" w:tentative="1">
+      <w:start w:val="1"/>
+      <w:numFmt w:val="bullet"/>
+      <w:lvlText w:val=""/>
+      <w:lvlJc w:val="left"/>
+      <w:pPr>
+        <w:tabs>
+          <w:tab w:val="num" w:pos="3600"/>
+        </w:tabs>
+        <w:ind w:left="3600" w:hanging="360"/>
+      </w:pPr>
+      <w:rPr>
+        <w:rFonts w:ascii="Wingdings" w:hAnsi="Wingdings" w:hint="default"/>
+        <w:sz w:val="20"/>
+      </w:rPr>
+    </w:lvl>
+    <w:lvl w:ilvl="5" w:tentative="1">
+      <w:start w:val="1"/>
+      <w:numFmt w:val="bullet"/>
+      <w:lvlText w:val=""/>
+      <w:lvlJc w:val="left"/>
+      <w:pPr>
+        <w:tabs>
+          <w:tab w:val="num" w:pos="4320"/>
+        </w:tabs>
+        <w:ind w:left="4320" w:hanging="360"/>
+      </w:pPr>
+      <w:rPr>
+        <w:rFonts w:ascii="Wingdings" w:hAnsi="Wingdings" w:hint="default"/>
+        <w:sz w:val="20"/>
+      </w:rPr>
+    </w:lvl>
+    <w:lvl w:ilvl="6" w:tentative="1">
+      <w:start w:val="1"/>
+      <w:numFmt w:val="bullet"/>
+      <w:lvlText w:val=""/>
+      <w:lvlJc w:val="left"/>
+      <w:pPr>
+        <w:tabs>
+          <w:tab w:val="num" w:pos="5040"/>
+        </w:tabs>
+        <w:ind w:left="5040" w:hanging="360"/>
+      </w:pPr>
+      <w:rPr>
+        <w:rFonts w:ascii="Wingdings" w:hAnsi="Wingdings" w:hint="default"/>
+        <w:sz w:val="20"/>
+      </w:rPr>
+    </w:lvl>
+    <w:lvl w:ilvl="7" w:tentative="1">
+      <w:start w:val="1"/>
+      <w:numFmt w:val="bullet"/>
+      <w:lvlText w:val=""/>
+      <w:lvlJc w:val="left"/>
+      <w:pPr>
+        <w:tabs>
+          <w:tab w:val="num" w:pos="5760"/>
+        </w:tabs>
+        <w:ind w:left="5760" w:hanging="360"/>
+      </w:pPr>
+      <w:rPr>
+        <w:rFonts w:ascii="Wingdings" w:hAnsi="Wingdings" w:hint="default"/>
+        <w:sz w:val="20"/>
+      </w:rPr>
+    </w:lvl>
+    <w:lvl w:ilvl="8" w:tentative="1">
+      <w:start w:val="1"/>
+      <w:numFmt w:val="bullet"/>
+      <w:lvlText w:val=""/>
+      <w:lvlJc w:val="left"/>
+      <w:pPr>
+        <w:tabs>
+          <w:tab w:val="num" w:pos="6480"/>
+        </w:tabs>
+        <w:ind w:left="6480" w:hanging="360"/>
+      </w:pPr>
+      <w:rPr>
+        <w:rFonts w:ascii="Wingdings" w:hAnsi="Wingdings" w:hint="default"/>
+        <w:sz w:val="20"/>
+      </w:rPr>
+    </w:lvl>
+  </w:abstractNum>
+  <w:abstractNum w:abstractNumId="58" w15:restartNumberingAfterBreak="0">
+    <w:nsid w:val="76667A8E"/>
+    <w:multiLevelType w:val="multilevel"/>
+    <w:tmpl w:val="D6749D20"/>
+    <w:lvl w:ilvl="0">
+      <w:start w:val="1"/>
+      <w:numFmt w:val="bullet"/>
+      <w:lvlText w:val=""/>
+      <w:lvlJc w:val="left"/>
+      <w:pPr>
+        <w:tabs>
+          <w:tab w:val="num" w:pos="720"/>
+        </w:tabs>
+        <w:ind w:left="720" w:hanging="360"/>
+      </w:pPr>
+      <w:rPr>
+        <w:rFonts w:ascii="Symbol" w:hAnsi="Symbol" w:hint="default"/>
+        <w:sz w:val="20"/>
+      </w:rPr>
+    </w:lvl>
+    <w:lvl w:ilvl="1" w:tentative="1">
+      <w:start w:val="1"/>
+      <w:numFmt w:val="bullet"/>
+      <w:lvlText w:val="o"/>
+      <w:lvlJc w:val="left"/>
+      <w:pPr>
+        <w:tabs>
+          <w:tab w:val="num" w:pos="1440"/>
+        </w:tabs>
+        <w:ind w:left="1440" w:hanging="360"/>
+      </w:pPr>
+      <w:rPr>
+        <w:rFonts w:ascii="Courier New" w:hAnsi="Courier New" w:hint="default"/>
+        <w:sz w:val="20"/>
+      </w:rPr>
+    </w:lvl>
+    <w:lvl w:ilvl="2" w:tentative="1">
+      <w:start w:val="1"/>
+      <w:numFmt w:val="bullet"/>
+      <w:lvlText w:val=""/>
+      <w:lvlJc w:val="left"/>
+      <w:pPr>
+        <w:tabs>
+          <w:tab w:val="num" w:pos="2160"/>
+        </w:tabs>
+        <w:ind w:left="2160" w:hanging="360"/>
+      </w:pPr>
+      <w:rPr>
+        <w:rFonts w:ascii="Wingdings" w:hAnsi="Wingdings" w:hint="default"/>
+        <w:sz w:val="20"/>
+      </w:rPr>
+    </w:lvl>
+    <w:lvl w:ilvl="3" w:tentative="1">
+      <w:start w:val="1"/>
+      <w:numFmt w:val="bullet"/>
+      <w:lvlText w:val=""/>
+      <w:lvlJc w:val="left"/>
+      <w:pPr>
+        <w:tabs>
+          <w:tab w:val="num" w:pos="2880"/>
+        </w:tabs>
+        <w:ind w:left="2880" w:hanging="360"/>
+      </w:pPr>
+      <w:rPr>
+        <w:rFonts w:ascii="Wingdings" w:hAnsi="Wingdings" w:hint="default"/>
+        <w:sz w:val="20"/>
+      </w:rPr>
+    </w:lvl>
+    <w:lvl w:ilvl="4" w:tentative="1">
+      <w:start w:val="1"/>
+      <w:numFmt w:val="bullet"/>
+      <w:lvlText w:val=""/>
+      <w:lvlJc w:val="left"/>
+      <w:pPr>
+        <w:tabs>
+          <w:tab w:val="num" w:pos="3600"/>
+        </w:tabs>
+        <w:ind w:left="3600" w:hanging="360"/>
+      </w:pPr>
+      <w:rPr>
+        <w:rFonts w:ascii="Wingdings" w:hAnsi="Wingdings" w:hint="default"/>
+        <w:sz w:val="20"/>
+      </w:rPr>
+    </w:lvl>
+    <w:lvl w:ilvl="5" w:tentative="1">
+      <w:start w:val="1"/>
+      <w:numFmt w:val="bullet"/>
+      <w:lvlText w:val=""/>
+      <w:lvlJc w:val="left"/>
+      <w:pPr>
+        <w:tabs>
+          <w:tab w:val="num" w:pos="4320"/>
+        </w:tabs>
+        <w:ind w:left="4320" w:hanging="360"/>
+      </w:pPr>
+      <w:rPr>
+        <w:rFonts w:ascii="Wingdings" w:hAnsi="Wingdings" w:hint="default"/>
+        <w:sz w:val="20"/>
+      </w:rPr>
+    </w:lvl>
+    <w:lvl w:ilvl="6" w:tentative="1">
+      <w:start w:val="1"/>
+      <w:numFmt w:val="bullet"/>
+      <w:lvlText w:val=""/>
+      <w:lvlJc w:val="left"/>
+      <w:pPr>
+        <w:tabs>
+          <w:tab w:val="num" w:pos="5040"/>
+        </w:tabs>
+        <w:ind w:left="5040" w:hanging="360"/>
+      </w:pPr>
+      <w:rPr>
+        <w:rFonts w:ascii="Wingdings" w:hAnsi="Wingdings" w:hint="default"/>
+        <w:sz w:val="20"/>
+      </w:rPr>
+    </w:lvl>
+    <w:lvl w:ilvl="7" w:tentative="1">
+      <w:start w:val="1"/>
+      <w:numFmt w:val="bullet"/>
+      <w:lvlText w:val=""/>
+      <w:lvlJc w:val="left"/>
+      <w:pPr>
+        <w:tabs>
+          <w:tab w:val="num" w:pos="5760"/>
+        </w:tabs>
+        <w:ind w:left="5760" w:hanging="360"/>
+      </w:pPr>
+      <w:rPr>
+        <w:rFonts w:ascii="Wingdings" w:hAnsi="Wingdings" w:hint="default"/>
+        <w:sz w:val="20"/>
+      </w:rPr>
+    </w:lvl>
+    <w:lvl w:ilvl="8" w:tentative="1">
+      <w:start w:val="1"/>
+      <w:numFmt w:val="bullet"/>
+      <w:lvlText w:val=""/>
+      <w:lvlJc w:val="left"/>
+      <w:pPr>
+        <w:tabs>
+          <w:tab w:val="num" w:pos="6480"/>
+        </w:tabs>
+        <w:ind w:left="6480" w:hanging="360"/>
+      </w:pPr>
+      <w:rPr>
+        <w:rFonts w:ascii="Wingdings" w:hAnsi="Wingdings" w:hint="default"/>
+        <w:sz w:val="20"/>
+      </w:rPr>
+    </w:lvl>
+  </w:abstractNum>
+  <w:abstractNum w:abstractNumId="59" w15:restartNumberingAfterBreak="0">
     <w:nsid w:val="769A434E"/>
     <w:multiLevelType w:val="multilevel"/>
     <w:tmpl w:val="73EED0F0"/>
@@ -5779,7 +12528,454 @@
       </w:rPr>
     </w:lvl>
   </w:abstractNum>
-  <w:abstractNum w:abstractNumId="24" w15:restartNumberingAfterBreak="0">
+  <w:abstractNum w:abstractNumId="60" w15:restartNumberingAfterBreak="0">
+    <w:nsid w:val="79686C97"/>
+    <w:multiLevelType w:val="multilevel"/>
+    <w:tmpl w:val="3E84D3B2"/>
+    <w:lvl w:ilvl="0">
+      <w:start w:val="1"/>
+      <w:numFmt w:val="bullet"/>
+      <w:lvlText w:val=""/>
+      <w:lvlJc w:val="left"/>
+      <w:pPr>
+        <w:tabs>
+          <w:tab w:val="num" w:pos="720"/>
+        </w:tabs>
+        <w:ind w:left="720" w:hanging="360"/>
+      </w:pPr>
+      <w:rPr>
+        <w:rFonts w:ascii="Symbol" w:hAnsi="Symbol" w:hint="default"/>
+        <w:sz w:val="20"/>
+      </w:rPr>
+    </w:lvl>
+    <w:lvl w:ilvl="1" w:tentative="1">
+      <w:start w:val="1"/>
+      <w:numFmt w:val="bullet"/>
+      <w:lvlText w:val="o"/>
+      <w:lvlJc w:val="left"/>
+      <w:pPr>
+        <w:tabs>
+          <w:tab w:val="num" w:pos="1440"/>
+        </w:tabs>
+        <w:ind w:left="1440" w:hanging="360"/>
+      </w:pPr>
+      <w:rPr>
+        <w:rFonts w:ascii="Courier New" w:hAnsi="Courier New" w:hint="default"/>
+        <w:sz w:val="20"/>
+      </w:rPr>
+    </w:lvl>
+    <w:lvl w:ilvl="2" w:tentative="1">
+      <w:start w:val="1"/>
+      <w:numFmt w:val="bullet"/>
+      <w:lvlText w:val=""/>
+      <w:lvlJc w:val="left"/>
+      <w:pPr>
+        <w:tabs>
+          <w:tab w:val="num" w:pos="2160"/>
+        </w:tabs>
+        <w:ind w:left="2160" w:hanging="360"/>
+      </w:pPr>
+      <w:rPr>
+        <w:rFonts w:ascii="Wingdings" w:hAnsi="Wingdings" w:hint="default"/>
+        <w:sz w:val="20"/>
+      </w:rPr>
+    </w:lvl>
+    <w:lvl w:ilvl="3" w:tentative="1">
+      <w:start w:val="1"/>
+      <w:numFmt w:val="bullet"/>
+      <w:lvlText w:val=""/>
+      <w:lvlJc w:val="left"/>
+      <w:pPr>
+        <w:tabs>
+          <w:tab w:val="num" w:pos="2880"/>
+        </w:tabs>
+        <w:ind w:left="2880" w:hanging="360"/>
+      </w:pPr>
+      <w:rPr>
+        <w:rFonts w:ascii="Wingdings" w:hAnsi="Wingdings" w:hint="default"/>
+        <w:sz w:val="20"/>
+      </w:rPr>
+    </w:lvl>
+    <w:lvl w:ilvl="4" w:tentative="1">
+      <w:start w:val="1"/>
+      <w:numFmt w:val="bullet"/>
+      <w:lvlText w:val=""/>
+      <w:lvlJc w:val="left"/>
+      <w:pPr>
+        <w:tabs>
+          <w:tab w:val="num" w:pos="3600"/>
+        </w:tabs>
+        <w:ind w:left="3600" w:hanging="360"/>
+      </w:pPr>
+      <w:rPr>
+        <w:rFonts w:ascii="Wingdings" w:hAnsi="Wingdings" w:hint="default"/>
+        <w:sz w:val="20"/>
+      </w:rPr>
+    </w:lvl>
+    <w:lvl w:ilvl="5" w:tentative="1">
+      <w:start w:val="1"/>
+      <w:numFmt w:val="bullet"/>
+      <w:lvlText w:val=""/>
+      <w:lvlJc w:val="left"/>
+      <w:pPr>
+        <w:tabs>
+          <w:tab w:val="num" w:pos="4320"/>
+        </w:tabs>
+        <w:ind w:left="4320" w:hanging="360"/>
+      </w:pPr>
+      <w:rPr>
+        <w:rFonts w:ascii="Wingdings" w:hAnsi="Wingdings" w:hint="default"/>
+        <w:sz w:val="20"/>
+      </w:rPr>
+    </w:lvl>
+    <w:lvl w:ilvl="6" w:tentative="1">
+      <w:start w:val="1"/>
+      <w:numFmt w:val="bullet"/>
+      <w:lvlText w:val=""/>
+      <w:lvlJc w:val="left"/>
+      <w:pPr>
+        <w:tabs>
+          <w:tab w:val="num" w:pos="5040"/>
+        </w:tabs>
+        <w:ind w:left="5040" w:hanging="360"/>
+      </w:pPr>
+      <w:rPr>
+        <w:rFonts w:ascii="Wingdings" w:hAnsi="Wingdings" w:hint="default"/>
+        <w:sz w:val="20"/>
+      </w:rPr>
+    </w:lvl>
+    <w:lvl w:ilvl="7" w:tentative="1">
+      <w:start w:val="1"/>
+      <w:numFmt w:val="bullet"/>
+      <w:lvlText w:val=""/>
+      <w:lvlJc w:val="left"/>
+      <w:pPr>
+        <w:tabs>
+          <w:tab w:val="num" w:pos="5760"/>
+        </w:tabs>
+        <w:ind w:left="5760" w:hanging="360"/>
+      </w:pPr>
+      <w:rPr>
+        <w:rFonts w:ascii="Wingdings" w:hAnsi="Wingdings" w:hint="default"/>
+        <w:sz w:val="20"/>
+      </w:rPr>
+    </w:lvl>
+    <w:lvl w:ilvl="8" w:tentative="1">
+      <w:start w:val="1"/>
+      <w:numFmt w:val="bullet"/>
+      <w:lvlText w:val=""/>
+      <w:lvlJc w:val="left"/>
+      <w:pPr>
+        <w:tabs>
+          <w:tab w:val="num" w:pos="6480"/>
+        </w:tabs>
+        <w:ind w:left="6480" w:hanging="360"/>
+      </w:pPr>
+      <w:rPr>
+        <w:rFonts w:ascii="Wingdings" w:hAnsi="Wingdings" w:hint="default"/>
+        <w:sz w:val="20"/>
+      </w:rPr>
+    </w:lvl>
+  </w:abstractNum>
+  <w:abstractNum w:abstractNumId="61" w15:restartNumberingAfterBreak="0">
+    <w:nsid w:val="798539D2"/>
+    <w:multiLevelType w:val="multilevel"/>
+    <w:tmpl w:val="D37818E2"/>
+    <w:lvl w:ilvl="0">
+      <w:start w:val="1"/>
+      <w:numFmt w:val="bullet"/>
+      <w:lvlText w:val=""/>
+      <w:lvlJc w:val="left"/>
+      <w:pPr>
+        <w:tabs>
+          <w:tab w:val="num" w:pos="720"/>
+        </w:tabs>
+        <w:ind w:left="720" w:hanging="360"/>
+      </w:pPr>
+      <w:rPr>
+        <w:rFonts w:ascii="Symbol" w:hAnsi="Symbol" w:hint="default"/>
+        <w:sz w:val="20"/>
+      </w:rPr>
+    </w:lvl>
+    <w:lvl w:ilvl="1" w:tentative="1">
+      <w:start w:val="1"/>
+      <w:numFmt w:val="bullet"/>
+      <w:lvlText w:val="o"/>
+      <w:lvlJc w:val="left"/>
+      <w:pPr>
+        <w:tabs>
+          <w:tab w:val="num" w:pos="1440"/>
+        </w:tabs>
+        <w:ind w:left="1440" w:hanging="360"/>
+      </w:pPr>
+      <w:rPr>
+        <w:rFonts w:ascii="Courier New" w:hAnsi="Courier New" w:hint="default"/>
+        <w:sz w:val="20"/>
+      </w:rPr>
+    </w:lvl>
+    <w:lvl w:ilvl="2" w:tentative="1">
+      <w:start w:val="1"/>
+      <w:numFmt w:val="bullet"/>
+      <w:lvlText w:val=""/>
+      <w:lvlJc w:val="left"/>
+      <w:pPr>
+        <w:tabs>
+          <w:tab w:val="num" w:pos="2160"/>
+        </w:tabs>
+        <w:ind w:left="2160" w:hanging="360"/>
+      </w:pPr>
+      <w:rPr>
+        <w:rFonts w:ascii="Wingdings" w:hAnsi="Wingdings" w:hint="default"/>
+        <w:sz w:val="20"/>
+      </w:rPr>
+    </w:lvl>
+    <w:lvl w:ilvl="3" w:tentative="1">
+      <w:start w:val="1"/>
+      <w:numFmt w:val="bullet"/>
+      <w:lvlText w:val=""/>
+      <w:lvlJc w:val="left"/>
+      <w:pPr>
+        <w:tabs>
+          <w:tab w:val="num" w:pos="2880"/>
+        </w:tabs>
+        <w:ind w:left="2880" w:hanging="360"/>
+      </w:pPr>
+      <w:rPr>
+        <w:rFonts w:ascii="Wingdings" w:hAnsi="Wingdings" w:hint="default"/>
+        <w:sz w:val="20"/>
+      </w:rPr>
+    </w:lvl>
+    <w:lvl w:ilvl="4" w:tentative="1">
+      <w:start w:val="1"/>
+      <w:numFmt w:val="bullet"/>
+      <w:lvlText w:val=""/>
+      <w:lvlJc w:val="left"/>
+      <w:pPr>
+        <w:tabs>
+          <w:tab w:val="num" w:pos="3600"/>
+        </w:tabs>
+        <w:ind w:left="3600" w:hanging="360"/>
+      </w:pPr>
+      <w:rPr>
+        <w:rFonts w:ascii="Wingdings" w:hAnsi="Wingdings" w:hint="default"/>
+        <w:sz w:val="20"/>
+      </w:rPr>
+    </w:lvl>
+    <w:lvl w:ilvl="5" w:tentative="1">
+      <w:start w:val="1"/>
+      <w:numFmt w:val="bullet"/>
+      <w:lvlText w:val=""/>
+      <w:lvlJc w:val="left"/>
+      <w:pPr>
+        <w:tabs>
+          <w:tab w:val="num" w:pos="4320"/>
+        </w:tabs>
+        <w:ind w:left="4320" w:hanging="360"/>
+      </w:pPr>
+      <w:rPr>
+        <w:rFonts w:ascii="Wingdings" w:hAnsi="Wingdings" w:hint="default"/>
+        <w:sz w:val="20"/>
+      </w:rPr>
+    </w:lvl>
+    <w:lvl w:ilvl="6" w:tentative="1">
+      <w:start w:val="1"/>
+      <w:numFmt w:val="bullet"/>
+      <w:lvlText w:val=""/>
+      <w:lvlJc w:val="left"/>
+      <w:pPr>
+        <w:tabs>
+          <w:tab w:val="num" w:pos="5040"/>
+        </w:tabs>
+        <w:ind w:left="5040" w:hanging="360"/>
+      </w:pPr>
+      <w:rPr>
+        <w:rFonts w:ascii="Wingdings" w:hAnsi="Wingdings" w:hint="default"/>
+        <w:sz w:val="20"/>
+      </w:rPr>
+    </w:lvl>
+    <w:lvl w:ilvl="7" w:tentative="1">
+      <w:start w:val="1"/>
+      <w:numFmt w:val="bullet"/>
+      <w:lvlText w:val=""/>
+      <w:lvlJc w:val="left"/>
+      <w:pPr>
+        <w:tabs>
+          <w:tab w:val="num" w:pos="5760"/>
+        </w:tabs>
+        <w:ind w:left="5760" w:hanging="360"/>
+      </w:pPr>
+      <w:rPr>
+        <w:rFonts w:ascii="Wingdings" w:hAnsi="Wingdings" w:hint="default"/>
+        <w:sz w:val="20"/>
+      </w:rPr>
+    </w:lvl>
+    <w:lvl w:ilvl="8" w:tentative="1">
+      <w:start w:val="1"/>
+      <w:numFmt w:val="bullet"/>
+      <w:lvlText w:val=""/>
+      <w:lvlJc w:val="left"/>
+      <w:pPr>
+        <w:tabs>
+          <w:tab w:val="num" w:pos="6480"/>
+        </w:tabs>
+        <w:ind w:left="6480" w:hanging="360"/>
+      </w:pPr>
+      <w:rPr>
+        <w:rFonts w:ascii="Wingdings" w:hAnsi="Wingdings" w:hint="default"/>
+        <w:sz w:val="20"/>
+      </w:rPr>
+    </w:lvl>
+  </w:abstractNum>
+  <w:abstractNum w:abstractNumId="62" w15:restartNumberingAfterBreak="0">
+    <w:nsid w:val="7E460F1D"/>
+    <w:multiLevelType w:val="multilevel"/>
+    <w:tmpl w:val="DCC27762"/>
+    <w:lvl w:ilvl="0">
+      <w:start w:val="1"/>
+      <w:numFmt w:val="bullet"/>
+      <w:lvlText w:val=""/>
+      <w:lvlJc w:val="left"/>
+      <w:pPr>
+        <w:tabs>
+          <w:tab w:val="num" w:pos="720"/>
+        </w:tabs>
+        <w:ind w:left="720" w:hanging="360"/>
+      </w:pPr>
+      <w:rPr>
+        <w:rFonts w:ascii="Symbol" w:hAnsi="Symbol" w:hint="default"/>
+        <w:sz w:val="20"/>
+      </w:rPr>
+    </w:lvl>
+    <w:lvl w:ilvl="1" w:tentative="1">
+      <w:start w:val="1"/>
+      <w:numFmt w:val="bullet"/>
+      <w:lvlText w:val="o"/>
+      <w:lvlJc w:val="left"/>
+      <w:pPr>
+        <w:tabs>
+          <w:tab w:val="num" w:pos="1440"/>
+        </w:tabs>
+        <w:ind w:left="1440" w:hanging="360"/>
+      </w:pPr>
+      <w:rPr>
+        <w:rFonts w:ascii="Courier New" w:hAnsi="Courier New" w:hint="default"/>
+        <w:sz w:val="20"/>
+      </w:rPr>
+    </w:lvl>
+    <w:lvl w:ilvl="2" w:tentative="1">
+      <w:start w:val="1"/>
+      <w:numFmt w:val="bullet"/>
+      <w:lvlText w:val=""/>
+      <w:lvlJc w:val="left"/>
+      <w:pPr>
+        <w:tabs>
+          <w:tab w:val="num" w:pos="2160"/>
+        </w:tabs>
+        <w:ind w:left="2160" w:hanging="360"/>
+      </w:pPr>
+      <w:rPr>
+        <w:rFonts w:ascii="Wingdings" w:hAnsi="Wingdings" w:hint="default"/>
+        <w:sz w:val="20"/>
+      </w:rPr>
+    </w:lvl>
+    <w:lvl w:ilvl="3" w:tentative="1">
+      <w:start w:val="1"/>
+      <w:numFmt w:val="bullet"/>
+      <w:lvlText w:val=""/>
+      <w:lvlJc w:val="left"/>
+      <w:pPr>
+        <w:tabs>
+          <w:tab w:val="num" w:pos="2880"/>
+        </w:tabs>
+        <w:ind w:left="2880" w:hanging="360"/>
+      </w:pPr>
+      <w:rPr>
+        <w:rFonts w:ascii="Wingdings" w:hAnsi="Wingdings" w:hint="default"/>
+        <w:sz w:val="20"/>
+      </w:rPr>
+    </w:lvl>
+    <w:lvl w:ilvl="4" w:tentative="1">
+      <w:start w:val="1"/>
+      <w:numFmt w:val="bullet"/>
+      <w:lvlText w:val=""/>
+      <w:lvlJc w:val="left"/>
+      <w:pPr>
+        <w:tabs>
+          <w:tab w:val="num" w:pos="3600"/>
+        </w:tabs>
+        <w:ind w:left="3600" w:hanging="360"/>
+      </w:pPr>
+      <w:rPr>
+        <w:rFonts w:ascii="Wingdings" w:hAnsi="Wingdings" w:hint="default"/>
+        <w:sz w:val="20"/>
+      </w:rPr>
+    </w:lvl>
+    <w:lvl w:ilvl="5" w:tentative="1">
+      <w:start w:val="1"/>
+      <w:numFmt w:val="bullet"/>
+      <w:lvlText w:val=""/>
+      <w:lvlJc w:val="left"/>
+      <w:pPr>
+        <w:tabs>
+          <w:tab w:val="num" w:pos="4320"/>
+        </w:tabs>
+        <w:ind w:left="4320" w:hanging="360"/>
+      </w:pPr>
+      <w:rPr>
+        <w:rFonts w:ascii="Wingdings" w:hAnsi="Wingdings" w:hint="default"/>
+        <w:sz w:val="20"/>
+      </w:rPr>
+    </w:lvl>
+    <w:lvl w:ilvl="6" w:tentative="1">
+      <w:start w:val="1"/>
+      <w:numFmt w:val="bullet"/>
+      <w:lvlText w:val=""/>
+      <w:lvlJc w:val="left"/>
+      <w:pPr>
+        <w:tabs>
+          <w:tab w:val="num" w:pos="5040"/>
+        </w:tabs>
+        <w:ind w:left="5040" w:hanging="360"/>
+      </w:pPr>
+      <w:rPr>
+        <w:rFonts w:ascii="Wingdings" w:hAnsi="Wingdings" w:hint="default"/>
+        <w:sz w:val="20"/>
+      </w:rPr>
+    </w:lvl>
+    <w:lvl w:ilvl="7" w:tentative="1">
+      <w:start w:val="1"/>
+      <w:numFmt w:val="bullet"/>
+      <w:lvlText w:val=""/>
+      <w:lvlJc w:val="left"/>
+      <w:pPr>
+        <w:tabs>
+          <w:tab w:val="num" w:pos="5760"/>
+        </w:tabs>
+        <w:ind w:left="5760" w:hanging="360"/>
+      </w:pPr>
+      <w:rPr>
+        <w:rFonts w:ascii="Wingdings" w:hAnsi="Wingdings" w:hint="default"/>
+        <w:sz w:val="20"/>
+      </w:rPr>
+    </w:lvl>
+    <w:lvl w:ilvl="8" w:tentative="1">
+      <w:start w:val="1"/>
+      <w:numFmt w:val="bullet"/>
+      <w:lvlText w:val=""/>
+      <w:lvlJc w:val="left"/>
+      <w:pPr>
+        <w:tabs>
+          <w:tab w:val="num" w:pos="6480"/>
+        </w:tabs>
+        <w:ind w:left="6480" w:hanging="360"/>
+      </w:pPr>
+      <w:rPr>
+        <w:rFonts w:ascii="Wingdings" w:hAnsi="Wingdings" w:hint="default"/>
+        <w:sz w:val="20"/>
+      </w:rPr>
+    </w:lvl>
+  </w:abstractNum>
+  <w:abstractNum w:abstractNumId="63" w15:restartNumberingAfterBreak="0">
     <w:nsid w:val="7FBD3723"/>
     <w:multiLevelType w:val="multilevel"/>
     <w:tmpl w:val="D026D816"/>
@@ -5925,79 +13121,196 @@
     </w:lvl>
   </w:abstractNum>
   <w:num w:numId="1" w16cid:durableId="789055715">
+    <w:abstractNumId w:val="24"/>
+  </w:num>
+  <w:num w:numId="2" w16cid:durableId="657996558">
+    <w:abstractNumId w:val="29"/>
+  </w:num>
+  <w:num w:numId="3" w16cid:durableId="1959483227">
+    <w:abstractNumId w:val="23"/>
+  </w:num>
+  <w:num w:numId="4" w16cid:durableId="1851794988">
+    <w:abstractNumId w:val="2"/>
+  </w:num>
+  <w:num w:numId="5" w16cid:durableId="1226841335">
+    <w:abstractNumId w:val="9"/>
+  </w:num>
+  <w:num w:numId="6" w16cid:durableId="500243886">
+    <w:abstractNumId w:val="63"/>
+  </w:num>
+  <w:num w:numId="7" w16cid:durableId="1202671723">
+    <w:abstractNumId w:val="50"/>
+  </w:num>
+  <w:num w:numId="8" w16cid:durableId="1227110535">
+    <w:abstractNumId w:val="52"/>
+  </w:num>
+  <w:num w:numId="9" w16cid:durableId="1931310896">
+    <w:abstractNumId w:val="11"/>
+  </w:num>
+  <w:num w:numId="10" w16cid:durableId="1827087548">
+    <w:abstractNumId w:val="34"/>
+  </w:num>
+  <w:num w:numId="11" w16cid:durableId="608243347">
+    <w:abstractNumId w:val="7"/>
+  </w:num>
+  <w:num w:numId="12" w16cid:durableId="318654954">
+    <w:abstractNumId w:val="49"/>
+  </w:num>
+  <w:num w:numId="13" w16cid:durableId="1699115015">
+    <w:abstractNumId w:val="53"/>
+  </w:num>
+  <w:num w:numId="14" w16cid:durableId="1639873547">
+    <w:abstractNumId w:val="42"/>
+  </w:num>
+  <w:num w:numId="15" w16cid:durableId="384377446">
+    <w:abstractNumId w:val="18"/>
+  </w:num>
+  <w:num w:numId="16" w16cid:durableId="295450340">
+    <w:abstractNumId w:val="27"/>
+  </w:num>
+  <w:num w:numId="17" w16cid:durableId="1561015806">
+    <w:abstractNumId w:val="32"/>
+  </w:num>
+  <w:num w:numId="18" w16cid:durableId="466243507">
+    <w:abstractNumId w:val="14"/>
+  </w:num>
+  <w:num w:numId="19" w16cid:durableId="937983036">
+    <w:abstractNumId w:val="43"/>
+  </w:num>
+  <w:num w:numId="20" w16cid:durableId="140387845">
+    <w:abstractNumId w:val="48"/>
+  </w:num>
+  <w:num w:numId="21" w16cid:durableId="1486094605">
+    <w:abstractNumId w:val="40"/>
+  </w:num>
+  <w:num w:numId="22" w16cid:durableId="94441505">
+    <w:abstractNumId w:val="1"/>
+  </w:num>
+  <w:num w:numId="23" w16cid:durableId="1846439392">
+    <w:abstractNumId w:val="55"/>
+  </w:num>
+  <w:num w:numId="24" w16cid:durableId="453522913">
+    <w:abstractNumId w:val="59"/>
+  </w:num>
+  <w:num w:numId="25" w16cid:durableId="1995910897">
+    <w:abstractNumId w:val="36"/>
+  </w:num>
+  <w:num w:numId="26" w16cid:durableId="110976784">
+    <w:abstractNumId w:val="26"/>
+  </w:num>
+  <w:num w:numId="27" w16cid:durableId="1292056639">
+    <w:abstractNumId w:val="33"/>
+  </w:num>
+  <w:num w:numId="28" w16cid:durableId="2013142521">
     <w:abstractNumId w:val="8"/>
   </w:num>
-  <w:num w:numId="2" w16cid:durableId="657996558">
+  <w:num w:numId="29" w16cid:durableId="1490554864">
+    <w:abstractNumId w:val="5"/>
+  </w:num>
+  <w:num w:numId="30" w16cid:durableId="1658878496">
+    <w:abstractNumId w:val="22"/>
+  </w:num>
+  <w:num w:numId="31" w16cid:durableId="2121028837">
+    <w:abstractNumId w:val="54"/>
+  </w:num>
+  <w:num w:numId="32" w16cid:durableId="1869023444">
+    <w:abstractNumId w:val="28"/>
+  </w:num>
+  <w:num w:numId="33" w16cid:durableId="253247705">
+    <w:abstractNumId w:val="45"/>
+  </w:num>
+  <w:num w:numId="34" w16cid:durableId="1892303840">
+    <w:abstractNumId w:val="60"/>
+  </w:num>
+  <w:num w:numId="35" w16cid:durableId="1881357475">
+    <w:abstractNumId w:val="31"/>
+  </w:num>
+  <w:num w:numId="36" w16cid:durableId="1799764415">
+    <w:abstractNumId w:val="61"/>
+  </w:num>
+  <w:num w:numId="37" w16cid:durableId="463738547">
+    <w:abstractNumId w:val="6"/>
+  </w:num>
+  <w:num w:numId="38" w16cid:durableId="873201935">
+    <w:abstractNumId w:val="12"/>
+  </w:num>
+  <w:num w:numId="39" w16cid:durableId="51118136">
+    <w:abstractNumId w:val="41"/>
+  </w:num>
+  <w:num w:numId="40" w16cid:durableId="1064795050">
+    <w:abstractNumId w:val="13"/>
+  </w:num>
+  <w:num w:numId="41" w16cid:durableId="595677861">
+    <w:abstractNumId w:val="62"/>
+  </w:num>
+  <w:num w:numId="42" w16cid:durableId="701321982">
+    <w:abstractNumId w:val="47"/>
+  </w:num>
+  <w:num w:numId="43" w16cid:durableId="2013989585">
+    <w:abstractNumId w:val="20"/>
+  </w:num>
+  <w:num w:numId="44" w16cid:durableId="1921986579">
+    <w:abstractNumId w:val="21"/>
+  </w:num>
+  <w:num w:numId="45" w16cid:durableId="884101926">
+    <w:abstractNumId w:val="58"/>
+  </w:num>
+  <w:num w:numId="46" w16cid:durableId="1305163055">
+    <w:abstractNumId w:val="15"/>
+  </w:num>
+  <w:num w:numId="47" w16cid:durableId="753667866">
+    <w:abstractNumId w:val="17"/>
+  </w:num>
+  <w:num w:numId="48" w16cid:durableId="140000866">
     <w:abstractNumId w:val="10"/>
   </w:num>
-  <w:num w:numId="3" w16cid:durableId="1959483227">
-    <w:abstractNumId w:val="7"/>
-  </w:num>
-  <w:num w:numId="4" w16cid:durableId="1851794988">
-    <w:abstractNumId w:val="1"/>
-  </w:num>
-  <w:num w:numId="5" w16cid:durableId="1226841335">
+  <w:num w:numId="49" w16cid:durableId="1971478283">
     <w:abstractNumId w:val="3"/>
   </w:num>
-  <w:num w:numId="6" w16cid:durableId="500243886">
-    <w:abstractNumId w:val="24"/>
+  <w:num w:numId="50" w16cid:durableId="2036424570">
+    <w:abstractNumId w:val="56"/>
   </w:num>
-  <w:num w:numId="7" w16cid:durableId="1202671723">
+  <w:num w:numId="51" w16cid:durableId="1995335552">
+    <w:abstractNumId w:val="4"/>
+  </w:num>
+  <w:num w:numId="52" w16cid:durableId="1016418196">
+    <w:abstractNumId w:val="46"/>
+  </w:num>
+  <w:num w:numId="53" w16cid:durableId="1155026770">
+    <w:abstractNumId w:val="30"/>
+  </w:num>
+  <w:num w:numId="54" w16cid:durableId="736242135">
+    <w:abstractNumId w:val="37"/>
+  </w:num>
+  <w:num w:numId="55" w16cid:durableId="1264458708">
+    <w:abstractNumId w:val="51"/>
+  </w:num>
+  <w:num w:numId="56" w16cid:durableId="2019841377">
+    <w:abstractNumId w:val="39"/>
+  </w:num>
+  <w:num w:numId="57" w16cid:durableId="1584027689">
     <w:abstractNumId w:val="19"/>
   </w:num>
-  <w:num w:numId="8" w16cid:durableId="1227110535">
-    <w:abstractNumId w:val="20"/>
+  <w:num w:numId="58" w16cid:durableId="850526769">
+    <w:abstractNumId w:val="44"/>
   </w:num>
-  <w:num w:numId="9" w16cid:durableId="1931310896">
-    <w:abstractNumId w:val="4"/>
+  <w:num w:numId="59" w16cid:durableId="578637002">
+    <w:abstractNumId w:val="38"/>
   </w:num>
-  <w:num w:numId="10" w16cid:durableId="1827087548">
-    <w:abstractNumId w:val="12"/>
+  <w:num w:numId="60" w16cid:durableId="1781995190">
+    <w:abstractNumId w:val="25"/>
   </w:num>
-  <w:num w:numId="11" w16cid:durableId="608243347">
-    <w:abstractNumId w:val="2"/>
+  <w:num w:numId="61" w16cid:durableId="1105660983">
+    <w:abstractNumId w:val="57"/>
   </w:num>
-  <w:num w:numId="12" w16cid:durableId="318654954">
-    <w:abstractNumId w:val="18"/>
+  <w:num w:numId="62" w16cid:durableId="1588004827">
+    <w:abstractNumId w:val="35"/>
   </w:num>
-  <w:num w:numId="13" w16cid:durableId="1699115015">
-    <w:abstractNumId w:val="21"/>
-  </w:num>
-  <w:num w:numId="14" w16cid:durableId="1639873547">
-    <w:abstractNumId w:val="15"/>
-  </w:num>
-  <w:num w:numId="15" w16cid:durableId="384377446">
-    <w:abstractNumId w:val="6"/>
-  </w:num>
-  <w:num w:numId="16" w16cid:durableId="295450340">
-    <w:abstractNumId w:val="9"/>
-  </w:num>
-  <w:num w:numId="17" w16cid:durableId="1561015806">
-    <w:abstractNumId w:val="11"/>
-  </w:num>
-  <w:num w:numId="18" w16cid:durableId="466243507">
-    <w:abstractNumId w:val="5"/>
-  </w:num>
-  <w:num w:numId="19" w16cid:durableId="937983036">
+  <w:num w:numId="63" w16cid:durableId="1418819204">
     <w:abstractNumId w:val="16"/>
   </w:num>
-  <w:num w:numId="20" w16cid:durableId="140387845">
-    <w:abstractNumId w:val="17"/>
-  </w:num>
-  <w:num w:numId="21" w16cid:durableId="1486094605">
-    <w:abstractNumId w:val="14"/>
-  </w:num>
-  <w:num w:numId="22" w16cid:durableId="94441505">
+  <w:num w:numId="64" w16cid:durableId="695278330">
     <w:abstractNumId w:val="0"/>
-  </w:num>
-  <w:num w:numId="23" w16cid:durableId="1846439392">
-    <w:abstractNumId w:val="22"/>
-  </w:num>
-  <w:num w:numId="24" w16cid:durableId="453522913">
-    <w:abstractNumId w:val="23"/>
-  </w:num>
-  <w:num w:numId="25" w16cid:durableId="1995910897">
-    <w:abstractNumId w:val="13"/>
   </w:num>
 </w:numbering>
 </file>
